--- a/docs/Pack_Aliado_Gabriel_Barrios/docx/06_Proyeccion_12M.docx
+++ b/docs/Pack_Aliado_Gabriel_Barrios/docx/06_Proyeccion_12M.docx
@@ -489,6 +489,128 @@
       </w:r>
     </w:p>
     <w:p>
+      <w:r/>
+      <w:r>
+        <w:rPr>
+          <w:b/>
+        </w:rPr>
+        <w:t>Puente con unit economics:</w:t>
+      </w:r>
+      <w:r>
+        <w:t xml:space="preserve"> con </w:t>
+      </w:r>
+      <w:r>
+        <w:rPr>
+          <w:b/>
+        </w:rPr>
+        <w:t>ARPF ~50 USD/mes</w:t>
+      </w:r>
+      <w:r>
+        <w:t xml:space="preserve">, </w:t>
+      </w:r>
+      <w:r>
+        <w:rPr>
+          <w:b/>
+        </w:rPr>
+        <w:t>CAC ~139 USD</w:t>
+      </w:r>
+      <w:r>
+        <w:t xml:space="preserve"> y </w:t>
+      </w:r>
+      <w:r>
+        <w:rPr>
+          <w:b/>
+        </w:rPr>
+        <w:t>LTV/CAC ~7,2×</w:t>
+      </w:r>
+      <w:r>
+        <w:t xml:space="preserve">, cada farmacia nueva debería pagarse sola en </w:t>
+      </w:r>
+      <w:r>
+        <w:rPr>
+          <w:b/>
+        </w:rPr>
+        <w:t>~2,8 meses</w:t>
+      </w:r>
+      <w:r>
+        <w:t xml:space="preserve"> — la proyección asume que la curva comercial sostiene ese ritmo.</w:t>
+      </w:r>
+    </w:p>
+    <w:p>
+      <w:r>
+        <w:t>────────────────────────────────────────</w:t>
+      </w:r>
+    </w:p>
+    <w:p>
+      <w:pPr>
+        <w:pStyle w:val="Heading1"/>
+      </w:pPr>
+      <w:r>
+        <w:t>Cómo leer este documento</w:t>
+      </w:r>
+    </w:p>
+    <w:p>
+      <w:r>
+        <w:t xml:space="preserve">Gabriel, este archivo no es un Excel ni un modelo contable. Es la </w:t>
+      </w:r>
+      <w:r>
+        <w:rPr>
+          <w:b/>
+        </w:rPr>
+        <w:t>traducción en lenguaje de negocio</w:t>
+      </w:r>
+      <w:r>
+        <w:t xml:space="preserve"> de tres piezas del pack interno: presupuesto de 12 meses, unit economics y plan comercial. Los números ancla son los del escenario </w:t>
+      </w:r>
+      <w:r>
+        <w:rPr>
+          <w:b/>
+        </w:rPr>
+        <w:t>Lean</w:t>
+      </w:r>
+      <w:r>
+        <w:t xml:space="preserve">; al final verás </w:t>
+      </w:r>
+      <w:r>
+        <w:rPr>
+          <w:b/>
+        </w:rPr>
+        <w:t>Lean+</w:t>
+      </w:r>
+      <w:r>
+        <w:t xml:space="preserve">, </w:t>
+      </w:r>
+      <w:r>
+        <w:rPr>
+          <w:b/>
+        </w:rPr>
+        <w:t>pesimista</w:t>
+      </w:r>
+      <w:r>
+        <w:t xml:space="preserve"> y </w:t>
+      </w:r>
+      <w:r>
+        <w:rPr>
+          <w:b/>
+        </w:rPr>
+        <w:t>optimista</w:t>
+      </w:r>
+      <w:r>
+        <w:t xml:space="preserve"> para discutir qué pasa si Carabobo responde mejor o peor de lo esperado.</w:t>
+      </w:r>
+    </w:p>
+    <w:p>
+      <w:pPr>
+        <w:shd w:fill="FFF3CD"/>
+      </w:pPr>
+      <w:r>
+        <w:rPr>
+          <w:i/>
+        </w:rPr>
+        <w:t>**Regla de oro:** no citar cifras de años 2–5 en una conversación de piloto sin aclarar que son referencia largo plazo, no compromiso.</w:t>
+      </w:r>
+    </w:p>
+    <w:p>
       <w:r>
         <w:t>────────────────────────────────────────</w:t>
       </w:r>
@@ -508,6 +630,362 @@
         <w:tblLook w:firstColumn="1" w:firstRow="1" w:lastColumn="0" w:lastRow="0" w:noHBand="0" w:noVBand="1" w:val="04A0"/>
       </w:tblPr>
       <w:tblGrid>
+        <w:gridCol w:w="2160"/>
+        <w:gridCol w:w="2160"/>
+        <w:gridCol w:w="2160"/>
+        <w:gridCol w:w="2160"/>
+      </w:tblGrid>
+      <w:tr>
+        <w:tc>
+          <w:tcPr>
+            <w:tcW w:type="dxa" w:w="2160"/>
+            <w:shd w:fill="1E2A5A"/>
+          </w:tcPr>
+          <w:p>
+            <w:r>
+              <w:rPr>
+                <w:b/>
+                <w:color w:val="FFFFFF"/>
+                <w:sz w:val="20"/>
+              </w:rPr>
+              <w:t>Sub-fase</w:t>
+            </w:r>
+          </w:p>
+        </w:tc>
+        <w:tc>
+          <w:tcPr>
+            <w:tcW w:type="dxa" w:w="2160"/>
+            <w:shd w:fill="1E2A5A"/>
+          </w:tcPr>
+          <w:p>
+            <w:r>
+              <w:rPr>
+                <w:b/>
+                <w:color w:val="FFFFFF"/>
+                <w:sz w:val="20"/>
+              </w:rPr>
+              <w:t>Período</w:t>
+            </w:r>
+          </w:p>
+        </w:tc>
+        <w:tc>
+          <w:tcPr>
+            <w:tcW w:type="dxa" w:w="2160"/>
+            <w:shd w:fill="1E2A5A"/>
+          </w:tcPr>
+          <w:p>
+            <w:r>
+              <w:rPr>
+                <w:b/>
+                <w:color w:val="FFFFFF"/>
+                <w:sz w:val="20"/>
+              </w:rPr>
+              <w:t>Gasto (USD)</w:t>
+            </w:r>
+          </w:p>
+        </w:tc>
+        <w:tc>
+          <w:tcPr>
+            <w:tcW w:type="dxa" w:w="2160"/>
+            <w:shd w:fill="1E2A5A"/>
+          </w:tcPr>
+          <w:p>
+            <w:r>
+              <w:rPr>
+                <w:b/>
+                <w:color w:val="FFFFFF"/>
+                <w:sz w:val="20"/>
+              </w:rPr>
+              <w:t>Qué se paga</w:t>
+            </w:r>
+          </w:p>
+        </w:tc>
+      </w:tr>
+      <w:tr>
+        <w:tc>
+          <w:tcPr>
+            <w:tcW w:type="dxa" w:w="2160"/>
+          </w:tcPr>
+          <w:p>
+            <w:r>
+              <w:rPr>
+                <w:sz w:val="20"/>
+              </w:rPr>
+              <w:t>**0a**</w:t>
+            </w:r>
+          </w:p>
+        </w:tc>
+        <w:tc>
+          <w:tcPr>
+            <w:tcW w:type="dxa" w:w="2160"/>
+          </w:tcPr>
+          <w:p>
+            <w:r>
+              <w:rPr>
+                <w:sz w:val="20"/>
+              </w:rPr>
+              <w:t>T+0 a T+30</w:t>
+            </w:r>
+          </w:p>
+        </w:tc>
+        <w:tc>
+          <w:tcPr>
+            <w:tcW w:type="dxa" w:w="2160"/>
+          </w:tcPr>
+          <w:p>
+            <w:r>
+              <w:rPr>
+                <w:sz w:val="20"/>
+              </w:rPr>
+              <w:t>**~17.813**</w:t>
+            </w:r>
+          </w:p>
+        </w:tc>
+        <w:tc>
+          <w:tcPr>
+            <w:tcW w:type="dxa" w:w="2160"/>
+          </w:tcPr>
+          <w:p>
+            <w:r>
+              <w:rPr>
+                <w:sz w:val="20"/>
+              </w:rPr>
+              <w:t>One-shots (~14.208) + burn parcial mes 1</w:t>
+            </w:r>
+          </w:p>
+        </w:tc>
+      </w:tr>
+      <w:tr>
+        <w:tc>
+          <w:tcPr>
+            <w:tcW w:type="dxa" w:w="2160"/>
+          </w:tcPr>
+          <w:p>
+            <w:r>
+              <w:rPr>
+                <w:sz w:val="20"/>
+              </w:rPr>
+              <w:t>**0b**</w:t>
+            </w:r>
+          </w:p>
+        </w:tc>
+        <w:tc>
+          <w:tcPr>
+            <w:tcW w:type="dxa" w:w="2160"/>
+          </w:tcPr>
+          <w:p>
+            <w:r>
+              <w:rPr>
+                <w:sz w:val="20"/>
+              </w:rPr>
+              <w:t>T+30 a T+60</w:t>
+            </w:r>
+          </w:p>
+        </w:tc>
+        <w:tc>
+          <w:tcPr>
+            <w:tcW w:type="dxa" w:w="2160"/>
+          </w:tcPr>
+          <w:p>
+            <w:r>
+              <w:rPr>
+                <w:sz w:val="20"/>
+              </w:rPr>
+              <w:t>**8.011**</w:t>
+            </w:r>
+          </w:p>
+        </w:tc>
+        <w:tc>
+          <w:tcPr>
+            <w:tcW w:type="dxa" w:w="2160"/>
+          </w:tcPr>
+          <w:p>
+            <w:r>
+              <w:rPr>
+                <w:sz w:val="20"/>
+              </w:rPr>
+              <w:t>Nómina completa, HQ, stack digital</w:t>
+            </w:r>
+          </w:p>
+        </w:tc>
+      </w:tr>
+      <w:tr>
+        <w:tc>
+          <w:tcPr>
+            <w:tcW w:type="dxa" w:w="2160"/>
+          </w:tcPr>
+          <w:p>
+            <w:r>
+              <w:rPr>
+                <w:sz w:val="20"/>
+              </w:rPr>
+              <w:t>**0c**</w:t>
+            </w:r>
+          </w:p>
+        </w:tc>
+        <w:tc>
+          <w:tcPr>
+            <w:tcW w:type="dxa" w:w="2160"/>
+          </w:tcPr>
+          <w:p>
+            <w:r>
+              <w:rPr>
+                <w:sz w:val="20"/>
+              </w:rPr>
+              <w:t>T+60 a T+90</w:t>
+            </w:r>
+          </w:p>
+        </w:tc>
+        <w:tc>
+          <w:tcPr>
+            <w:tcW w:type="dxa" w:w="2160"/>
+          </w:tcPr>
+          <w:p>
+            <w:r>
+              <w:rPr>
+                <w:sz w:val="20"/>
+              </w:rPr>
+              <w:t>**8.011**</w:t>
+            </w:r>
+          </w:p>
+        </w:tc>
+        <w:tc>
+          <w:tcPr>
+            <w:tcW w:type="dxa" w:w="2160"/>
+          </w:tcPr>
+          <w:p>
+            <w:r>
+              <w:rPr>
+                <w:sz w:val="20"/>
+              </w:rPr>
+              <w:t>Onboarding farmacias, pruebas delivery, pre-Day-D</w:t>
+            </w:r>
+          </w:p>
+        </w:tc>
+      </w:tr>
+      <w:tr>
+        <w:tc>
+          <w:tcPr>
+            <w:tcW w:type="dxa" w:w="2160"/>
+          </w:tcPr>
+          <w:p>
+            <w:r>
+              <w:rPr>
+                <w:sz w:val="20"/>
+              </w:rPr>
+              <w:t>**Total Fase 0**</w:t>
+            </w:r>
+          </w:p>
+        </w:tc>
+        <w:tc>
+          <w:tcPr>
+            <w:tcW w:type="dxa" w:w="2160"/>
+          </w:tcPr>
+          <w:p>
+            <w:r>
+              <w:rPr>
+                <w:sz w:val="20"/>
+              </w:rPr>
+              <w:t>90 días</w:t>
+            </w:r>
+          </w:p>
+        </w:tc>
+        <w:tc>
+          <w:tcPr>
+            <w:tcW w:type="dxa" w:w="2160"/>
+          </w:tcPr>
+          <w:p>
+            <w:r>
+              <w:rPr>
+                <w:sz w:val="20"/>
+              </w:rPr>
+              <w:t>**~33.835**</w:t>
+            </w:r>
+          </w:p>
+        </w:tc>
+        <w:tc>
+          <w:tcPr>
+            <w:tcW w:type="dxa" w:w="2160"/>
+          </w:tcPr>
+          <w:p>
+            <w:r>
+              <w:rPr>
+                <w:sz w:val="20"/>
+              </w:rPr>
+            </w:r>
+          </w:p>
+        </w:tc>
+      </w:tr>
+      <w:tr>
+        <w:tc>
+          <w:tcPr>
+            <w:tcW w:type="dxa" w:w="2160"/>
+          </w:tcPr>
+          <w:p>
+            <w:r>
+              <w:rPr>
+                <w:sz w:val="20"/>
+              </w:rPr>
+              <w:t>**Caja al Day-D**</w:t>
+            </w:r>
+          </w:p>
+        </w:tc>
+        <w:tc>
+          <w:tcPr>
+            <w:tcW w:type="dxa" w:w="2160"/>
+          </w:tcPr>
+          <w:p>
+            <w:r>
+              <w:rPr>
+                <w:sz w:val="20"/>
+              </w:rPr>
+            </w:r>
+          </w:p>
+        </w:tc>
+        <w:tc>
+          <w:tcPr>
+            <w:tcW w:type="dxa" w:w="2160"/>
+          </w:tcPr>
+          <w:p>
+            <w:r>
+              <w:rPr>
+                <w:sz w:val="20"/>
+              </w:rPr>
+              <w:t>**~78.153**</w:t>
+            </w:r>
+          </w:p>
+        </w:tc>
+        <w:tc>
+          <w:tcPr>
+            <w:tcW w:type="dxa" w:w="2160"/>
+          </w:tcPr>
+          <w:p>
+            <w:r>
+              <w:rPr>
+                <w:sz w:val="20"/>
+              </w:rPr>
+              <w:t>*(112.000 − 33.835)*</w:t>
+            </w:r>
+          </w:p>
+        </w:tc>
+      </w:tr>
+    </w:tbl>
+    <w:p/>
+    <w:p>
+      <w:pPr>
+        <w:pStyle w:val="Heading2"/>
+      </w:pPr>
+      <w:r>
+        <w:t>Desglose de one-shots Fase 0 (~14.208 USD)</w:t>
+      </w:r>
+    </w:p>
+    <w:tbl>
+      <w:tblPr>
+        <w:tblStyle w:val="TableGrid"/>
+        <w:tblW w:type="auto" w:w="0"/>
+        <w:tblLook w:firstColumn="1" w:firstRow="1" w:lastColumn="0" w:lastRow="0" w:noHBand="0" w:noVBand="1" w:val="04A0"/>
+      </w:tblPr>
+      <w:tblGrid>
         <w:gridCol w:w="2880"/>
         <w:gridCol w:w="2880"/>
         <w:gridCol w:w="2880"/>
@@ -525,7 +1003,7 @@
                 <w:color w:val="FFFFFF"/>
                 <w:sz w:val="20"/>
               </w:rPr>
-              <w:t>Sub-fase</w:t>
+              <w:t>Rubro</w:t>
             </w:r>
           </w:p>
         </w:tc>
@@ -541,7 +1019,7 @@
                 <w:color w:val="FFFFFF"/>
                 <w:sz w:val="20"/>
               </w:rPr>
-              <w:t>Período</w:t>
+              <w:t>USD</w:t>
             </w:r>
           </w:p>
         </w:tc>
@@ -557,7 +1035,7 @@
                 <w:color w:val="FFFFFF"/>
                 <w:sz w:val="20"/>
               </w:rPr>
-              <w:t>Gasto (USD)</w:t>
+              <w:t>Notas</w:t>
             </w:r>
           </w:p>
         </w:tc>
@@ -572,7 +1050,7 @@
               <w:rPr>
                 <w:sz w:val="20"/>
               </w:rPr>
-              <w:t>0a — legal, intro, burn parcial</w:t>
+              <w:t>Constitución C.A. + trámites</w:t>
             </w:r>
           </w:p>
         </w:tc>
@@ -585,7 +1063,7 @@
               <w:rPr>
                 <w:sz w:val="20"/>
               </w:rPr>
-              <w:t>T+0 a T+30</w:t>
+              <w:t>~5.050</w:t>
             </w:r>
           </w:p>
         </w:tc>
@@ -598,7 +1076,7 @@
               <w:rPr>
                 <w:sz w:val="20"/>
               </w:rPr>
-              <w:t>~17.813</w:t>
+              <w:t>Denominación, mercantil, RIF, cuenta banco</w:t>
             </w:r>
           </w:p>
         </w:tc>
@@ -613,7 +1091,7 @@
               <w:rPr>
                 <w:sz w:val="20"/>
               </w:rPr>
-              <w:t>0b</w:t>
+              <w:t>Intro mercado (web, brochures, tablets, video B2B)</w:t>
             </w:r>
           </w:p>
         </w:tc>
@@ -626,7 +1104,7 @@
               <w:rPr>
                 <w:sz w:val="20"/>
               </w:rPr>
-              <w:t>T+30 a T+60</w:t>
+              <w:t>~3.808</w:t>
             </w:r>
           </w:p>
         </w:tc>
@@ -639,7 +1117,7 @@
               <w:rPr>
                 <w:sz w:val="20"/>
               </w:rPr>
-              <w:t>8.011</w:t>
+              <w:t>Material que llevan los 4 vendedores</w:t>
             </w:r>
           </w:p>
         </w:tc>
@@ -654,7 +1132,7 @@
               <w:rPr>
                 <w:sz w:val="20"/>
               </w:rPr>
-              <w:t>0c</w:t>
+              <w:t>Oficina + equipos (depósito, 4 PCs)</w:t>
             </w:r>
           </w:p>
         </w:tc>
@@ -667,7 +1145,7 @@
               <w:rPr>
                 <w:sz w:val="20"/>
               </w:rPr>
-              <w:t>T+60 a T+90</w:t>
+              <w:t>~5.350</w:t>
             </w:r>
           </w:p>
         </w:tc>
@@ -680,88 +1158,7 @@
               <w:rPr>
                 <w:sz w:val="20"/>
               </w:rPr>
-              <w:t>8.011</w:t>
-            </w:r>
-          </w:p>
-        </w:tc>
-      </w:tr>
-      <w:tr>
-        <w:tc>
-          <w:tcPr>
-            <w:tcW w:type="dxa" w:w="2880"/>
-          </w:tcPr>
-          <w:p>
-            <w:r>
-              <w:rPr>
-                <w:sz w:val="20"/>
-              </w:rPr>
-              <w:t>**Total Fase 0**</w:t>
-            </w:r>
-          </w:p>
-        </w:tc>
-        <w:tc>
-          <w:tcPr>
-            <w:tcW w:type="dxa" w:w="2880"/>
-          </w:tcPr>
-          <w:p>
-            <w:r>
-              <w:rPr>
-                <w:sz w:val="20"/>
-              </w:rPr>
-              <w:t>90 días</w:t>
-            </w:r>
-          </w:p>
-        </w:tc>
-        <w:tc>
-          <w:tcPr>
-            <w:tcW w:type="dxa" w:w="2880"/>
-          </w:tcPr>
-          <w:p>
-            <w:r>
-              <w:rPr>
-                <w:sz w:val="20"/>
-              </w:rPr>
-              <w:t>**~33.835**</w:t>
-            </w:r>
-          </w:p>
-        </w:tc>
-      </w:tr>
-      <w:tr>
-        <w:tc>
-          <w:tcPr>
-            <w:tcW w:type="dxa" w:w="2880"/>
-          </w:tcPr>
-          <w:p>
-            <w:r>
-              <w:rPr>
-                <w:sz w:val="20"/>
-              </w:rPr>
-              <w:t>**Caja al Day-D**</w:t>
-            </w:r>
-          </w:p>
-        </w:tc>
-        <w:tc>
-          <w:tcPr>
-            <w:tcW w:type="dxa" w:w="2880"/>
-          </w:tcPr>
-          <w:p>
-            <w:r>
-              <w:rPr>
-                <w:sz w:val="20"/>
-              </w:rPr>
-            </w:r>
-          </w:p>
-        </w:tc>
-        <w:tc>
-          <w:tcPr>
-            <w:tcW w:type="dxa" w:w="2880"/>
-          </w:tcPr>
-          <w:p>
-            <w:r>
-              <w:rPr>
-                <w:sz w:val="20"/>
-              </w:rPr>
-              <w:t>**~78.153** *(112.000 − 33.835)*</w:t>
+              <w:t>HQ tipo casa San Diego / Bolívar Norte</w:t>
             </w:r>
           </w:p>
         </w:tc>
@@ -770,7 +1167,180 @@
     <w:p/>
     <w:p>
       <w:r>
-        <w:t>Incluye constitución, materiales de mercado, equipos, oficina tipo casa y nómina parcial del equipo mientras se prepara el lanzamiento.</w:t>
+        <w:t xml:space="preserve">Incluye constitución, materiales de mercado, equipos, oficina tipo casa y nómina parcial del equipo mientras se prepara el lanzamiento. </w:t>
+      </w:r>
+      <w:r>
+        <w:rPr>
+          <w:b/>
+        </w:rPr>
+        <w:t>No</w:t>
+      </w:r>
+      <w:r>
+        <w:t xml:space="preserve"> incluye comisiones variables por firma (van aparte del burn fijo).</w:t>
+      </w:r>
+    </w:p>
+    <w:p>
+      <w:pPr>
+        <w:pStyle w:val="Heading2"/>
+      </w:pPr>
+      <w:r>
+        <w:t>Escenario: Fase 0 se alarga 30 días</w:t>
+      </w:r>
+    </w:p>
+    <w:p>
+      <w:r>
+        <w:t xml:space="preserve">Si legal o onboarding se retrasa y el Day-D cae en </w:t>
+      </w:r>
+      <w:r>
+        <w:rPr>
+          <w:b/>
+        </w:rPr>
+        <w:t>T+120</w:t>
+      </w:r>
+      <w:r>
+        <w:t xml:space="preserve"> en lugar de T+90:</w:t>
+      </w:r>
+    </w:p>
+    <w:tbl>
+      <w:tblPr>
+        <w:tblStyle w:val="TableGrid"/>
+        <w:tblW w:type="auto" w:w="0"/>
+        <w:tblLook w:firstColumn="1" w:firstRow="1" w:lastColumn="0" w:lastRow="0" w:noHBand="0" w:noVBand="1" w:val="04A0"/>
+      </w:tblPr>
+      <w:tblGrid>
+        <w:gridCol w:w="4320"/>
+        <w:gridCol w:w="4320"/>
+      </w:tblGrid>
+      <w:tr>
+        <w:tc>
+          <w:tcPr>
+            <w:tcW w:type="dxa" w:w="4320"/>
+            <w:shd w:fill="1E2A5A"/>
+          </w:tcPr>
+          <w:p>
+            <w:r>
+              <w:rPr>
+                <w:b/>
+                <w:color w:val="FFFFFF"/>
+                <w:sz w:val="20"/>
+              </w:rPr>
+              <w:t>Efecto</w:t>
+            </w:r>
+          </w:p>
+        </w:tc>
+        <w:tc>
+          <w:tcPr>
+            <w:tcW w:type="dxa" w:w="4320"/>
+            <w:shd w:fill="1E2A5A"/>
+          </w:tcPr>
+          <w:p>
+            <w:r>
+              <w:rPr>
+                <w:b/>
+                <w:color w:val="FFFFFF"/>
+                <w:sz w:val="20"/>
+              </w:rPr>
+              <w:t>Impacto estimado</w:t>
+            </w:r>
+          </w:p>
+        </w:tc>
+      </w:tr>
+      <w:tr>
+        <w:tc>
+          <w:tcPr>
+            <w:tcW w:type="dxa" w:w="4320"/>
+          </w:tcPr>
+          <w:p>
+            <w:r>
+              <w:rPr>
+                <w:sz w:val="20"/>
+              </w:rPr>
+              <w:t>Burn extra</w:t>
+            </w:r>
+          </w:p>
+        </w:tc>
+        <w:tc>
+          <w:tcPr>
+            <w:tcW w:type="dxa" w:w="4320"/>
+          </w:tcPr>
+          <w:p>
+            <w:r>
+              <w:rPr>
+                <w:sz w:val="20"/>
+              </w:rPr>
+              <w:t>+**~8.011** (un mes más de nómina fija)</w:t>
+            </w:r>
+          </w:p>
+        </w:tc>
+      </w:tr>
+      <w:tr>
+        <w:tc>
+          <w:tcPr>
+            <w:tcW w:type="dxa" w:w="4320"/>
+          </w:tcPr>
+          <w:p>
+            <w:r>
+              <w:rPr>
+                <w:sz w:val="20"/>
+              </w:rPr>
+              <w:t>Caja al Day-D</w:t>
+            </w:r>
+          </w:p>
+        </w:tc>
+        <w:tc>
+          <w:tcPr>
+            <w:tcW w:type="dxa" w:w="4320"/>
+          </w:tcPr>
+          <w:p>
+            <w:r>
+              <w:rPr>
+                <w:sz w:val="20"/>
+              </w:rPr>
+              <w:t>**~70.142** (vs 78.153)</w:t>
+            </w:r>
+          </w:p>
+        </w:tc>
+      </w:tr>
+      <w:tr>
+        <w:tc>
+          <w:tcPr>
+            <w:tcW w:type="dxa" w:w="4320"/>
+          </w:tcPr>
+          <w:p>
+            <w:r>
+              <w:rPr>
+                <w:sz w:val="20"/>
+              </w:rPr>
+              <w:t>Riesgo</w:t>
+            </w:r>
+          </w:p>
+        </w:tc>
+        <w:tc>
+          <w:tcPr>
+            <w:tcW w:type="dxa" w:w="4320"/>
+          </w:tcPr>
+          <w:p>
+            <w:r>
+              <w:rPr>
+                <w:sz w:val="20"/>
+              </w:rPr>
+              <w:t>Menos colchón antes del punto más bajo de caja (M6 ~48k)</w:t>
+            </w:r>
+          </w:p>
+        </w:tc>
+      </w:tr>
+    </w:tbl>
+    <w:p/>
+    <w:p>
+      <w:r/>
+      <w:r>
+        <w:rPr>
+          <w:b/>
+        </w:rPr>
+        <w:t>Mitigación:</w:t>
+      </w:r>
+      <w:r>
+        <w:t xml:space="preserve"> recortar Meta pre-Day-D, posponer valla, bridge founder trimestral si la demora es por causas externas (registro, tiendas app).</w:t>
       </w:r>
     </w:p>
     <w:p>
@@ -793,18 +1363,19 @@
         <w:tblLook w:firstColumn="1" w:firstRow="1" w:lastColumn="0" w:lastRow="0" w:noHBand="0" w:noVBand="1" w:val="04A0"/>
       </w:tblPr>
       <w:tblGrid>
-        <w:gridCol w:w="1234"/>
-        <w:gridCol w:w="1234"/>
-        <w:gridCol w:w="1234"/>
-        <w:gridCol w:w="1234"/>
-        <w:gridCol w:w="1234"/>
-        <w:gridCol w:w="1234"/>
-        <w:gridCol w:w="1234"/>
+        <w:gridCol w:w="1080"/>
+        <w:gridCol w:w="1080"/>
+        <w:gridCol w:w="1080"/>
+        <w:gridCol w:w="1080"/>
+        <w:gridCol w:w="1080"/>
+        <w:gridCol w:w="1080"/>
+        <w:gridCol w:w="1080"/>
+        <w:gridCol w:w="1080"/>
       </w:tblGrid>
       <w:tr>
         <w:tc>
           <w:tcPr>
-            <w:tcW w:type="dxa" w:w="1234"/>
+            <w:tcW w:type="dxa" w:w="1080"/>
             <w:shd w:fill="1E2A5A"/>
           </w:tcPr>
           <w:p>
@@ -820,7 +1391,7 @@
         </w:tc>
         <w:tc>
           <w:tcPr>
-            <w:tcW w:type="dxa" w:w="1234"/>
+            <w:tcW w:type="dxa" w:w="1080"/>
             <w:shd w:fill="1E2A5A"/>
           </w:tcPr>
           <w:p>
@@ -836,7 +1407,7 @@
         </w:tc>
         <w:tc>
           <w:tcPr>
-            <w:tcW w:type="dxa" w:w="1234"/>
+            <w:tcW w:type="dxa" w:w="1080"/>
             <w:shd w:fill="1E2A5A"/>
           </w:tcPr>
           <w:p>
@@ -852,7 +1423,7 @@
         </w:tc>
         <w:tc>
           <w:tcPr>
-            <w:tcW w:type="dxa" w:w="1234"/>
+            <w:tcW w:type="dxa" w:w="1080"/>
             <w:shd w:fill="1E2A5A"/>
           </w:tcPr>
           <w:p>
@@ -868,7 +1439,7 @@
         </w:tc>
         <w:tc>
           <w:tcPr>
-            <w:tcW w:type="dxa" w:w="1234"/>
+            <w:tcW w:type="dxa" w:w="1080"/>
             <w:shd w:fill="1E2A5A"/>
           </w:tcPr>
           <w:p>
@@ -884,7 +1455,7 @@
         </w:tc>
         <w:tc>
           <w:tcPr>
-            <w:tcW w:type="dxa" w:w="1234"/>
+            <w:tcW w:type="dxa" w:w="1080"/>
             <w:shd w:fill="1E2A5A"/>
           </w:tcPr>
           <w:p>
@@ -900,7 +1471,7 @@
         </w:tc>
         <w:tc>
           <w:tcPr>
-            <w:tcW w:type="dxa" w:w="1234"/>
+            <w:tcW w:type="dxa" w:w="1080"/>
             <w:shd w:fill="1E2A5A"/>
           </w:tcPr>
           <w:p>
@@ -914,11 +1485,27 @@
             </w:r>
           </w:p>
         </w:tc>
+        <w:tc>
+          <w:tcPr>
+            <w:tcW w:type="dxa" w:w="1080"/>
+            <w:shd w:fill="1E2A5A"/>
+          </w:tcPr>
+          <w:p>
+            <w:r>
+              <w:rPr>
+                <w:b/>
+                <w:color w:val="FFFFFF"/>
+                <w:sz w:val="20"/>
+              </w:rPr>
+              <w:t>Gap vs equilibrio*</w:t>
+            </w:r>
+          </w:p>
+        </w:tc>
       </w:tr>
       <w:tr>
         <w:tc>
           <w:tcPr>
-            <w:tcW w:type="dxa" w:w="1234"/>
+            <w:tcW w:type="dxa" w:w="1080"/>
           </w:tcPr>
           <w:p>
             <w:r>
@@ -931,7 +1518,7 @@
         </w:tc>
         <w:tc>
           <w:tcPr>
-            <w:tcW w:type="dxa" w:w="1234"/>
+            <w:tcW w:type="dxa" w:w="1080"/>
           </w:tcPr>
           <w:p>
             <w:r>
@@ -944,7 +1531,7 @@
         </w:tc>
         <w:tc>
           <w:tcPr>
-            <w:tcW w:type="dxa" w:w="1234"/>
+            <w:tcW w:type="dxa" w:w="1080"/>
           </w:tcPr>
           <w:p>
             <w:r>
@@ -957,7 +1544,7 @@
         </w:tc>
         <w:tc>
           <w:tcPr>
-            <w:tcW w:type="dxa" w:w="1234"/>
+            <w:tcW w:type="dxa" w:w="1080"/>
           </w:tcPr>
           <w:p>
             <w:r>
@@ -970,7 +1557,7 @@
         </w:tc>
         <w:tc>
           <w:tcPr>
-            <w:tcW w:type="dxa" w:w="1234"/>
+            <w:tcW w:type="dxa" w:w="1080"/>
           </w:tcPr>
           <w:p>
             <w:r>
@@ -983,7 +1570,7 @@
         </w:tc>
         <w:tc>
           <w:tcPr>
-            <w:tcW w:type="dxa" w:w="1234"/>
+            <w:tcW w:type="dxa" w:w="1080"/>
           </w:tcPr>
           <w:p>
             <w:r>
@@ -996,7 +1583,20 @@
         </w:tc>
         <w:tc>
           <w:tcPr>
-            <w:tcW w:type="dxa" w:w="1234"/>
+            <w:tcW w:type="dxa" w:w="1080"/>
+          </w:tcPr>
+          <w:p>
+            <w:r>
+              <w:rPr>
+                <w:sz w:val="20"/>
+              </w:rPr>
+              <w:t>−6.511</w:t>
+            </w:r>
+          </w:p>
+        </w:tc>
+        <w:tc>
+          <w:tcPr>
+            <w:tcW w:type="dxa" w:w="1080"/>
           </w:tcPr>
           <w:p>
             <w:r>
@@ -1011,7 +1611,7 @@
       <w:tr>
         <w:tc>
           <w:tcPr>
-            <w:tcW w:type="dxa" w:w="1234"/>
+            <w:tcW w:type="dxa" w:w="1080"/>
           </w:tcPr>
           <w:p>
             <w:r>
@@ -1024,7 +1624,7 @@
         </w:tc>
         <w:tc>
           <w:tcPr>
-            <w:tcW w:type="dxa" w:w="1234"/>
+            <w:tcW w:type="dxa" w:w="1080"/>
           </w:tcPr>
           <w:p>
             <w:r>
@@ -1037,7 +1637,7 @@
         </w:tc>
         <w:tc>
           <w:tcPr>
-            <w:tcW w:type="dxa" w:w="1234"/>
+            <w:tcW w:type="dxa" w:w="1080"/>
           </w:tcPr>
           <w:p>
             <w:r>
@@ -1050,7 +1650,7 @@
         </w:tc>
         <w:tc>
           <w:tcPr>
-            <w:tcW w:type="dxa" w:w="1234"/>
+            <w:tcW w:type="dxa" w:w="1080"/>
           </w:tcPr>
           <w:p>
             <w:r>
@@ -1063,7 +1663,7 @@
         </w:tc>
         <w:tc>
           <w:tcPr>
-            <w:tcW w:type="dxa" w:w="1234"/>
+            <w:tcW w:type="dxa" w:w="1080"/>
           </w:tcPr>
           <w:p>
             <w:r>
@@ -1076,7 +1676,7 @@
         </w:tc>
         <w:tc>
           <w:tcPr>
-            <w:tcW w:type="dxa" w:w="1234"/>
+            <w:tcW w:type="dxa" w:w="1080"/>
           </w:tcPr>
           <w:p>
             <w:r>
@@ -1089,7 +1689,7 @@
         </w:tc>
         <w:tc>
           <w:tcPr>
-            <w:tcW w:type="dxa" w:w="1234"/>
+            <w:tcW w:type="dxa" w:w="1080"/>
           </w:tcPr>
           <w:p>
             <w:r>
@@ -1097,6 +1697,19 @@
                 <w:sz w:val="20"/>
               </w:rPr>
               <w:t>−12.354</w:t>
+            </w:r>
+          </w:p>
+        </w:tc>
+        <w:tc>
+          <w:tcPr>
+            <w:tcW w:type="dxa" w:w="1080"/>
+          </w:tcPr>
+          <w:p>
+            <w:r>
+              <w:rPr>
+                <w:sz w:val="20"/>
+              </w:rPr>
+              <w:t>−5.843</w:t>
             </w:r>
           </w:p>
         </w:tc>
@@ -1104,7 +1717,7 @@
       <w:tr>
         <w:tc>
           <w:tcPr>
-            <w:tcW w:type="dxa" w:w="1234"/>
+            <w:tcW w:type="dxa" w:w="1080"/>
           </w:tcPr>
           <w:p>
             <w:r>
@@ -1117,7 +1730,7 @@
         </w:tc>
         <w:tc>
           <w:tcPr>
-            <w:tcW w:type="dxa" w:w="1234"/>
+            <w:tcW w:type="dxa" w:w="1080"/>
           </w:tcPr>
           <w:p>
             <w:r>
@@ -1130,7 +1743,7 @@
         </w:tc>
         <w:tc>
           <w:tcPr>
-            <w:tcW w:type="dxa" w:w="1234"/>
+            <w:tcW w:type="dxa" w:w="1080"/>
           </w:tcPr>
           <w:p>
             <w:r>
@@ -1143,7 +1756,7 @@
         </w:tc>
         <w:tc>
           <w:tcPr>
-            <w:tcW w:type="dxa" w:w="1234"/>
+            <w:tcW w:type="dxa" w:w="1080"/>
           </w:tcPr>
           <w:p>
             <w:r>
@@ -1156,7 +1769,7 @@
         </w:tc>
         <w:tc>
           <w:tcPr>
-            <w:tcW w:type="dxa" w:w="1234"/>
+            <w:tcW w:type="dxa" w:w="1080"/>
           </w:tcPr>
           <w:p>
             <w:r>
@@ -1169,7 +1782,7 @@
         </w:tc>
         <w:tc>
           <w:tcPr>
-            <w:tcW w:type="dxa" w:w="1234"/>
+            <w:tcW w:type="dxa" w:w="1080"/>
           </w:tcPr>
           <w:p>
             <w:r>
@@ -1182,7 +1795,7 @@
         </w:tc>
         <w:tc>
           <w:tcPr>
-            <w:tcW w:type="dxa" w:w="1234"/>
+            <w:tcW w:type="dxa" w:w="1080"/>
           </w:tcPr>
           <w:p>
             <w:r>
@@ -1190,6 +1803,19 @@
                 <w:sz w:val="20"/>
               </w:rPr>
               <w:t>−17.601</w:t>
+            </w:r>
+          </w:p>
+        </w:tc>
+        <w:tc>
+          <w:tcPr>
+            <w:tcW w:type="dxa" w:w="1080"/>
+          </w:tcPr>
+          <w:p>
+            <w:r>
+              <w:rPr>
+                <w:sz w:val="20"/>
+              </w:rPr>
+              <w:t>−5.247</w:t>
             </w:r>
           </w:p>
         </w:tc>
@@ -1197,7 +1823,7 @@
       <w:tr>
         <w:tc>
           <w:tcPr>
-            <w:tcW w:type="dxa" w:w="1234"/>
+            <w:tcW w:type="dxa" w:w="1080"/>
           </w:tcPr>
           <w:p>
             <w:r>
@@ -1210,7 +1836,7 @@
         </w:tc>
         <w:tc>
           <w:tcPr>
-            <w:tcW w:type="dxa" w:w="1234"/>
+            <w:tcW w:type="dxa" w:w="1080"/>
           </w:tcPr>
           <w:p>
             <w:r>
@@ -1223,7 +1849,7 @@
         </w:tc>
         <w:tc>
           <w:tcPr>
-            <w:tcW w:type="dxa" w:w="1234"/>
+            <w:tcW w:type="dxa" w:w="1080"/>
           </w:tcPr>
           <w:p>
             <w:r>
@@ -1236,7 +1862,7 @@
         </w:tc>
         <w:tc>
           <w:tcPr>
-            <w:tcW w:type="dxa" w:w="1234"/>
+            <w:tcW w:type="dxa" w:w="1080"/>
           </w:tcPr>
           <w:p>
             <w:r>
@@ -1249,7 +1875,7 @@
         </w:tc>
         <w:tc>
           <w:tcPr>
-            <w:tcW w:type="dxa" w:w="1234"/>
+            <w:tcW w:type="dxa" w:w="1080"/>
           </w:tcPr>
           <w:p>
             <w:r>
@@ -1262,7 +1888,7 @@
         </w:tc>
         <w:tc>
           <w:tcPr>
-            <w:tcW w:type="dxa" w:w="1234"/>
+            <w:tcW w:type="dxa" w:w="1080"/>
           </w:tcPr>
           <w:p>
             <w:r>
@@ -1275,7 +1901,7 @@
         </w:tc>
         <w:tc>
           <w:tcPr>
-            <w:tcW w:type="dxa" w:w="1234"/>
+            <w:tcW w:type="dxa" w:w="1080"/>
           </w:tcPr>
           <w:p>
             <w:r>
@@ -1283,6 +1909,19 @@
                 <w:sz w:val="20"/>
               </w:rPr>
               <w:t>−22.248</w:t>
+            </w:r>
+          </w:p>
+        </w:tc>
+        <w:tc>
+          <w:tcPr>
+            <w:tcW w:type="dxa" w:w="1080"/>
+          </w:tcPr>
+          <w:p>
+            <w:r>
+              <w:rPr>
+                <w:sz w:val="20"/>
+              </w:rPr>
+              <w:t>−4.647</w:t>
             </w:r>
           </w:p>
         </w:tc>
@@ -1290,7 +1929,7 @@
       <w:tr>
         <w:tc>
           <w:tcPr>
-            <w:tcW w:type="dxa" w:w="1234"/>
+            <w:tcW w:type="dxa" w:w="1080"/>
           </w:tcPr>
           <w:p>
             <w:r>
@@ -1303,7 +1942,7 @@
         </w:tc>
         <w:tc>
           <w:tcPr>
-            <w:tcW w:type="dxa" w:w="1234"/>
+            <w:tcW w:type="dxa" w:w="1080"/>
           </w:tcPr>
           <w:p>
             <w:r>
@@ -1316,7 +1955,7 @@
         </w:tc>
         <w:tc>
           <w:tcPr>
-            <w:tcW w:type="dxa" w:w="1234"/>
+            <w:tcW w:type="dxa" w:w="1080"/>
           </w:tcPr>
           <w:p>
             <w:r>
@@ -1329,7 +1968,7 @@
         </w:tc>
         <w:tc>
           <w:tcPr>
-            <w:tcW w:type="dxa" w:w="1234"/>
+            <w:tcW w:type="dxa" w:w="1080"/>
           </w:tcPr>
           <w:p>
             <w:r>
@@ -1342,7 +1981,7 @@
         </w:tc>
         <w:tc>
           <w:tcPr>
-            <w:tcW w:type="dxa" w:w="1234"/>
+            <w:tcW w:type="dxa" w:w="1080"/>
           </w:tcPr>
           <w:p>
             <w:r>
@@ -1355,7 +1994,7 @@
         </w:tc>
         <w:tc>
           <w:tcPr>
-            <w:tcW w:type="dxa" w:w="1234"/>
+            <w:tcW w:type="dxa" w:w="1080"/>
           </w:tcPr>
           <w:p>
             <w:r>
@@ -1368,7 +2007,7 @@
         </w:tc>
         <w:tc>
           <w:tcPr>
-            <w:tcW w:type="dxa" w:w="1234"/>
+            <w:tcW w:type="dxa" w:w="1080"/>
           </w:tcPr>
           <w:p>
             <w:r>
@@ -1376,6 +2015,19 @@
                 <w:sz w:val="20"/>
               </w:rPr>
               <w:t>−26.345</w:t>
+            </w:r>
+          </w:p>
+        </w:tc>
+        <w:tc>
+          <w:tcPr>
+            <w:tcW w:type="dxa" w:w="1080"/>
+          </w:tcPr>
+          <w:p>
+            <w:r>
+              <w:rPr>
+                <w:sz w:val="20"/>
+              </w:rPr>
+              <w:t>−4.097</w:t>
             </w:r>
           </w:p>
         </w:tc>
@@ -1383,7 +2035,7 @@
       <w:tr>
         <w:tc>
           <w:tcPr>
-            <w:tcW w:type="dxa" w:w="1234"/>
+            <w:tcW w:type="dxa" w:w="1080"/>
           </w:tcPr>
           <w:p>
             <w:r>
@@ -1396,7 +2048,7 @@
         </w:tc>
         <w:tc>
           <w:tcPr>
-            <w:tcW w:type="dxa" w:w="1234"/>
+            <w:tcW w:type="dxa" w:w="1080"/>
           </w:tcPr>
           <w:p>
             <w:r>
@@ -1409,7 +2061,7 @@
         </w:tc>
         <w:tc>
           <w:tcPr>
-            <w:tcW w:type="dxa" w:w="1234"/>
+            <w:tcW w:type="dxa" w:w="1080"/>
           </w:tcPr>
           <w:p>
             <w:r>
@@ -1422,7 +2074,7 @@
         </w:tc>
         <w:tc>
           <w:tcPr>
-            <w:tcW w:type="dxa" w:w="1234"/>
+            <w:tcW w:type="dxa" w:w="1080"/>
           </w:tcPr>
           <w:p>
             <w:r>
@@ -1435,7 +2087,7 @@
         </w:tc>
         <w:tc>
           <w:tcPr>
-            <w:tcW w:type="dxa" w:w="1234"/>
+            <w:tcW w:type="dxa" w:w="1080"/>
           </w:tcPr>
           <w:p>
             <w:r>
@@ -1448,7 +2100,7 @@
         </w:tc>
         <w:tc>
           <w:tcPr>
-            <w:tcW w:type="dxa" w:w="1234"/>
+            <w:tcW w:type="dxa" w:w="1080"/>
           </w:tcPr>
           <w:p>
             <w:r>
@@ -1461,7 +2113,7 @@
         </w:tc>
         <w:tc>
           <w:tcPr>
-            <w:tcW w:type="dxa" w:w="1234"/>
+            <w:tcW w:type="dxa" w:w="1080"/>
           </w:tcPr>
           <w:p>
             <w:r>
@@ -1469,6 +2121,19 @@
                 <w:sz w:val="20"/>
               </w:rPr>
               <w:t>−29.842</w:t>
+            </w:r>
+          </w:p>
+        </w:tc>
+        <w:tc>
+          <w:tcPr>
+            <w:tcW w:type="dxa" w:w="1080"/>
+          </w:tcPr>
+          <w:p>
+            <w:r>
+              <w:rPr>
+                <w:sz w:val="20"/>
+              </w:rPr>
+              <w:t>−3.497</w:t>
             </w:r>
           </w:p>
         </w:tc>
@@ -1476,7 +2141,7 @@
       <w:tr>
         <w:tc>
           <w:tcPr>
-            <w:tcW w:type="dxa" w:w="1234"/>
+            <w:tcW w:type="dxa" w:w="1080"/>
           </w:tcPr>
           <w:p>
             <w:r>
@@ -1489,7 +2154,7 @@
         </w:tc>
         <w:tc>
           <w:tcPr>
-            <w:tcW w:type="dxa" w:w="1234"/>
+            <w:tcW w:type="dxa" w:w="1080"/>
           </w:tcPr>
           <w:p>
             <w:r>
@@ -1502,7 +2167,7 @@
         </w:tc>
         <w:tc>
           <w:tcPr>
-            <w:tcW w:type="dxa" w:w="1234"/>
+            <w:tcW w:type="dxa" w:w="1080"/>
           </w:tcPr>
           <w:p>
             <w:r>
@@ -1515,7 +2180,7 @@
         </w:tc>
         <w:tc>
           <w:tcPr>
-            <w:tcW w:type="dxa" w:w="1234"/>
+            <w:tcW w:type="dxa" w:w="1080"/>
           </w:tcPr>
           <w:p>
             <w:r>
@@ -1528,7 +2193,7 @@
         </w:tc>
         <w:tc>
           <w:tcPr>
-            <w:tcW w:type="dxa" w:w="1234"/>
+            <w:tcW w:type="dxa" w:w="1080"/>
           </w:tcPr>
           <w:p>
             <w:r>
@@ -1541,7 +2206,7 @@
         </w:tc>
         <w:tc>
           <w:tcPr>
-            <w:tcW w:type="dxa" w:w="1234"/>
+            <w:tcW w:type="dxa" w:w="1080"/>
           </w:tcPr>
           <w:p>
             <w:r>
@@ -1554,7 +2219,7 @@
         </w:tc>
         <w:tc>
           <w:tcPr>
-            <w:tcW w:type="dxa" w:w="1234"/>
+            <w:tcW w:type="dxa" w:w="1080"/>
           </w:tcPr>
           <w:p>
             <w:r>
@@ -1562,6 +2227,19 @@
                 <w:sz w:val="20"/>
               </w:rPr>
               <w:t>−32.422</w:t>
+            </w:r>
+          </w:p>
+        </w:tc>
+        <w:tc>
+          <w:tcPr>
+            <w:tcW w:type="dxa" w:w="1080"/>
+          </w:tcPr>
+          <w:p>
+            <w:r>
+              <w:rPr>
+                <w:sz w:val="20"/>
+              </w:rPr>
+              <w:t>−2.580</w:t>
             </w:r>
           </w:p>
         </w:tc>
@@ -1569,7 +2247,7 @@
       <w:tr>
         <w:tc>
           <w:tcPr>
-            <w:tcW w:type="dxa" w:w="1234"/>
+            <w:tcW w:type="dxa" w:w="1080"/>
           </w:tcPr>
           <w:p>
             <w:r>
@@ -1582,7 +2260,7 @@
         </w:tc>
         <w:tc>
           <w:tcPr>
-            <w:tcW w:type="dxa" w:w="1234"/>
+            <w:tcW w:type="dxa" w:w="1080"/>
           </w:tcPr>
           <w:p>
             <w:r>
@@ -1595,7 +2273,7 @@
         </w:tc>
         <w:tc>
           <w:tcPr>
-            <w:tcW w:type="dxa" w:w="1234"/>
+            <w:tcW w:type="dxa" w:w="1080"/>
           </w:tcPr>
           <w:p>
             <w:r>
@@ -1608,7 +2286,7 @@
         </w:tc>
         <w:tc>
           <w:tcPr>
-            <w:tcW w:type="dxa" w:w="1234"/>
+            <w:tcW w:type="dxa" w:w="1080"/>
           </w:tcPr>
           <w:p>
             <w:r>
@@ -1621,7 +2299,7 @@
         </w:tc>
         <w:tc>
           <w:tcPr>
-            <w:tcW w:type="dxa" w:w="1234"/>
+            <w:tcW w:type="dxa" w:w="1080"/>
           </w:tcPr>
           <w:p>
             <w:r>
@@ -1634,7 +2312,7 @@
         </w:tc>
         <w:tc>
           <w:tcPr>
-            <w:tcW w:type="dxa" w:w="1234"/>
+            <w:tcW w:type="dxa" w:w="1080"/>
           </w:tcPr>
           <w:p>
             <w:r>
@@ -1647,7 +2325,7 @@
         </w:tc>
         <w:tc>
           <w:tcPr>
-            <w:tcW w:type="dxa" w:w="1234"/>
+            <w:tcW w:type="dxa" w:w="1080"/>
           </w:tcPr>
           <w:p>
             <w:r>
@@ -1655,6 +2333,19 @@
                 <w:sz w:val="20"/>
               </w:rPr>
               <w:t>−34.452</w:t>
+            </w:r>
+          </w:p>
+        </w:tc>
+        <w:tc>
+          <w:tcPr>
+            <w:tcW w:type="dxa" w:w="1080"/>
+          </w:tcPr>
+          <w:p>
+            <w:r>
+              <w:rPr>
+                <w:sz w:val="20"/>
+              </w:rPr>
+              <w:t>−2.030</w:t>
             </w:r>
           </w:p>
         </w:tc>
@@ -1662,7 +2353,7 @@
       <w:tr>
         <w:tc>
           <w:tcPr>
-            <w:tcW w:type="dxa" w:w="1234"/>
+            <w:tcW w:type="dxa" w:w="1080"/>
           </w:tcPr>
           <w:p>
             <w:r>
@@ -1675,7 +2366,7 @@
         </w:tc>
         <w:tc>
           <w:tcPr>
-            <w:tcW w:type="dxa" w:w="1234"/>
+            <w:tcW w:type="dxa" w:w="1080"/>
           </w:tcPr>
           <w:p>
             <w:r>
@@ -1688,7 +2379,7 @@
         </w:tc>
         <w:tc>
           <w:tcPr>
-            <w:tcW w:type="dxa" w:w="1234"/>
+            <w:tcW w:type="dxa" w:w="1080"/>
           </w:tcPr>
           <w:p>
             <w:r>
@@ -1701,7 +2392,7 @@
         </w:tc>
         <w:tc>
           <w:tcPr>
-            <w:tcW w:type="dxa" w:w="1234"/>
+            <w:tcW w:type="dxa" w:w="1080"/>
           </w:tcPr>
           <w:p>
             <w:r>
@@ -1714,7 +2405,7 @@
         </w:tc>
         <w:tc>
           <w:tcPr>
-            <w:tcW w:type="dxa" w:w="1234"/>
+            <w:tcW w:type="dxa" w:w="1080"/>
           </w:tcPr>
           <w:p>
             <w:r>
@@ -1727,7 +2418,7 @@
         </w:tc>
         <w:tc>
           <w:tcPr>
-            <w:tcW w:type="dxa" w:w="1234"/>
+            <w:tcW w:type="dxa" w:w="1080"/>
           </w:tcPr>
           <w:p>
             <w:r>
@@ -1740,7 +2431,7 @@
         </w:tc>
         <w:tc>
           <w:tcPr>
-            <w:tcW w:type="dxa" w:w="1234"/>
+            <w:tcW w:type="dxa" w:w="1080"/>
           </w:tcPr>
           <w:p>
             <w:r>
@@ -1748,6 +2439,19 @@
                 <w:sz w:val="20"/>
               </w:rPr>
               <w:t>−35.932</w:t>
+            </w:r>
+          </w:p>
+        </w:tc>
+        <w:tc>
+          <w:tcPr>
+            <w:tcW w:type="dxa" w:w="1080"/>
+          </w:tcPr>
+          <w:p>
+            <w:r>
+              <w:rPr>
+                <w:sz w:val="20"/>
+              </w:rPr>
+              <w:t>−1.480</w:t>
             </w:r>
           </w:p>
         </w:tc>
@@ -1755,7 +2459,7 @@
       <w:tr>
         <w:tc>
           <w:tcPr>
-            <w:tcW w:type="dxa" w:w="1234"/>
+            <w:tcW w:type="dxa" w:w="1080"/>
           </w:tcPr>
           <w:p>
             <w:r>
@@ -1768,7 +2472,7 @@
         </w:tc>
         <w:tc>
           <w:tcPr>
-            <w:tcW w:type="dxa" w:w="1234"/>
+            <w:tcW w:type="dxa" w:w="1080"/>
           </w:tcPr>
           <w:p>
             <w:r>
@@ -1781,7 +2485,7 @@
         </w:tc>
         <w:tc>
           <w:tcPr>
-            <w:tcW w:type="dxa" w:w="1234"/>
+            <w:tcW w:type="dxa" w:w="1080"/>
           </w:tcPr>
           <w:p>
             <w:r>
@@ -1794,7 +2498,7 @@
         </w:tc>
         <w:tc>
           <w:tcPr>
-            <w:tcW w:type="dxa" w:w="1234"/>
+            <w:tcW w:type="dxa" w:w="1080"/>
           </w:tcPr>
           <w:p>
             <w:r>
@@ -1807,7 +2511,7 @@
         </w:tc>
         <w:tc>
           <w:tcPr>
-            <w:tcW w:type="dxa" w:w="1234"/>
+            <w:tcW w:type="dxa" w:w="1080"/>
           </w:tcPr>
           <w:p>
             <w:r>
@@ -1820,7 +2524,7 @@
         </w:tc>
         <w:tc>
           <w:tcPr>
-            <w:tcW w:type="dxa" w:w="1234"/>
+            <w:tcW w:type="dxa" w:w="1080"/>
           </w:tcPr>
           <w:p>
             <w:r>
@@ -1833,7 +2537,7 @@
         </w:tc>
         <w:tc>
           <w:tcPr>
-            <w:tcW w:type="dxa" w:w="1234"/>
+            <w:tcW w:type="dxa" w:w="1080"/>
           </w:tcPr>
           <w:p>
             <w:r>
@@ -1841,6 +2545,19 @@
                 <w:sz w:val="20"/>
               </w:rPr>
               <w:t>−36.862</w:t>
+            </w:r>
+          </w:p>
+        </w:tc>
+        <w:tc>
+          <w:tcPr>
+            <w:tcW w:type="dxa" w:w="1080"/>
+          </w:tcPr>
+          <w:p>
+            <w:r>
+              <w:rPr>
+                <w:sz w:val="20"/>
+              </w:rPr>
+              <w:t>−930</w:t>
             </w:r>
           </w:p>
         </w:tc>
@@ -1848,7 +2565,7 @@
       <w:tr>
         <w:tc>
           <w:tcPr>
-            <w:tcW w:type="dxa" w:w="1234"/>
+            <w:tcW w:type="dxa" w:w="1080"/>
           </w:tcPr>
           <w:p>
             <w:r>
@@ -1861,7 +2578,7 @@
         </w:tc>
         <w:tc>
           <w:tcPr>
-            <w:tcW w:type="dxa" w:w="1234"/>
+            <w:tcW w:type="dxa" w:w="1080"/>
           </w:tcPr>
           <w:p>
             <w:r>
@@ -1874,7 +2591,7 @@
         </w:tc>
         <w:tc>
           <w:tcPr>
-            <w:tcW w:type="dxa" w:w="1234"/>
+            <w:tcW w:type="dxa" w:w="1080"/>
           </w:tcPr>
           <w:p>
             <w:r>
@@ -1887,7 +2604,7 @@
         </w:tc>
         <w:tc>
           <w:tcPr>
-            <w:tcW w:type="dxa" w:w="1234"/>
+            <w:tcW w:type="dxa" w:w="1080"/>
           </w:tcPr>
           <w:p>
             <w:r>
@@ -1900,7 +2617,7 @@
         </w:tc>
         <w:tc>
           <w:tcPr>
-            <w:tcW w:type="dxa" w:w="1234"/>
+            <w:tcW w:type="dxa" w:w="1080"/>
           </w:tcPr>
           <w:p>
             <w:r>
@@ -1913,7 +2630,7 @@
         </w:tc>
         <w:tc>
           <w:tcPr>
-            <w:tcW w:type="dxa" w:w="1234"/>
+            <w:tcW w:type="dxa" w:w="1080"/>
           </w:tcPr>
           <w:p>
             <w:r>
@@ -1926,7 +2643,7 @@
         </w:tc>
         <w:tc>
           <w:tcPr>
-            <w:tcW w:type="dxa" w:w="1234"/>
+            <w:tcW w:type="dxa" w:w="1080"/>
           </w:tcPr>
           <w:p>
             <w:r>
@@ -1934,6 +2651,19 @@
                 <w:sz w:val="20"/>
               </w:rPr>
               <w:t>−37.292</w:t>
+            </w:r>
+          </w:p>
+        </w:tc>
+        <w:tc>
+          <w:tcPr>
+            <w:tcW w:type="dxa" w:w="1080"/>
+          </w:tcPr>
+          <w:p>
+            <w:r>
+              <w:rPr>
+                <w:sz w:val="20"/>
+              </w:rPr>
+              <w:t>−430</w:t>
             </w:r>
           </w:p>
         </w:tc>
@@ -1941,7 +2671,7 @@
       <w:tr>
         <w:tc>
           <w:tcPr>
-            <w:tcW w:type="dxa" w:w="1234"/>
+            <w:tcW w:type="dxa" w:w="1080"/>
           </w:tcPr>
           <w:p>
             <w:r>
@@ -1954,7 +2684,7 @@
         </w:tc>
         <w:tc>
           <w:tcPr>
-            <w:tcW w:type="dxa" w:w="1234"/>
+            <w:tcW w:type="dxa" w:w="1080"/>
           </w:tcPr>
           <w:p>
             <w:r>
@@ -1967,7 +2697,7 @@
         </w:tc>
         <w:tc>
           <w:tcPr>
-            <w:tcW w:type="dxa" w:w="1234"/>
+            <w:tcW w:type="dxa" w:w="1080"/>
           </w:tcPr>
           <w:p>
             <w:r>
@@ -1980,7 +2710,7 @@
         </w:tc>
         <w:tc>
           <w:tcPr>
-            <w:tcW w:type="dxa" w:w="1234"/>
+            <w:tcW w:type="dxa" w:w="1080"/>
           </w:tcPr>
           <w:p>
             <w:r>
@@ -1993,7 +2723,7 @@
         </w:tc>
         <w:tc>
           <w:tcPr>
-            <w:tcW w:type="dxa" w:w="1234"/>
+            <w:tcW w:type="dxa" w:w="1080"/>
           </w:tcPr>
           <w:p>
             <w:r>
@@ -2006,7 +2736,7 @@
         </w:tc>
         <w:tc>
           <w:tcPr>
-            <w:tcW w:type="dxa" w:w="1234"/>
+            <w:tcW w:type="dxa" w:w="1080"/>
           </w:tcPr>
           <w:p>
             <w:r>
@@ -2019,7 +2749,7 @@
         </w:tc>
         <w:tc>
           <w:tcPr>
-            <w:tcW w:type="dxa" w:w="1234"/>
+            <w:tcW w:type="dxa" w:w="1080"/>
           </w:tcPr>
           <w:p>
             <w:r>
@@ -2027,6 +2757,19 @@
                 <w:sz w:val="20"/>
               </w:rPr>
               <w:t>**−37.322**</w:t>
+            </w:r>
+          </w:p>
+        </w:tc>
+        <w:tc>
+          <w:tcPr>
+            <w:tcW w:type="dxa" w:w="1080"/>
+          </w:tcPr>
+          <w:p>
+            <w:r>
+              <w:rPr>
+                <w:sz w:val="20"/>
+              </w:rPr>
+              <w:t>**−30**</w:t>
             </w:r>
           </w:p>
         </w:tc>
@@ -2034,7 +2777,7 @@
       <w:tr>
         <w:tc>
           <w:tcPr>
-            <w:tcW w:type="dxa" w:w="1234"/>
+            <w:tcW w:type="dxa" w:w="1080"/>
           </w:tcPr>
           <w:p>
             <w:r>
@@ -2047,7 +2790,7 @@
         </w:tc>
         <w:tc>
           <w:tcPr>
-            <w:tcW w:type="dxa" w:w="1234"/>
+            <w:tcW w:type="dxa" w:w="1080"/>
           </w:tcPr>
           <w:p>
             <w:r>
@@ -2060,7 +2803,7 @@
         </w:tc>
         <w:tc>
           <w:tcPr>
-            <w:tcW w:type="dxa" w:w="1234"/>
+            <w:tcW w:type="dxa" w:w="1080"/>
           </w:tcPr>
           <w:p>
             <w:r>
@@ -2073,7 +2816,7 @@
         </w:tc>
         <w:tc>
           <w:tcPr>
-            <w:tcW w:type="dxa" w:w="1234"/>
+            <w:tcW w:type="dxa" w:w="1080"/>
           </w:tcPr>
           <w:p>
             <w:r>
@@ -2086,7 +2829,7 @@
         </w:tc>
         <w:tc>
           <w:tcPr>
-            <w:tcW w:type="dxa" w:w="1234"/>
+            <w:tcW w:type="dxa" w:w="1080"/>
           </w:tcPr>
           <w:p>
             <w:r>
@@ -2099,7 +2842,7 @@
         </w:tc>
         <w:tc>
           <w:tcPr>
-            <w:tcW w:type="dxa" w:w="1234"/>
+            <w:tcW w:type="dxa" w:w="1080"/>
           </w:tcPr>
           <w:p>
             <w:r>
@@ -2112,7 +2855,20 @@
         </w:tc>
         <w:tc>
           <w:tcPr>
-            <w:tcW w:type="dxa" w:w="1234"/>
+            <w:tcW w:type="dxa" w:w="1080"/>
+          </w:tcPr>
+          <w:p>
+            <w:r>
+              <w:rPr>
+                <w:sz w:val="20"/>
+              </w:rPr>
+              <w:t>—</w:t>
+            </w:r>
+          </w:p>
+        </w:tc>
+        <w:tc>
+          <w:tcPr>
+            <w:tcW w:type="dxa" w:w="1080"/>
           </w:tcPr>
           <w:p>
             <w:r>
@@ -2126,16 +2882,79 @@
       </w:tr>
     </w:tbl>
     <w:p/>
+    <w:p>
+      <w:r>
+        <w:t>*Gap vs equilibrio = ingresos − burn del mes (negativo = quema neta).</w:t>
+      </w:r>
+    </w:p>
     <w:p>
       <w:r/>
       <w:r>
         <w:rPr>
           <w:b/>
         </w:rPr>
-        <w:t>Lectura:</w:t>
+        <w:t>Lectura mes a mes:</w:t>
+      </w:r>
+      <w:r/>
+    </w:p>
+    <w:p>
+      <w:r>
+        <w:t xml:space="preserve">- </w:t>
       </w:r>
       <w:r>
-        <w:t xml:space="preserve"> la curva mejora mes a mes (menos gap negativo). En </w:t>
+        <w:rPr>
+          <w:b/>
+        </w:rPr>
+        <w:t>M1–M3:</w:t>
+      </w:r>
+      <w:r>
+        <w:t xml:space="preserve"> el gap negativo es grande porque hay pocas activas (~40–62) pero burn pleno (~8k). Es normal en marketplace bilateral: primero oferta, luego demanda.</w:t>
+      </w:r>
+    </w:p>
+    <w:p>
+      <w:r>
+        <w:t xml:space="preserve">- </w:t>
+      </w:r>
+      <w:r>
+        <w:rPr>
+          <w:b/>
+        </w:rPr>
+        <w:t>M4–M6:</w:t>
+      </w:r>
+      <w:r>
+        <w:t xml:space="preserve"> la curva mejora ~500 USD/mes en gap; </w:t>
+      </w:r>
+      <w:r>
+        <w:rPr>
+          <w:b/>
+        </w:rPr>
+        <w:t>M6</w:t>
+      </w:r>
+      <w:r>
+        <w:t xml:space="preserve"> es el checkpoint del piloto (~97 activas, revenue ~4.850).</w:t>
+      </w:r>
+    </w:p>
+    <w:p>
+      <w:r>
+        <w:t xml:space="preserve">- </w:t>
+      </w:r>
+      <w:r>
+        <w:rPr>
+          <w:b/>
+        </w:rPr>
+        <w:t>M7–M12:</w:t>
+      </w:r>
+      <w:r>
+        <w:t xml:space="preserve"> burn baja a </w:t>
+      </w:r>
+      <w:r>
+        <w:rPr>
+          <w:b/>
+        </w:rPr>
+        <w:t>7.980</w:t>
+      </w:r>
+      <w:r>
+        <w:t xml:space="preserve"> (tramo C del presupuesto); ingresos suben por base instalada. En </w:t>
       </w:r>
       <w:r>
         <w:rPr>
@@ -2162,24 +2981,6 @@
         <w:t>empate</w:t>
       </w:r>
       <w:r>
-        <w:t xml:space="preserve"> con burn </w:t>
-      </w:r>
-      <w:r>
-        <w:rPr>
-          <w:b/>
-        </w:rPr>
-        <w:t>7.980</w:t>
-      </w:r>
-      <w:r>
-        <w:t xml:space="preserve"> e ingresos </w:t>
-      </w:r>
-      <w:r>
-        <w:rPr>
-          <w:b/>
-        </w:rPr>
-        <w:t>7.950</w:t>
-      </w:r>
-      <w:r>
         <w:t>.</w:t>
       </w:r>
     </w:p>
@@ -2188,7 +2989,7 @@
         <w:pStyle w:val="Heading2"/>
       </w:pPr>
       <w:r>
-        <w:t>Hipótesis clave</w:t>
+        <w:t>Ritmo comercial implícito</w:t>
       </w:r>
     </w:p>
     <w:tbl>
@@ -2214,7 +3015,7 @@
                 <w:color w:val="FFFFFF"/>
                 <w:sz w:val="20"/>
               </w:rPr>
-              <w:t>Supuesto</w:t>
+              <w:t>Métrica</w:t>
             </w:r>
           </w:p>
         </w:tc>
@@ -2230,7 +3031,7 @@
                 <w:color w:val="FFFFFF"/>
                 <w:sz w:val="20"/>
               </w:rPr>
-              <w:t>Valor</w:t>
+              <w:t>Valor Lean</w:t>
             </w:r>
           </w:p>
         </w:tc>
@@ -2245,7 +3046,7 @@
               <w:rPr>
                 <w:sz w:val="20"/>
               </w:rPr>
-              <w:t>Churn mensual</w:t>
+              <w:t>Firmas brutas año 1</w:t>
             </w:r>
           </w:p>
         </w:tc>
@@ -2258,7 +3059,7 @@
               <w:rPr>
                 <w:sz w:val="20"/>
               </w:rPr>
-              <w:t>5%</w:t>
+              <w:t>~185</w:t>
             </w:r>
           </w:p>
         </w:tc>
@@ -2273,7 +3074,7 @@
               <w:rPr>
                 <w:sz w:val="20"/>
               </w:rPr>
-              <w:t>Firmas brutas año 1</w:t>
+              <w:t>Firmas netas (tras churn 5%)</w:t>
             </w:r>
           </w:p>
         </w:tc>
@@ -2286,7 +3087,7 @@
               <w:rPr>
                 <w:sz w:val="20"/>
               </w:rPr>
-              <w:t>~185 (4 vendedores, curva base)</w:t>
+              <w:t>~159 activas M12</w:t>
             </w:r>
           </w:p>
         </w:tc>
@@ -2301,7 +3102,7 @@
               <w:rPr>
                 <w:sz w:val="20"/>
               </w:rPr>
-              <w:t>ARPF placeholder</w:t>
+              <w:t>Promedio firmas/mes</w:t>
             </w:r>
           </w:p>
         </w:tc>
@@ -2314,7 +3115,7 @@
               <w:rPr>
                 <w:sz w:val="20"/>
               </w:rPr>
-              <w:t>~USD 50/mes</w:t>
+              <w:t>~15,4</w:t>
             </w:r>
           </w:p>
         </w:tc>
@@ -2329,7 +3130,7 @@
               <w:rPr>
                 <w:sz w:val="20"/>
               </w:rPr>
-              <w:t>Burn por tramos</w:t>
+              <w:t>Firmas por vendedor/mes</w:t>
             </w:r>
           </w:p>
         </w:tc>
@@ -2342,7 +3143,7 @@
               <w:rPr>
                 <w:sz w:val="20"/>
               </w:rPr>
-              <w:t>8.011 (M1–2) → 8.347 (M3–6) → 7.980 (M7–12)</w:t>
+              <w:t>~3,9 *(185 ÷ 4 ÷ 12)*</w:t>
             </w:r>
           </w:p>
         </w:tc>
@@ -2357,7 +3158,7 @@
               <w:rPr>
                 <w:sz w:val="20"/>
               </w:rPr>
-              <w:t>One-shots Fase 0</w:t>
+              <w:t>Activas necesarias para BE mensual</w:t>
             </w:r>
           </w:p>
         </w:tc>
@@ -2370,13 +3171,36 @@
               <w:rPr>
                 <w:sz w:val="20"/>
               </w:rPr>
-              <w:t>~14.208 (legal, PCs, video B2B, etc.)</w:t>
+              <w:t>~160 *(con ARPF 50 y burn 7.980)*</w:t>
             </w:r>
           </w:p>
         </w:tc>
       </w:tr>
     </w:tbl>
     <w:p/>
+    <w:p>
+      <w:r>
+        <w:t xml:space="preserve">Con </w:t>
+      </w:r>
+      <w:r>
+        <w:rPr>
+          <w:b/>
+        </w:rPr>
+        <w:t>4 vendedores × ~10 visitas/día × ~20 días hábiles ≈ 800 visitas/mes</w:t>
+      </w:r>
+      <w:r>
+        <w:t xml:space="preserve">, la conversión visita→firma debe rondar </w:t>
+      </w:r>
+      <w:r>
+        <w:rPr>
+          <w:b/>
+        </w:rPr>
+        <w:t>~2%</w:t>
+      </w:r>
+      <w:r>
+        <w:t xml:space="preserve"> sostenido — duro pero plausible con dueño independiente y propuesta clara.</w:t>
+      </w:r>
+    </w:p>
     <w:p>
       <w:r>
         <w:t>────────────────────────────────────────</w:t>
@@ -2397,16 +3221,17 @@
         <w:tblLook w:firstColumn="1" w:firstRow="1" w:lastColumn="0" w:lastRow="0" w:noHBand="0" w:noVBand="1" w:val="04A0"/>
       </w:tblPr>
       <w:tblGrid>
-        <w:gridCol w:w="1728"/>
-        <w:gridCol w:w="1728"/>
-        <w:gridCol w:w="1728"/>
-        <w:gridCol w:w="1728"/>
-        <w:gridCol w:w="1728"/>
+        <w:gridCol w:w="1440"/>
+        <w:gridCol w:w="1440"/>
+        <w:gridCol w:w="1440"/>
+        <w:gridCol w:w="1440"/>
+        <w:gridCol w:w="1440"/>
+        <w:gridCol w:w="1440"/>
       </w:tblGrid>
       <w:tr>
         <w:tc>
           <w:tcPr>
-            <w:tcW w:type="dxa" w:w="1728"/>
+            <w:tcW w:type="dxa" w:w="1440"/>
             <w:shd w:fill="1E2A5A"/>
           </w:tcPr>
           <w:p>
@@ -2422,7 +3247,7 @@
         </w:tc>
         <w:tc>
           <w:tcPr>
-            <w:tcW w:type="dxa" w:w="1728"/>
+            <w:tcW w:type="dxa" w:w="1440"/>
             <w:shd w:fill="1E2A5A"/>
           </w:tcPr>
           <w:p>
@@ -2438,7 +3263,7 @@
         </w:tc>
         <w:tc>
           <w:tcPr>
-            <w:tcW w:type="dxa" w:w="1728"/>
+            <w:tcW w:type="dxa" w:w="1440"/>
             <w:shd w:fill="1E2A5A"/>
           </w:tcPr>
           <w:p>
@@ -2454,7 +3279,7 @@
         </w:tc>
         <w:tc>
           <w:tcPr>
-            <w:tcW w:type="dxa" w:w="1728"/>
+            <w:tcW w:type="dxa" w:w="1440"/>
             <w:shd w:fill="1E2A5A"/>
           </w:tcPr>
           <w:p>
@@ -2470,7 +3295,7 @@
         </w:tc>
         <w:tc>
           <w:tcPr>
-            <w:tcW w:type="dxa" w:w="1728"/>
+            <w:tcW w:type="dxa" w:w="1440"/>
             <w:shd w:fill="1E2A5A"/>
           </w:tcPr>
           <w:p>
@@ -2484,11 +3309,27 @@
             </w:r>
           </w:p>
         </w:tc>
+        <w:tc>
+          <w:tcPr>
+            <w:tcW w:type="dxa" w:w="1440"/>
+            <w:shd w:fill="1E2A5A"/>
+          </w:tcPr>
+          <w:p>
+            <w:r>
+              <w:rPr>
+                <w:b/>
+                <w:color w:val="FFFFFF"/>
+                <w:sz w:val="20"/>
+              </w:rPr>
+              <w:t>% capital inicial</w:t>
+            </w:r>
+          </w:p>
+        </w:tc>
       </w:tr>
       <w:tr>
         <w:tc>
           <w:tcPr>
-            <w:tcW w:type="dxa" w:w="1728"/>
+            <w:tcW w:type="dxa" w:w="1440"/>
           </w:tcPr>
           <w:p>
             <w:r>
@@ -2501,7 +3342,7 @@
         </w:tc>
         <w:tc>
           <w:tcPr>
-            <w:tcW w:type="dxa" w:w="1728"/>
+            <w:tcW w:type="dxa" w:w="1440"/>
           </w:tcPr>
           <w:p>
             <w:r>
@@ -2514,7 +3355,7 @@
         </w:tc>
         <w:tc>
           <w:tcPr>
-            <w:tcW w:type="dxa" w:w="1728"/>
+            <w:tcW w:type="dxa" w:w="1440"/>
           </w:tcPr>
           <w:p>
             <w:r>
@@ -2527,7 +3368,7 @@
         </w:tc>
         <w:tc>
           <w:tcPr>
-            <w:tcW w:type="dxa" w:w="1728"/>
+            <w:tcW w:type="dxa" w:w="1440"/>
           </w:tcPr>
           <w:p>
             <w:r>
@@ -2540,7 +3381,7 @@
         </w:tc>
         <w:tc>
           <w:tcPr>
-            <w:tcW w:type="dxa" w:w="1728"/>
+            <w:tcW w:type="dxa" w:w="1440"/>
           </w:tcPr>
           <w:p>
             <w:r>
@@ -2548,6 +3389,19 @@
                 <w:sz w:val="20"/>
               </w:rPr>
               <w:t>71.642</w:t>
+            </w:r>
+          </w:p>
+        </w:tc>
+        <w:tc>
+          <w:tcPr>
+            <w:tcW w:type="dxa" w:w="1440"/>
+          </w:tcPr>
+          <w:p>
+            <w:r>
+              <w:rPr>
+                <w:sz w:val="20"/>
+              </w:rPr>
+              <w:t>64%</w:t>
             </w:r>
           </w:p>
         </w:tc>
@@ -2555,7 +3409,7 @@
       <w:tr>
         <w:tc>
           <w:tcPr>
-            <w:tcW w:type="dxa" w:w="1728"/>
+            <w:tcW w:type="dxa" w:w="1440"/>
           </w:tcPr>
           <w:p>
             <w:r>
@@ -2568,7 +3422,7 @@
         </w:tc>
         <w:tc>
           <w:tcPr>
-            <w:tcW w:type="dxa" w:w="1728"/>
+            <w:tcW w:type="dxa" w:w="1440"/>
           </w:tcPr>
           <w:p>
             <w:r>
@@ -2581,7 +3435,7 @@
         </w:tc>
         <w:tc>
           <w:tcPr>
-            <w:tcW w:type="dxa" w:w="1728"/>
+            <w:tcW w:type="dxa" w:w="1440"/>
           </w:tcPr>
           <w:p>
             <w:r>
@@ -2594,7 +3448,7 @@
         </w:tc>
         <w:tc>
           <w:tcPr>
-            <w:tcW w:type="dxa" w:w="1728"/>
+            <w:tcW w:type="dxa" w:w="1440"/>
           </w:tcPr>
           <w:p>
             <w:r>
@@ -2607,7 +3461,7 @@
         </w:tc>
         <w:tc>
           <w:tcPr>
-            <w:tcW w:type="dxa" w:w="1728"/>
+            <w:tcW w:type="dxa" w:w="1440"/>
           </w:tcPr>
           <w:p>
             <w:r>
@@ -2615,6 +3469,19 @@
                 <w:sz w:val="20"/>
               </w:rPr>
               <w:t>65.799</w:t>
+            </w:r>
+          </w:p>
+        </w:tc>
+        <w:tc>
+          <w:tcPr>
+            <w:tcW w:type="dxa" w:w="1440"/>
+          </w:tcPr>
+          <w:p>
+            <w:r>
+              <w:rPr>
+                <w:sz w:val="20"/>
+              </w:rPr>
+              <w:t>59%</w:t>
             </w:r>
           </w:p>
         </w:tc>
@@ -2622,7 +3489,7 @@
       <w:tr>
         <w:tc>
           <w:tcPr>
-            <w:tcW w:type="dxa" w:w="1728"/>
+            <w:tcW w:type="dxa" w:w="1440"/>
           </w:tcPr>
           <w:p>
             <w:r>
@@ -2635,7 +3502,7 @@
         </w:tc>
         <w:tc>
           <w:tcPr>
-            <w:tcW w:type="dxa" w:w="1728"/>
+            <w:tcW w:type="dxa" w:w="1440"/>
           </w:tcPr>
           <w:p>
             <w:r>
@@ -2648,7 +3515,7 @@
         </w:tc>
         <w:tc>
           <w:tcPr>
-            <w:tcW w:type="dxa" w:w="1728"/>
+            <w:tcW w:type="dxa" w:w="1440"/>
           </w:tcPr>
           <w:p>
             <w:r>
@@ -2661,7 +3528,7 @@
         </w:tc>
         <w:tc>
           <w:tcPr>
-            <w:tcW w:type="dxa" w:w="1728"/>
+            <w:tcW w:type="dxa" w:w="1440"/>
           </w:tcPr>
           <w:p>
             <w:r>
@@ -2674,7 +3541,7 @@
         </w:tc>
         <w:tc>
           <w:tcPr>
-            <w:tcW w:type="dxa" w:w="1728"/>
+            <w:tcW w:type="dxa" w:w="1440"/>
           </w:tcPr>
           <w:p>
             <w:r>
@@ -2682,6 +3549,19 @@
                 <w:sz w:val="20"/>
               </w:rPr>
               <w:t>60.552</w:t>
+            </w:r>
+          </w:p>
+        </w:tc>
+        <w:tc>
+          <w:tcPr>
+            <w:tcW w:type="dxa" w:w="1440"/>
+          </w:tcPr>
+          <w:p>
+            <w:r>
+              <w:rPr>
+                <w:sz w:val="20"/>
+              </w:rPr>
+              <w:t>54%</w:t>
             </w:r>
           </w:p>
         </w:tc>
@@ -2689,7 +3569,7 @@
       <w:tr>
         <w:tc>
           <w:tcPr>
-            <w:tcW w:type="dxa" w:w="1728"/>
+            <w:tcW w:type="dxa" w:w="1440"/>
           </w:tcPr>
           <w:p>
             <w:r>
@@ -2702,7 +3582,7 @@
         </w:tc>
         <w:tc>
           <w:tcPr>
-            <w:tcW w:type="dxa" w:w="1728"/>
+            <w:tcW w:type="dxa" w:w="1440"/>
           </w:tcPr>
           <w:p>
             <w:r>
@@ -2715,7 +3595,7 @@
         </w:tc>
         <w:tc>
           <w:tcPr>
-            <w:tcW w:type="dxa" w:w="1728"/>
+            <w:tcW w:type="dxa" w:w="1440"/>
           </w:tcPr>
           <w:p>
             <w:r>
@@ -2728,7 +3608,7 @@
         </w:tc>
         <w:tc>
           <w:tcPr>
-            <w:tcW w:type="dxa" w:w="1728"/>
+            <w:tcW w:type="dxa" w:w="1440"/>
           </w:tcPr>
           <w:p>
             <w:r>
@@ -2741,7 +3621,7 @@
         </w:tc>
         <w:tc>
           <w:tcPr>
-            <w:tcW w:type="dxa" w:w="1728"/>
+            <w:tcW w:type="dxa" w:w="1440"/>
           </w:tcPr>
           <w:p>
             <w:r>
@@ -2749,6 +3629,19 @@
                 <w:sz w:val="20"/>
               </w:rPr>
               <w:t>55.905</w:t>
+            </w:r>
+          </w:p>
+        </w:tc>
+        <w:tc>
+          <w:tcPr>
+            <w:tcW w:type="dxa" w:w="1440"/>
+          </w:tcPr>
+          <w:p>
+            <w:r>
+              <w:rPr>
+                <w:sz w:val="20"/>
+              </w:rPr>
+              <w:t>50%</w:t>
             </w:r>
           </w:p>
         </w:tc>
@@ -2756,7 +3649,7 @@
       <w:tr>
         <w:tc>
           <w:tcPr>
-            <w:tcW w:type="dxa" w:w="1728"/>
+            <w:tcW w:type="dxa" w:w="1440"/>
           </w:tcPr>
           <w:p>
             <w:r>
@@ -2769,7 +3662,7 @@
         </w:tc>
         <w:tc>
           <w:tcPr>
-            <w:tcW w:type="dxa" w:w="1728"/>
+            <w:tcW w:type="dxa" w:w="1440"/>
           </w:tcPr>
           <w:p>
             <w:r>
@@ -2782,7 +3675,7 @@
         </w:tc>
         <w:tc>
           <w:tcPr>
-            <w:tcW w:type="dxa" w:w="1728"/>
+            <w:tcW w:type="dxa" w:w="1440"/>
           </w:tcPr>
           <w:p>
             <w:r>
@@ -2795,7 +3688,7 @@
         </w:tc>
         <w:tc>
           <w:tcPr>
-            <w:tcW w:type="dxa" w:w="1728"/>
+            <w:tcW w:type="dxa" w:w="1440"/>
           </w:tcPr>
           <w:p>
             <w:r>
@@ -2808,7 +3701,7 @@
         </w:tc>
         <w:tc>
           <w:tcPr>
-            <w:tcW w:type="dxa" w:w="1728"/>
+            <w:tcW w:type="dxa" w:w="1440"/>
           </w:tcPr>
           <w:p>
             <w:r>
@@ -2816,6 +3709,19 @@
                 <w:sz w:val="20"/>
               </w:rPr>
               <w:t>51.808</w:t>
+            </w:r>
+          </w:p>
+        </w:tc>
+        <w:tc>
+          <w:tcPr>
+            <w:tcW w:type="dxa" w:w="1440"/>
+          </w:tcPr>
+          <w:p>
+            <w:r>
+              <w:rPr>
+                <w:sz w:val="20"/>
+              </w:rPr>
+              <w:t>46%</w:t>
             </w:r>
           </w:p>
         </w:tc>
@@ -2823,7 +3729,7 @@
       <w:tr>
         <w:tc>
           <w:tcPr>
-            <w:tcW w:type="dxa" w:w="1728"/>
+            <w:tcW w:type="dxa" w:w="1440"/>
           </w:tcPr>
           <w:p>
             <w:r>
@@ -2836,7 +3742,7 @@
         </w:tc>
         <w:tc>
           <w:tcPr>
-            <w:tcW w:type="dxa" w:w="1728"/>
+            <w:tcW w:type="dxa" w:w="1440"/>
           </w:tcPr>
           <w:p>
             <w:r>
@@ -2849,7 +3755,7 @@
         </w:tc>
         <w:tc>
           <w:tcPr>
-            <w:tcW w:type="dxa" w:w="1728"/>
+            <w:tcW w:type="dxa" w:w="1440"/>
           </w:tcPr>
           <w:p>
             <w:r>
@@ -2862,7 +3768,7 @@
         </w:tc>
         <w:tc>
           <w:tcPr>
-            <w:tcW w:type="dxa" w:w="1728"/>
+            <w:tcW w:type="dxa" w:w="1440"/>
           </w:tcPr>
           <w:p>
             <w:r>
@@ -2875,14 +3781,27 @@
         </w:tc>
         <w:tc>
           <w:tcPr>
-            <w:tcW w:type="dxa" w:w="1728"/>
-          </w:tcPr>
-          <w:p>
-            <w:r>
-              <w:rPr>
-                <w:sz w:val="20"/>
-              </w:rPr>
-              <w:t>48.311</w:t>
+            <w:tcW w:type="dxa" w:w="1440"/>
+          </w:tcPr>
+          <w:p>
+            <w:r>
+              <w:rPr>
+                <w:sz w:val="20"/>
+              </w:rPr>
+              <w:t>**48.311**</w:t>
+            </w:r>
+          </w:p>
+        </w:tc>
+        <w:tc>
+          <w:tcPr>
+            <w:tcW w:type="dxa" w:w="1440"/>
+          </w:tcPr>
+          <w:p>
+            <w:r>
+              <w:rPr>
+                <w:sz w:val="20"/>
+              </w:rPr>
+              <w:t>**43%**</w:t>
             </w:r>
           </w:p>
         </w:tc>
@@ -2890,7 +3809,7 @@
       <w:tr>
         <w:tc>
           <w:tcPr>
-            <w:tcW w:type="dxa" w:w="1728"/>
+            <w:tcW w:type="dxa" w:w="1440"/>
           </w:tcPr>
           <w:p>
             <w:r>
@@ -2903,7 +3822,7 @@
         </w:tc>
         <w:tc>
           <w:tcPr>
-            <w:tcW w:type="dxa" w:w="1728"/>
+            <w:tcW w:type="dxa" w:w="1440"/>
           </w:tcPr>
           <w:p>
             <w:r>
@@ -2916,7 +3835,7 @@
         </w:tc>
         <w:tc>
           <w:tcPr>
-            <w:tcW w:type="dxa" w:w="1728"/>
+            <w:tcW w:type="dxa" w:w="1440"/>
           </w:tcPr>
           <w:p>
             <w:r>
@@ -2929,7 +3848,7 @@
         </w:tc>
         <w:tc>
           <w:tcPr>
-            <w:tcW w:type="dxa" w:w="1728"/>
+            <w:tcW w:type="dxa" w:w="1440"/>
           </w:tcPr>
           <w:p>
             <w:r>
@@ -2942,7 +3861,7 @@
         </w:tc>
         <w:tc>
           <w:tcPr>
-            <w:tcW w:type="dxa" w:w="1728"/>
+            <w:tcW w:type="dxa" w:w="1440"/>
           </w:tcPr>
           <w:p>
             <w:r>
@@ -2950,6 +3869,19 @@
                 <w:sz w:val="20"/>
               </w:rPr>
               <w:t>45.731</w:t>
+            </w:r>
+          </w:p>
+        </w:tc>
+        <w:tc>
+          <w:tcPr>
+            <w:tcW w:type="dxa" w:w="1440"/>
+          </w:tcPr>
+          <w:p>
+            <w:r>
+              <w:rPr>
+                <w:sz w:val="20"/>
+              </w:rPr>
+              <w:t>41%</w:t>
             </w:r>
           </w:p>
         </w:tc>
@@ -2957,7 +3889,7 @@
       <w:tr>
         <w:tc>
           <w:tcPr>
-            <w:tcW w:type="dxa" w:w="1728"/>
+            <w:tcW w:type="dxa" w:w="1440"/>
           </w:tcPr>
           <w:p>
             <w:r>
@@ -2970,7 +3902,7 @@
         </w:tc>
         <w:tc>
           <w:tcPr>
-            <w:tcW w:type="dxa" w:w="1728"/>
+            <w:tcW w:type="dxa" w:w="1440"/>
           </w:tcPr>
           <w:p>
             <w:r>
@@ -2983,7 +3915,7 @@
         </w:tc>
         <w:tc>
           <w:tcPr>
-            <w:tcW w:type="dxa" w:w="1728"/>
+            <w:tcW w:type="dxa" w:w="1440"/>
           </w:tcPr>
           <w:p>
             <w:r>
@@ -2996,7 +3928,7 @@
         </w:tc>
         <w:tc>
           <w:tcPr>
-            <w:tcW w:type="dxa" w:w="1728"/>
+            <w:tcW w:type="dxa" w:w="1440"/>
           </w:tcPr>
           <w:p>
             <w:r>
@@ -3009,7 +3941,7 @@
         </w:tc>
         <w:tc>
           <w:tcPr>
-            <w:tcW w:type="dxa" w:w="1728"/>
+            <w:tcW w:type="dxa" w:w="1440"/>
           </w:tcPr>
           <w:p>
             <w:r>
@@ -3017,6 +3949,19 @@
                 <w:sz w:val="20"/>
               </w:rPr>
               <w:t>43.701</w:t>
+            </w:r>
+          </w:p>
+        </w:tc>
+        <w:tc>
+          <w:tcPr>
+            <w:tcW w:type="dxa" w:w="1440"/>
+          </w:tcPr>
+          <w:p>
+            <w:r>
+              <w:rPr>
+                <w:sz w:val="20"/>
+              </w:rPr>
+              <w:t>39%</w:t>
             </w:r>
           </w:p>
         </w:tc>
@@ -3024,7 +3969,7 @@
       <w:tr>
         <w:tc>
           <w:tcPr>
-            <w:tcW w:type="dxa" w:w="1728"/>
+            <w:tcW w:type="dxa" w:w="1440"/>
           </w:tcPr>
           <w:p>
             <w:r>
@@ -3037,7 +3982,7 @@
         </w:tc>
         <w:tc>
           <w:tcPr>
-            <w:tcW w:type="dxa" w:w="1728"/>
+            <w:tcW w:type="dxa" w:w="1440"/>
           </w:tcPr>
           <w:p>
             <w:r>
@@ -3050,7 +3995,7 @@
         </w:tc>
         <w:tc>
           <w:tcPr>
-            <w:tcW w:type="dxa" w:w="1728"/>
+            <w:tcW w:type="dxa" w:w="1440"/>
           </w:tcPr>
           <w:p>
             <w:r>
@@ -3063,7 +4008,7 @@
         </w:tc>
         <w:tc>
           <w:tcPr>
-            <w:tcW w:type="dxa" w:w="1728"/>
+            <w:tcW w:type="dxa" w:w="1440"/>
           </w:tcPr>
           <w:p>
             <w:r>
@@ -3076,7 +4021,7 @@
         </w:tc>
         <w:tc>
           <w:tcPr>
-            <w:tcW w:type="dxa" w:w="1728"/>
+            <w:tcW w:type="dxa" w:w="1440"/>
           </w:tcPr>
           <w:p>
             <w:r>
@@ -3084,6 +4029,19 @@
                 <w:sz w:val="20"/>
               </w:rPr>
               <w:t>42.221</w:t>
+            </w:r>
+          </w:p>
+        </w:tc>
+        <w:tc>
+          <w:tcPr>
+            <w:tcW w:type="dxa" w:w="1440"/>
+          </w:tcPr>
+          <w:p>
+            <w:r>
+              <w:rPr>
+                <w:sz w:val="20"/>
+              </w:rPr>
+              <w:t>38%</w:t>
             </w:r>
           </w:p>
         </w:tc>
@@ -3091,7 +4049,7 @@
       <w:tr>
         <w:tc>
           <w:tcPr>
-            <w:tcW w:type="dxa" w:w="1728"/>
+            <w:tcW w:type="dxa" w:w="1440"/>
           </w:tcPr>
           <w:p>
             <w:r>
@@ -3104,7 +4062,7 @@
         </w:tc>
         <w:tc>
           <w:tcPr>
-            <w:tcW w:type="dxa" w:w="1728"/>
+            <w:tcW w:type="dxa" w:w="1440"/>
           </w:tcPr>
           <w:p>
             <w:r>
@@ -3117,7 +4075,7 @@
         </w:tc>
         <w:tc>
           <w:tcPr>
-            <w:tcW w:type="dxa" w:w="1728"/>
+            <w:tcW w:type="dxa" w:w="1440"/>
           </w:tcPr>
           <w:p>
             <w:r>
@@ -3130,7 +4088,7 @@
         </w:tc>
         <w:tc>
           <w:tcPr>
-            <w:tcW w:type="dxa" w:w="1728"/>
+            <w:tcW w:type="dxa" w:w="1440"/>
           </w:tcPr>
           <w:p>
             <w:r>
@@ -3143,7 +4101,7 @@
         </w:tc>
         <w:tc>
           <w:tcPr>
-            <w:tcW w:type="dxa" w:w="1728"/>
+            <w:tcW w:type="dxa" w:w="1440"/>
           </w:tcPr>
           <w:p>
             <w:r>
@@ -3151,6 +4109,19 @@
                 <w:sz w:val="20"/>
               </w:rPr>
               <w:t>41.291</w:t>
+            </w:r>
+          </w:p>
+        </w:tc>
+        <w:tc>
+          <w:tcPr>
+            <w:tcW w:type="dxa" w:w="1440"/>
+          </w:tcPr>
+          <w:p>
+            <w:r>
+              <w:rPr>
+                <w:sz w:val="20"/>
+              </w:rPr>
+              <w:t>37%</w:t>
             </w:r>
           </w:p>
         </w:tc>
@@ -3158,7 +4129,7 @@
       <w:tr>
         <w:tc>
           <w:tcPr>
-            <w:tcW w:type="dxa" w:w="1728"/>
+            <w:tcW w:type="dxa" w:w="1440"/>
           </w:tcPr>
           <w:p>
             <w:r>
@@ -3171,7 +4142,7 @@
         </w:tc>
         <w:tc>
           <w:tcPr>
-            <w:tcW w:type="dxa" w:w="1728"/>
+            <w:tcW w:type="dxa" w:w="1440"/>
           </w:tcPr>
           <w:p>
             <w:r>
@@ -3184,7 +4155,7 @@
         </w:tc>
         <w:tc>
           <w:tcPr>
-            <w:tcW w:type="dxa" w:w="1728"/>
+            <w:tcW w:type="dxa" w:w="1440"/>
           </w:tcPr>
           <w:p>
             <w:r>
@@ -3197,7 +4168,7 @@
         </w:tc>
         <w:tc>
           <w:tcPr>
-            <w:tcW w:type="dxa" w:w="1728"/>
+            <w:tcW w:type="dxa" w:w="1440"/>
           </w:tcPr>
           <w:p>
             <w:r>
@@ -3210,7 +4181,7 @@
         </w:tc>
         <w:tc>
           <w:tcPr>
-            <w:tcW w:type="dxa" w:w="1728"/>
+            <w:tcW w:type="dxa" w:w="1440"/>
           </w:tcPr>
           <w:p>
             <w:r>
@@ -3218,6 +4189,19 @@
                 <w:sz w:val="20"/>
               </w:rPr>
               <w:t>40.861</w:t>
+            </w:r>
+          </w:p>
+        </w:tc>
+        <w:tc>
+          <w:tcPr>
+            <w:tcW w:type="dxa" w:w="1440"/>
+          </w:tcPr>
+          <w:p>
+            <w:r>
+              <w:rPr>
+                <w:sz w:val="20"/>
+              </w:rPr>
+              <w:t>36%</w:t>
             </w:r>
           </w:p>
         </w:tc>
@@ -3225,7 +4209,7 @@
       <w:tr>
         <w:tc>
           <w:tcPr>
-            <w:tcW w:type="dxa" w:w="1728"/>
+            <w:tcW w:type="dxa" w:w="1440"/>
           </w:tcPr>
           <w:p>
             <w:r>
@@ -3238,7 +4222,7 @@
         </w:tc>
         <w:tc>
           <w:tcPr>
-            <w:tcW w:type="dxa" w:w="1728"/>
+            <w:tcW w:type="dxa" w:w="1440"/>
           </w:tcPr>
           <w:p>
             <w:r>
@@ -3251,7 +4235,7 @@
         </w:tc>
         <w:tc>
           <w:tcPr>
-            <w:tcW w:type="dxa" w:w="1728"/>
+            <w:tcW w:type="dxa" w:w="1440"/>
           </w:tcPr>
           <w:p>
             <w:r>
@@ -3264,7 +4248,7 @@
         </w:tc>
         <w:tc>
           <w:tcPr>
-            <w:tcW w:type="dxa" w:w="1728"/>
+            <w:tcW w:type="dxa" w:w="1440"/>
           </w:tcPr>
           <w:p>
             <w:r>
@@ -3277,7 +4261,7 @@
         </w:tc>
         <w:tc>
           <w:tcPr>
-            <w:tcW w:type="dxa" w:w="1728"/>
+            <w:tcW w:type="dxa" w:w="1440"/>
           </w:tcPr>
           <w:p>
             <w:r>
@@ -3285,12 +4269,55 @@
                 <w:sz w:val="20"/>
               </w:rPr>
               <w:t>**40.831**</w:t>
+            </w:r>
+          </w:p>
+        </w:tc>
+        <w:tc>
+          <w:tcPr>
+            <w:tcW w:type="dxa" w:w="1440"/>
+          </w:tcPr>
+          <w:p>
+            <w:r>
+              <w:rPr>
+                <w:sz w:val="20"/>
+              </w:rPr>
+              <w:t>**36%**</w:t>
             </w:r>
           </w:p>
         </w:tc>
       </w:tr>
     </w:tbl>
     <w:p/>
+    <w:p>
+      <w:r/>
+      <w:r>
+        <w:rPr>
+          <w:b/>
+        </w:rPr>
+        <w:t>Punto más bajo de caja:</w:t>
+      </w:r>
+      <w:r>
+        <w:t xml:space="preserve"> </w:t>
+      </w:r>
+      <w:r>
+        <w:rPr>
+          <w:b/>
+        </w:rPr>
+        <w:t>~48.311 USD en M6</w:t>
+      </w:r>
+      <w:r>
+        <w:t xml:space="preserve"> — el mes en que evaluamos si el piloto cumple Definition of Done. Si la captación va 20% más lenta, la caja M6 cae a ~</w:t>
+      </w:r>
+      <w:r>
+        <w:rPr>
+          <w:b/>
+        </w:rPr>
+        <w:t>44k</w:t>
+      </w:r>
+      <w:r>
+        <w:t xml:space="preserve"> (ver sensibilidad abajo).</w:t>
+      </w:r>
+    </w:p>
     <w:p>
       <w:r>
         <w:t xml:space="preserve">Al cierre M12 queda </w:t>
@@ -3305,6 +4332,1574 @@
         <w:t xml:space="preserve"> del capital inicial en caja (~40.831 de ~112.000).</w:t>
       </w:r>
     </w:p>
+    <w:p>
+      <w:r>
+        <w:t>────────────────────────────────────────</w:t>
+      </w:r>
+    </w:p>
+    <w:p>
+      <w:pPr>
+        <w:pStyle w:val="Heading1"/>
+      </w:pPr>
+      <w:r>
+        <w:t>Hipótesis clave y sensibilidad</w:t>
+      </w:r>
+    </w:p>
+    <w:p>
+      <w:pPr>
+        <w:pStyle w:val="Heading2"/>
+      </w:pPr>
+      <w:r>
+        <w:t>Supuestos base</w:t>
+      </w:r>
+    </w:p>
+    <w:tbl>
+      <w:tblPr>
+        <w:tblStyle w:val="TableGrid"/>
+        <w:tblW w:type="auto" w:w="0"/>
+        <w:tblLook w:firstColumn="1" w:firstRow="1" w:lastColumn="0" w:lastRow="0" w:noHBand="0" w:noVBand="1" w:val="04A0"/>
+      </w:tblPr>
+      <w:tblGrid>
+        <w:gridCol w:w="2880"/>
+        <w:gridCol w:w="2880"/>
+        <w:gridCol w:w="2880"/>
+      </w:tblGrid>
+      <w:tr>
+        <w:tc>
+          <w:tcPr>
+            <w:tcW w:type="dxa" w:w="2880"/>
+            <w:shd w:fill="1E2A5A"/>
+          </w:tcPr>
+          <w:p>
+            <w:r>
+              <w:rPr>
+                <w:b/>
+                <w:color w:val="FFFFFF"/>
+                <w:sz w:val="20"/>
+              </w:rPr>
+              <w:t>Supuesto</w:t>
+            </w:r>
+          </w:p>
+        </w:tc>
+        <w:tc>
+          <w:tcPr>
+            <w:tcW w:type="dxa" w:w="2880"/>
+            <w:shd w:fill="1E2A5A"/>
+          </w:tcPr>
+          <w:p>
+            <w:r>
+              <w:rPr>
+                <w:b/>
+                <w:color w:val="FFFFFF"/>
+                <w:sz w:val="20"/>
+              </w:rPr>
+              <w:t>Valor</w:t>
+            </w:r>
+          </w:p>
+        </w:tc>
+        <w:tc>
+          <w:tcPr>
+            <w:tcW w:type="dxa" w:w="2880"/>
+            <w:shd w:fill="1E2A5A"/>
+          </w:tcPr>
+          <w:p>
+            <w:r>
+              <w:rPr>
+                <w:b/>
+                <w:color w:val="FFFFFF"/>
+                <w:sz w:val="20"/>
+              </w:rPr>
+              <w:t>Fuente lógica</w:t>
+            </w:r>
+          </w:p>
+        </w:tc>
+      </w:tr>
+      <w:tr>
+        <w:tc>
+          <w:tcPr>
+            <w:tcW w:type="dxa" w:w="2880"/>
+          </w:tcPr>
+          <w:p>
+            <w:r>
+              <w:rPr>
+                <w:sz w:val="20"/>
+              </w:rPr>
+              <w:t>Churn mensual</w:t>
+            </w:r>
+          </w:p>
+        </w:tc>
+        <w:tc>
+          <w:tcPr>
+            <w:tcW w:type="dxa" w:w="2880"/>
+          </w:tcPr>
+          <w:p>
+            <w:r>
+              <w:rPr>
+                <w:sz w:val="20"/>
+              </w:rPr>
+              <w:t>**5%**</w:t>
+            </w:r>
+          </w:p>
+        </w:tc>
+        <w:tc>
+          <w:tcPr>
+            <w:tcW w:type="dxa" w:w="2880"/>
+          </w:tcPr>
+          <w:p>
+            <w:r>
+              <w:rPr>
+                <w:sz w:val="20"/>
+              </w:rPr>
+              <w:t>Independientes sin contrato largo; objetivo post-piloto ≤4%</w:t>
+            </w:r>
+          </w:p>
+        </w:tc>
+      </w:tr>
+      <w:tr>
+        <w:tc>
+          <w:tcPr>
+            <w:tcW w:type="dxa" w:w="2880"/>
+          </w:tcPr>
+          <w:p>
+            <w:r>
+              <w:rPr>
+                <w:sz w:val="20"/>
+              </w:rPr>
+              <w:t>Firmas brutas año 1</w:t>
+            </w:r>
+          </w:p>
+        </w:tc>
+        <w:tc>
+          <w:tcPr>
+            <w:tcW w:type="dxa" w:w="2880"/>
+          </w:tcPr>
+          <w:p>
+            <w:r>
+              <w:rPr>
+                <w:sz w:val="20"/>
+              </w:rPr>
+              <w:t>**~185**</w:t>
+            </w:r>
+          </w:p>
+        </w:tc>
+        <w:tc>
+          <w:tcPr>
+            <w:tcW w:type="dxa" w:w="2880"/>
+          </w:tcPr>
+          <w:p>
+            <w:r>
+              <w:rPr>
+                <w:sz w:val="20"/>
+              </w:rPr>
+              <w:t>4 vendedores, curva ×1,0</w:t>
+            </w:r>
+          </w:p>
+        </w:tc>
+      </w:tr>
+      <w:tr>
+        <w:tc>
+          <w:tcPr>
+            <w:tcW w:type="dxa" w:w="2880"/>
+          </w:tcPr>
+          <w:p>
+            <w:r>
+              <w:rPr>
+                <w:sz w:val="20"/>
+              </w:rPr>
+              <w:t>ARPF placeholder</w:t>
+            </w:r>
+          </w:p>
+        </w:tc>
+        <w:tc>
+          <w:tcPr>
+            <w:tcW w:type="dxa" w:w="2880"/>
+          </w:tcPr>
+          <w:p>
+            <w:r>
+              <w:rPr>
+                <w:sz w:val="20"/>
+              </w:rPr>
+              <w:t>**~USD 50/mes**</w:t>
+            </w:r>
+          </w:p>
+        </w:tc>
+        <w:tc>
+          <w:tcPr>
+            <w:tcW w:type="dxa" w:w="2880"/>
+          </w:tcPr>
+          <w:p>
+            <w:r>
+              <w:rPr>
+                <w:sz w:val="20"/>
+              </w:rPr>
+              <w:t>Mix tiers 25/40/55 + % GMV</w:t>
+            </w:r>
+          </w:p>
+        </w:tc>
+      </w:tr>
+      <w:tr>
+        <w:tc>
+          <w:tcPr>
+            <w:tcW w:type="dxa" w:w="2880"/>
+          </w:tcPr>
+          <w:p>
+            <w:r>
+              <w:rPr>
+                <w:sz w:val="20"/>
+              </w:rPr>
+              <w:t>CAC headline</w:t>
+            </w:r>
+          </w:p>
+        </w:tc>
+        <w:tc>
+          <w:tcPr>
+            <w:tcW w:type="dxa" w:w="2880"/>
+          </w:tcPr>
+          <w:p>
+            <w:r>
+              <w:rPr>
+                <w:sz w:val="20"/>
+              </w:rPr>
+              <w:t>**USD 139**</w:t>
+            </w:r>
+          </w:p>
+        </w:tc>
+        <w:tc>
+          <w:tcPr>
+            <w:tcW w:type="dxa" w:w="2880"/>
+          </w:tcPr>
+          <w:p>
+            <w:r>
+              <w:rPr>
+                <w:sz w:val="20"/>
+              </w:rPr>
+              <w:t>Sales fijo + comisión marginal</w:t>
+            </w:r>
+          </w:p>
+        </w:tc>
+      </w:tr>
+      <w:tr>
+        <w:tc>
+          <w:tcPr>
+            <w:tcW w:type="dxa" w:w="2880"/>
+          </w:tcPr>
+          <w:p>
+            <w:r>
+              <w:rPr>
+                <w:sz w:val="20"/>
+              </w:rPr>
+              <w:t>**LTV/CAC**</w:t>
+            </w:r>
+          </w:p>
+        </w:tc>
+        <w:tc>
+          <w:tcPr>
+            <w:tcW w:type="dxa" w:w="2880"/>
+          </w:tcPr>
+          <w:p>
+            <w:r>
+              <w:rPr>
+                <w:sz w:val="20"/>
+              </w:rPr>
+              <w:t>**~7,2×**</w:t>
+            </w:r>
+          </w:p>
+        </w:tc>
+        <w:tc>
+          <w:tcPr>
+            <w:tcW w:type="dxa" w:w="2880"/>
+          </w:tcPr>
+          <w:p>
+            <w:r>
+              <w:rPr>
+                <w:sz w:val="20"/>
+              </w:rPr>
+              <w:t>LTV 1.000 ÷ CAC 139</w:t>
+            </w:r>
+          </w:p>
+        </w:tc>
+      </w:tr>
+      <w:tr>
+        <w:tc>
+          <w:tcPr>
+            <w:tcW w:type="dxa" w:w="2880"/>
+          </w:tcPr>
+          <w:p>
+            <w:r>
+              <w:rPr>
+                <w:sz w:val="20"/>
+              </w:rPr>
+              <w:t>Burn por tramos</w:t>
+            </w:r>
+          </w:p>
+        </w:tc>
+        <w:tc>
+          <w:tcPr>
+            <w:tcW w:type="dxa" w:w="2880"/>
+          </w:tcPr>
+          <w:p>
+            <w:r>
+              <w:rPr>
+                <w:sz w:val="20"/>
+              </w:rPr>
+              <w:t>8.011 (M1–2) → 8.347 (M3–6) → 7.980 (M7–12)</w:t>
+            </w:r>
+          </w:p>
+        </w:tc>
+        <w:tc>
+          <w:tcPr>
+            <w:tcW w:type="dxa" w:w="2880"/>
+          </w:tcPr>
+          <w:p>
+            <w:r>
+              <w:rPr>
+                <w:sz w:val="20"/>
+              </w:rPr>
+              <w:t>Presupuesto Lean</w:t>
+            </w:r>
+          </w:p>
+        </w:tc>
+      </w:tr>
+      <w:tr>
+        <w:tc>
+          <w:tcPr>
+            <w:tcW w:type="dxa" w:w="2880"/>
+          </w:tcPr>
+          <w:p>
+            <w:r>
+              <w:rPr>
+                <w:sz w:val="20"/>
+              </w:rPr>
+              <w:t>One-shots Fase 0</w:t>
+            </w:r>
+          </w:p>
+        </w:tc>
+        <w:tc>
+          <w:tcPr>
+            <w:tcW w:type="dxa" w:w="2880"/>
+          </w:tcPr>
+          <w:p>
+            <w:r>
+              <w:rPr>
+                <w:sz w:val="20"/>
+              </w:rPr>
+              <w:t>**~14.208**</w:t>
+            </w:r>
+          </w:p>
+        </w:tc>
+        <w:tc>
+          <w:tcPr>
+            <w:tcW w:type="dxa" w:w="2880"/>
+          </w:tcPr>
+          <w:p>
+            <w:r>
+              <w:rPr>
+                <w:sz w:val="20"/>
+              </w:rPr>
+              <w:t>Legal, PCs, video B2B, etc.</w:t>
+            </w:r>
+          </w:p>
+        </w:tc>
+      </w:tr>
+      <w:tr>
+        <w:tc>
+          <w:tcPr>
+            <w:tcW w:type="dxa" w:w="2880"/>
+          </w:tcPr>
+          <w:p>
+            <w:r>
+              <w:rPr>
+                <w:sz w:val="20"/>
+              </w:rPr>
+              <w:t>Waiver comercial</w:t>
+            </w:r>
+          </w:p>
+        </w:tc>
+        <w:tc>
+          <w:tcPr>
+            <w:tcW w:type="dxa" w:w="2880"/>
+          </w:tcPr>
+          <w:p>
+            <w:r>
+              <w:rPr>
+                <w:sz w:val="20"/>
+              </w:rPr>
+              <w:t>**No modelado**</w:t>
+            </w:r>
+          </w:p>
+        </w:tc>
+        <w:tc>
+          <w:tcPr>
+            <w:tcW w:type="dxa" w:w="2880"/>
+          </w:tcPr>
+          <w:p>
+            <w:r>
+              <w:rPr>
+                <w:sz w:val="20"/>
+              </w:rPr>
+              <w:t>Cuota 0 primeras 10 farmacias reduciría ingresos M1–M3</w:t>
+            </w:r>
+          </w:p>
+        </w:tc>
+      </w:tr>
+    </w:tbl>
+    <w:p/>
+    <w:p>
+      <w:pPr>
+        <w:pStyle w:val="Heading2"/>
+      </w:pPr>
+      <w:r>
+        <w:t>Sensibilidad ARPF (M12, activas fijas ~159)</w:t>
+      </w:r>
+    </w:p>
+    <w:tbl>
+      <w:tblPr>
+        <w:tblStyle w:val="TableGrid"/>
+        <w:tblW w:type="auto" w:w="0"/>
+        <w:tblLook w:firstColumn="1" w:firstRow="1" w:lastColumn="0" w:lastRow="0" w:noHBand="0" w:noVBand="1" w:val="04A0"/>
+      </w:tblPr>
+      <w:tblGrid>
+        <w:gridCol w:w="1728"/>
+        <w:gridCol w:w="1728"/>
+        <w:gridCol w:w="1728"/>
+        <w:gridCol w:w="1728"/>
+        <w:gridCol w:w="1728"/>
+      </w:tblGrid>
+      <w:tr>
+        <w:tc>
+          <w:tcPr>
+            <w:tcW w:type="dxa" w:w="1728"/>
+            <w:shd w:fill="1E2A5A"/>
+          </w:tcPr>
+          <w:p>
+            <w:r>
+              <w:rPr>
+                <w:b/>
+                <w:color w:val="FFFFFF"/>
+                <w:sz w:val="20"/>
+              </w:rPr>
+              <w:t>ARPF/mes</w:t>
+            </w:r>
+          </w:p>
+        </w:tc>
+        <w:tc>
+          <w:tcPr>
+            <w:tcW w:type="dxa" w:w="1728"/>
+            <w:shd w:fill="1E2A5A"/>
+          </w:tcPr>
+          <w:p>
+            <w:r>
+              <w:rPr>
+                <w:b/>
+                <w:color w:val="FFFFFF"/>
+                <w:sz w:val="20"/>
+              </w:rPr>
+              <w:t>Ingresos M12</w:t>
+            </w:r>
+          </w:p>
+        </w:tc>
+        <w:tc>
+          <w:tcPr>
+            <w:tcW w:type="dxa" w:w="1728"/>
+            <w:shd w:fill="1E2A5A"/>
+          </w:tcPr>
+          <w:p>
+            <w:r>
+              <w:rPr>
+                <w:b/>
+                <w:color w:val="FFFFFF"/>
+                <w:sz w:val="20"/>
+              </w:rPr>
+              <w:t>Gap vs burn 7.980</w:t>
+            </w:r>
+          </w:p>
+        </w:tc>
+        <w:tc>
+          <w:tcPr>
+            <w:tcW w:type="dxa" w:w="1728"/>
+            <w:shd w:fill="1E2A5A"/>
+          </w:tcPr>
+          <w:p>
+            <w:r>
+              <w:rPr>
+                <w:b/>
+                <w:color w:val="FFFFFF"/>
+                <w:sz w:val="20"/>
+              </w:rPr>
+              <w:t>LTV (20 meses)</w:t>
+            </w:r>
+          </w:p>
+        </w:tc>
+        <w:tc>
+          <w:tcPr>
+            <w:tcW w:type="dxa" w:w="1728"/>
+            <w:shd w:fill="1E2A5A"/>
+          </w:tcPr>
+          <w:p>
+            <w:r>
+              <w:rPr>
+                <w:b/>
+                <w:color w:val="FFFFFF"/>
+                <w:sz w:val="20"/>
+              </w:rPr>
+              <w:t>LTV/CAC</w:t>
+            </w:r>
+          </w:p>
+        </w:tc>
+      </w:tr>
+      <w:tr>
+        <w:tc>
+          <w:tcPr>
+            <w:tcW w:type="dxa" w:w="1728"/>
+          </w:tcPr>
+          <w:p>
+            <w:r>
+              <w:rPr>
+                <w:sz w:val="20"/>
+              </w:rPr>
+              <w:t>**41** (pesimista)</w:t>
+            </w:r>
+          </w:p>
+        </w:tc>
+        <w:tc>
+          <w:tcPr>
+            <w:tcW w:type="dxa" w:w="1728"/>
+          </w:tcPr>
+          <w:p>
+            <w:r>
+              <w:rPr>
+                <w:sz w:val="20"/>
+              </w:rPr>
+              <w:t>~6.519</w:t>
+            </w:r>
+          </w:p>
+        </w:tc>
+        <w:tc>
+          <w:tcPr>
+            <w:tcW w:type="dxa" w:w="1728"/>
+          </w:tcPr>
+          <w:p>
+            <w:r>
+              <w:rPr>
+                <w:sz w:val="20"/>
+              </w:rPr>
+              <w:t>−1.461</w:t>
+            </w:r>
+          </w:p>
+        </w:tc>
+        <w:tc>
+          <w:tcPr>
+            <w:tcW w:type="dxa" w:w="1728"/>
+          </w:tcPr>
+          <w:p>
+            <w:r>
+              <w:rPr>
+                <w:sz w:val="20"/>
+              </w:rPr>
+              <w:t>820</w:t>
+            </w:r>
+          </w:p>
+        </w:tc>
+        <w:tc>
+          <w:tcPr>
+            <w:tcW w:type="dxa" w:w="1728"/>
+          </w:tcPr>
+          <w:p>
+            <w:r>
+              <w:rPr>
+                <w:sz w:val="20"/>
+              </w:rPr>
+              <w:t>**~5,9×**</w:t>
+            </w:r>
+          </w:p>
+        </w:tc>
+      </w:tr>
+      <w:tr>
+        <w:tc>
+          <w:tcPr>
+            <w:tcW w:type="dxa" w:w="1728"/>
+          </w:tcPr>
+          <w:p>
+            <w:r>
+              <w:rPr>
+                <w:sz w:val="20"/>
+              </w:rPr>
+              <w:t>**50** (base)</w:t>
+            </w:r>
+          </w:p>
+        </w:tc>
+        <w:tc>
+          <w:tcPr>
+            <w:tcW w:type="dxa" w:w="1728"/>
+          </w:tcPr>
+          <w:p>
+            <w:r>
+              <w:rPr>
+                <w:sz w:val="20"/>
+              </w:rPr>
+              <w:t>**7.950**</w:t>
+            </w:r>
+          </w:p>
+        </w:tc>
+        <w:tc>
+          <w:tcPr>
+            <w:tcW w:type="dxa" w:w="1728"/>
+          </w:tcPr>
+          <w:p>
+            <w:r>
+              <w:rPr>
+                <w:sz w:val="20"/>
+              </w:rPr>
+              <w:t>**−30**</w:t>
+            </w:r>
+          </w:p>
+        </w:tc>
+        <w:tc>
+          <w:tcPr>
+            <w:tcW w:type="dxa" w:w="1728"/>
+          </w:tcPr>
+          <w:p>
+            <w:r>
+              <w:rPr>
+                <w:sz w:val="20"/>
+              </w:rPr>
+              <w:t>1.000</w:t>
+            </w:r>
+          </w:p>
+        </w:tc>
+        <w:tc>
+          <w:tcPr>
+            <w:tcW w:type="dxa" w:w="1728"/>
+          </w:tcPr>
+          <w:p>
+            <w:r>
+              <w:rPr>
+                <w:sz w:val="20"/>
+              </w:rPr>
+              <w:t>**~7,2×**</w:t>
+            </w:r>
+          </w:p>
+        </w:tc>
+      </w:tr>
+      <w:tr>
+        <w:tc>
+          <w:tcPr>
+            <w:tcW w:type="dxa" w:w="1728"/>
+          </w:tcPr>
+          <w:p>
+            <w:r>
+              <w:rPr>
+                <w:sz w:val="20"/>
+              </w:rPr>
+              <w:t>**53** (+6%)</w:t>
+            </w:r>
+          </w:p>
+        </w:tc>
+        <w:tc>
+          <w:tcPr>
+            <w:tcW w:type="dxa" w:w="1728"/>
+          </w:tcPr>
+          <w:p>
+            <w:r>
+              <w:rPr>
+                <w:sz w:val="20"/>
+              </w:rPr>
+              <w:t>~8.427</w:t>
+            </w:r>
+          </w:p>
+        </w:tc>
+        <w:tc>
+          <w:tcPr>
+            <w:tcW w:type="dxa" w:w="1728"/>
+          </w:tcPr>
+          <w:p>
+            <w:r>
+              <w:rPr>
+                <w:sz w:val="20"/>
+              </w:rPr>
+              <w:t>+447</w:t>
+            </w:r>
+          </w:p>
+        </w:tc>
+        <w:tc>
+          <w:tcPr>
+            <w:tcW w:type="dxa" w:w="1728"/>
+          </w:tcPr>
+          <w:p>
+            <w:r>
+              <w:rPr>
+                <w:sz w:val="20"/>
+              </w:rPr>
+              <w:t>1.060</w:t>
+            </w:r>
+          </w:p>
+        </w:tc>
+        <w:tc>
+          <w:tcPr>
+            <w:tcW w:type="dxa" w:w="1728"/>
+          </w:tcPr>
+          <w:p>
+            <w:r>
+              <w:rPr>
+                <w:sz w:val="20"/>
+              </w:rPr>
+              <w:t>**~7,6×**</w:t>
+            </w:r>
+          </w:p>
+        </w:tc>
+      </w:tr>
+      <w:tr>
+        <w:tc>
+          <w:tcPr>
+            <w:tcW w:type="dxa" w:w="1728"/>
+          </w:tcPr>
+          <w:p>
+            <w:r>
+              <w:rPr>
+                <w:sz w:val="20"/>
+              </w:rPr>
+              <w:t>**55** (optimista mix)</w:t>
+            </w:r>
+          </w:p>
+        </w:tc>
+        <w:tc>
+          <w:tcPr>
+            <w:tcW w:type="dxa" w:w="1728"/>
+          </w:tcPr>
+          <w:p>
+            <w:r>
+              <w:rPr>
+                <w:sz w:val="20"/>
+              </w:rPr>
+              <w:t>~8.745</w:t>
+            </w:r>
+          </w:p>
+        </w:tc>
+        <w:tc>
+          <w:tcPr>
+            <w:tcW w:type="dxa" w:w="1728"/>
+          </w:tcPr>
+          <w:p>
+            <w:r>
+              <w:rPr>
+                <w:sz w:val="20"/>
+              </w:rPr>
+              <w:t>+765</w:t>
+            </w:r>
+          </w:p>
+        </w:tc>
+        <w:tc>
+          <w:tcPr>
+            <w:tcW w:type="dxa" w:w="1728"/>
+          </w:tcPr>
+          <w:p>
+            <w:r>
+              <w:rPr>
+                <w:sz w:val="20"/>
+              </w:rPr>
+              <w:t>1.100</w:t>
+            </w:r>
+          </w:p>
+        </w:tc>
+        <w:tc>
+          <w:tcPr>
+            <w:tcW w:type="dxa" w:w="1728"/>
+          </w:tcPr>
+          <w:p>
+            <w:r>
+              <w:rPr>
+                <w:sz w:val="20"/>
+              </w:rPr>
+              <w:t>**~7,9×**</w:t>
+            </w:r>
+          </w:p>
+        </w:tc>
+      </w:tr>
+    </w:tbl>
+    <w:p/>
+    <w:p>
+      <w:r>
+        <w:t xml:space="preserve">Subir ARPF </w:t>
+      </w:r>
+      <w:r>
+        <w:rPr>
+          <w:b/>
+        </w:rPr>
+        <w:t>3 USD</w:t>
+      </w:r>
+      <w:r>
+        <w:t xml:space="preserve"> (de 50 a 53) sin acelerar firmas puede adelantar equilibrio mensual a </w:t>
+      </w:r>
+      <w:r>
+        <w:rPr>
+          <w:b/>
+        </w:rPr>
+        <w:t>~M11</w:t>
+      </w:r>
+      <w:r>
+        <w:t xml:space="preserve"> — útil si el mom-test de pricing confirma disposición a pagar Pro.</w:t>
+      </w:r>
+    </w:p>
+    <w:p>
+      <w:pPr>
+        <w:pStyle w:val="Heading2"/>
+      </w:pPr>
+      <w:r>
+        <w:t>Sensibilidad churn (M12, firmas brutas 185 fijas)</w:t>
+      </w:r>
+    </w:p>
+    <w:tbl>
+      <w:tblPr>
+        <w:tblStyle w:val="TableGrid"/>
+        <w:tblW w:type="auto" w:w="0"/>
+        <w:tblLook w:firstColumn="1" w:firstRow="1" w:lastColumn="0" w:lastRow="0" w:noHBand="0" w:noVBand="1" w:val="04A0"/>
+      </w:tblPr>
+      <w:tblGrid>
+        <w:gridCol w:w="2160"/>
+        <w:gridCol w:w="2160"/>
+        <w:gridCol w:w="2160"/>
+        <w:gridCol w:w="2160"/>
+      </w:tblGrid>
+      <w:tr>
+        <w:tc>
+          <w:tcPr>
+            <w:tcW w:type="dxa" w:w="2160"/>
+            <w:shd w:fill="1E2A5A"/>
+          </w:tcPr>
+          <w:p>
+            <w:r>
+              <w:rPr>
+                <w:b/>
+                <w:color w:val="FFFFFF"/>
+                <w:sz w:val="20"/>
+              </w:rPr>
+              <w:t>Churn mensual</w:t>
+            </w:r>
+          </w:p>
+        </w:tc>
+        <w:tc>
+          <w:tcPr>
+            <w:tcW w:type="dxa" w:w="2160"/>
+            <w:shd w:fill="1E2A5A"/>
+          </w:tcPr>
+          <w:p>
+            <w:r>
+              <w:rPr>
+                <w:b/>
+                <w:color w:val="FFFFFF"/>
+                <w:sz w:val="20"/>
+              </w:rPr>
+              <w:t>Activas M12</w:t>
+            </w:r>
+          </w:p>
+        </w:tc>
+        <w:tc>
+          <w:tcPr>
+            <w:tcW w:type="dxa" w:w="2160"/>
+            <w:shd w:fill="1E2A5A"/>
+          </w:tcPr>
+          <w:p>
+            <w:r>
+              <w:rPr>
+                <w:b/>
+                <w:color w:val="FFFFFF"/>
+                <w:sz w:val="20"/>
+              </w:rPr>
+              <w:t>Ingresos M12 (ARPF 50)</w:t>
+            </w:r>
+          </w:p>
+        </w:tc>
+        <w:tc>
+          <w:tcPr>
+            <w:tcW w:type="dxa" w:w="2160"/>
+            <w:shd w:fill="1E2A5A"/>
+          </w:tcPr>
+          <w:p>
+            <w:r>
+              <w:rPr>
+                <w:b/>
+                <w:color w:val="FFFFFF"/>
+                <w:sz w:val="20"/>
+              </w:rPr>
+              <w:t>Comentario</w:t>
+            </w:r>
+          </w:p>
+        </w:tc>
+      </w:tr>
+      <w:tr>
+        <w:tc>
+          <w:tcPr>
+            <w:tcW w:type="dxa" w:w="2160"/>
+          </w:tcPr>
+          <w:p>
+            <w:r>
+              <w:rPr>
+                <w:sz w:val="20"/>
+              </w:rPr>
+              <w:t>**3%**</w:t>
+            </w:r>
+          </w:p>
+        </w:tc>
+        <w:tc>
+          <w:tcPr>
+            <w:tcW w:type="dxa" w:w="2160"/>
+          </w:tcPr>
+          <w:p>
+            <w:r>
+              <w:rPr>
+                <w:sz w:val="20"/>
+              </w:rPr>
+              <w:t>~175</w:t>
+            </w:r>
+          </w:p>
+        </w:tc>
+        <w:tc>
+          <w:tcPr>
+            <w:tcW w:type="dxa" w:w="2160"/>
+          </w:tcPr>
+          <w:p>
+            <w:r>
+              <w:rPr>
+                <w:sz w:val="20"/>
+              </w:rPr>
+              <w:t>~8.750</w:t>
+            </w:r>
+          </w:p>
+        </w:tc>
+        <w:tc>
+          <w:tcPr>
+            <w:tcW w:type="dxa" w:w="2160"/>
+          </w:tcPr>
+          <w:p>
+            <w:r>
+              <w:rPr>
+                <w:sz w:val="20"/>
+              </w:rPr>
+              <w:t>Mejor retención → BE desde M11</w:t>
+            </w:r>
+          </w:p>
+        </w:tc>
+      </w:tr>
+      <w:tr>
+        <w:tc>
+          <w:tcPr>
+            <w:tcW w:type="dxa" w:w="2160"/>
+          </w:tcPr>
+          <w:p>
+            <w:r>
+              <w:rPr>
+                <w:sz w:val="20"/>
+              </w:rPr>
+              <w:t>**5%** (base)</w:t>
+            </w:r>
+          </w:p>
+        </w:tc>
+        <w:tc>
+          <w:tcPr>
+            <w:tcW w:type="dxa" w:w="2160"/>
+          </w:tcPr>
+          <w:p>
+            <w:r>
+              <w:rPr>
+                <w:sz w:val="20"/>
+              </w:rPr>
+              <w:t>**~159**</w:t>
+            </w:r>
+          </w:p>
+        </w:tc>
+        <w:tc>
+          <w:tcPr>
+            <w:tcW w:type="dxa" w:w="2160"/>
+          </w:tcPr>
+          <w:p>
+            <w:r>
+              <w:rPr>
+                <w:sz w:val="20"/>
+              </w:rPr>
+              <w:t>**~7.950**</w:t>
+            </w:r>
+          </w:p>
+        </w:tc>
+        <w:tc>
+          <w:tcPr>
+            <w:tcW w:type="dxa" w:w="2160"/>
+          </w:tcPr>
+          <w:p>
+            <w:r>
+              <w:rPr>
+                <w:sz w:val="20"/>
+              </w:rPr>
+              <w:t>Caso central</w:t>
+            </w:r>
+          </w:p>
+        </w:tc>
+      </w:tr>
+      <w:tr>
+        <w:tc>
+          <w:tcPr>
+            <w:tcW w:type="dxa" w:w="2160"/>
+          </w:tcPr>
+          <w:p>
+            <w:r>
+              <w:rPr>
+                <w:sz w:val="20"/>
+              </w:rPr>
+              <w:t>**7%**</w:t>
+            </w:r>
+          </w:p>
+        </w:tc>
+        <w:tc>
+          <w:tcPr>
+            <w:tcW w:type="dxa" w:w="2160"/>
+          </w:tcPr>
+          <w:p>
+            <w:r>
+              <w:rPr>
+                <w:sz w:val="20"/>
+              </w:rPr>
+              <w:t>~145</w:t>
+            </w:r>
+          </w:p>
+        </w:tc>
+        <w:tc>
+          <w:tcPr>
+            <w:tcW w:type="dxa" w:w="2160"/>
+          </w:tcPr>
+          <w:p>
+            <w:r>
+              <w:rPr>
+                <w:sz w:val="20"/>
+              </w:rPr>
+              <w:t>~7.250</w:t>
+            </w:r>
+          </w:p>
+        </w:tc>
+        <w:tc>
+          <w:tcPr>
+            <w:tcW w:type="dxa" w:w="2160"/>
+          </w:tcPr>
+          <w:p>
+            <w:r>
+              <w:rPr>
+                <w:sz w:val="20"/>
+              </w:rPr>
+              <w:t>Gap M12 ~−730; revisar onboarding</w:t>
+            </w:r>
+          </w:p>
+        </w:tc>
+      </w:tr>
+      <w:tr>
+        <w:tc>
+          <w:tcPr>
+            <w:tcW w:type="dxa" w:w="2160"/>
+          </w:tcPr>
+          <w:p>
+            <w:r>
+              <w:rPr>
+                <w:sz w:val="20"/>
+              </w:rPr>
+              <w:t>**10%**</w:t>
+            </w:r>
+          </w:p>
+        </w:tc>
+        <w:tc>
+          <w:tcPr>
+            <w:tcW w:type="dxa" w:w="2160"/>
+          </w:tcPr>
+          <w:p>
+            <w:r>
+              <w:rPr>
+                <w:sz w:val="20"/>
+              </w:rPr>
+              <w:t>~125</w:t>
+            </w:r>
+          </w:p>
+        </w:tc>
+        <w:tc>
+          <w:tcPr>
+            <w:tcW w:type="dxa" w:w="2160"/>
+          </w:tcPr>
+          <w:p>
+            <w:r>
+              <w:rPr>
+                <w:sz w:val="20"/>
+              </w:rPr>
+              <w:t>~6.250</w:t>
+            </w:r>
+          </w:p>
+        </w:tc>
+        <w:tc>
+          <w:tcPr>
+            <w:tcW w:type="dxa" w:w="2160"/>
+          </w:tcPr>
+          <w:p>
+            <w:r>
+              <w:rPr>
+                <w:sz w:val="20"/>
+              </w:rPr>
+              <w:t>Piloto en riesgo; pivot B2B antes M6</w:t>
+            </w:r>
+          </w:p>
+        </w:tc>
+      </w:tr>
+    </w:tbl>
+    <w:p/>
+    <w:p>
+      <w:r>
+        <w:t xml:space="preserve">Churn es la palanca más peligrosa: una farmacia que firma y no activa catálogo cuenta como “activa” un mes y luego se va — por eso el plan comercial prioriza </w:t>
+      </w:r>
+      <w:r>
+        <w:rPr>
+          <w:b/>
+        </w:rPr>
+        <w:t>activación</w:t>
+      </w:r>
+      <w:r>
+        <w:t>, no solo contrato.</w:t>
+      </w:r>
+    </w:p>
+    <w:p>
+      <w:pPr>
+        <w:pStyle w:val="Heading2"/>
+      </w:pPr>
+      <w:r>
+        <w:t>Sensibilidad velocidad comercial (churn 5%, ARPF 50)</w:t>
+      </w:r>
+    </w:p>
+    <w:tbl>
+      <w:tblPr>
+        <w:tblStyle w:val="TableGrid"/>
+        <w:tblW w:type="auto" w:w="0"/>
+        <w:tblLook w:firstColumn="1" w:firstRow="1" w:lastColumn="0" w:lastRow="0" w:noHBand="0" w:noVBand="1" w:val="04A0"/>
+      </w:tblPr>
+      <w:tblGrid>
+        <w:gridCol w:w="1440"/>
+        <w:gridCol w:w="1440"/>
+        <w:gridCol w:w="1440"/>
+        <w:gridCol w:w="1440"/>
+        <w:gridCol w:w="1440"/>
+        <w:gridCol w:w="1440"/>
+      </w:tblGrid>
+      <w:tr>
+        <w:tc>
+          <w:tcPr>
+            <w:tcW w:type="dxa" w:w="1440"/>
+            <w:shd w:fill="1E2A5A"/>
+          </w:tcPr>
+          <w:p>
+            <w:r>
+              <w:rPr>
+                <w:b/>
+                <w:color w:val="FFFFFF"/>
+                <w:sz w:val="20"/>
+              </w:rPr>
+              <w:t>Escenario</w:t>
+            </w:r>
+          </w:p>
+        </w:tc>
+        <w:tc>
+          <w:tcPr>
+            <w:tcW w:type="dxa" w:w="1440"/>
+            <w:shd w:fill="1E2A5A"/>
+          </w:tcPr>
+          <w:p>
+            <w:r>
+              <w:rPr>
+                <w:b/>
+                <w:color w:val="FFFFFF"/>
+                <w:sz w:val="20"/>
+              </w:rPr>
+              <w:t>Firmas Y1</w:t>
+            </w:r>
+          </w:p>
+        </w:tc>
+        <w:tc>
+          <w:tcPr>
+            <w:tcW w:type="dxa" w:w="1440"/>
+            <w:shd w:fill="1E2A5A"/>
+          </w:tcPr>
+          <w:p>
+            <w:r>
+              <w:rPr>
+                <w:b/>
+                <w:color w:val="FFFFFF"/>
+                <w:sz w:val="20"/>
+              </w:rPr>
+              <w:t>Activas M12</w:t>
+            </w:r>
+          </w:p>
+        </w:tc>
+        <w:tc>
+          <w:tcPr>
+            <w:tcW w:type="dxa" w:w="1440"/>
+            <w:shd w:fill="1E2A5A"/>
+          </w:tcPr>
+          <w:p>
+            <w:r>
+              <w:rPr>
+                <w:b/>
+                <w:color w:val="FFFFFF"/>
+                <w:sz w:val="20"/>
+              </w:rPr>
+              <w:t>Ingresos Y1</w:t>
+            </w:r>
+          </w:p>
+        </w:tc>
+        <w:tc>
+          <w:tcPr>
+            <w:tcW w:type="dxa" w:w="1440"/>
+            <w:shd w:fill="1E2A5A"/>
+          </w:tcPr>
+          <w:p>
+            <w:r>
+              <w:rPr>
+                <w:b/>
+                <w:color w:val="FFFFFF"/>
+                <w:sz w:val="20"/>
+              </w:rPr>
+              <w:t>Caja M12</w:t>
+            </w:r>
+          </w:p>
+        </w:tc>
+        <w:tc>
+          <w:tcPr>
+            <w:tcW w:type="dxa" w:w="1440"/>
+            <w:shd w:fill="1E2A5A"/>
+          </w:tcPr>
+          <w:p>
+            <w:r>
+              <w:rPr>
+                <w:b/>
+                <w:color w:val="FFFFFF"/>
+                <w:sz w:val="20"/>
+              </w:rPr>
+              <w:t>Equilibrio mensual</w:t>
+            </w:r>
+          </w:p>
+        </w:tc>
+      </w:tr>
+      <w:tr>
+        <w:tc>
+          <w:tcPr>
+            <w:tcW w:type="dxa" w:w="1440"/>
+          </w:tcPr>
+          <w:p>
+            <w:r>
+              <w:rPr>
+                <w:sz w:val="20"/>
+              </w:rPr>
+              <w:t>**P10 pesimista**</w:t>
+            </w:r>
+          </w:p>
+        </w:tc>
+        <w:tc>
+          <w:tcPr>
+            <w:tcW w:type="dxa" w:w="1440"/>
+          </w:tcPr>
+          <w:p>
+            <w:r>
+              <w:rPr>
+                <w:sz w:val="20"/>
+              </w:rPr>
+              <w:t>~140</w:t>
+            </w:r>
+          </w:p>
+        </w:tc>
+        <w:tc>
+          <w:tcPr>
+            <w:tcW w:type="dxa" w:w="1440"/>
+          </w:tcPr>
+          <w:p>
+            <w:r>
+              <w:rPr>
+                <w:sz w:val="20"/>
+              </w:rPr>
+              <w:t>~120</w:t>
+            </w:r>
+          </w:p>
+        </w:tc>
+        <w:tc>
+          <w:tcPr>
+            <w:tcW w:type="dxa" w:w="1440"/>
+          </w:tcPr>
+          <w:p>
+            <w:r>
+              <w:rPr>
+                <w:sz w:val="20"/>
+              </w:rPr>
+              <w:t>~48.000</w:t>
+            </w:r>
+          </w:p>
+        </w:tc>
+        <w:tc>
+          <w:tcPr>
+            <w:tcW w:type="dxa" w:w="1440"/>
+          </w:tcPr>
+          <w:p>
+            <w:r>
+              <w:rPr>
+                <w:sz w:val="20"/>
+              </w:rPr>
+              <w:t>**~25.000**</w:t>
+            </w:r>
+          </w:p>
+        </w:tc>
+        <w:tc>
+          <w:tcPr>
+            <w:tcW w:type="dxa" w:w="1440"/>
+          </w:tcPr>
+          <w:p>
+            <w:r>
+              <w:rPr>
+                <w:sz w:val="20"/>
+              </w:rPr>
+              <w:t>Post M12</w:t>
+            </w:r>
+          </w:p>
+        </w:tc>
+      </w:tr>
+      <w:tr>
+        <w:tc>
+          <w:tcPr>
+            <w:tcW w:type="dxa" w:w="1440"/>
+          </w:tcPr>
+          <w:p>
+            <w:r>
+              <w:rPr>
+                <w:sz w:val="20"/>
+              </w:rPr>
+              <w:t>**P50 Lean central**</w:t>
+            </w:r>
+          </w:p>
+        </w:tc>
+        <w:tc>
+          <w:tcPr>
+            <w:tcW w:type="dxa" w:w="1440"/>
+          </w:tcPr>
+          <w:p>
+            <w:r>
+              <w:rPr>
+                <w:sz w:val="20"/>
+              </w:rPr>
+              <w:t>**~185**</w:t>
+            </w:r>
+          </w:p>
+        </w:tc>
+        <w:tc>
+          <w:tcPr>
+            <w:tcW w:type="dxa" w:w="1440"/>
+          </w:tcPr>
+          <w:p>
+            <w:r>
+              <w:rPr>
+                <w:sz w:val="20"/>
+              </w:rPr>
+              <w:t>**~159**</w:t>
+            </w:r>
+          </w:p>
+        </w:tc>
+        <w:tc>
+          <w:tcPr>
+            <w:tcW w:type="dxa" w:w="1440"/>
+          </w:tcPr>
+          <w:p>
+            <w:r>
+              <w:rPr>
+                <w:sz w:val="20"/>
+              </w:rPr>
+              <w:t>**59.968**</w:t>
+            </w:r>
+          </w:p>
+        </w:tc>
+        <w:tc>
+          <w:tcPr>
+            <w:tcW w:type="dxa" w:w="1440"/>
+          </w:tcPr>
+          <w:p>
+            <w:r>
+              <w:rPr>
+                <w:sz w:val="20"/>
+              </w:rPr>
+              <w:t>**~40.831**</w:t>
+            </w:r>
+          </w:p>
+        </w:tc>
+        <w:tc>
+          <w:tcPr>
+            <w:tcW w:type="dxa" w:w="1440"/>
+          </w:tcPr>
+          <w:p>
+            <w:r>
+              <w:rPr>
+                <w:sz w:val="20"/>
+              </w:rPr>
+              <w:t>**Casi M12**</w:t>
+            </w:r>
+          </w:p>
+        </w:tc>
+      </w:tr>
+      <w:tr>
+        <w:tc>
+          <w:tcPr>
+            <w:tcW w:type="dxa" w:w="1440"/>
+          </w:tcPr>
+          <w:p>
+            <w:r>
+              <w:rPr>
+                <w:sz w:val="20"/>
+              </w:rPr>
+              <w:t>**Lean+ (×1,15)**</w:t>
+            </w:r>
+          </w:p>
+        </w:tc>
+        <w:tc>
+          <w:tcPr>
+            <w:tcW w:type="dxa" w:w="1440"/>
+          </w:tcPr>
+          <w:p>
+            <w:r>
+              <w:rPr>
+                <w:sz w:val="20"/>
+              </w:rPr>
+              <w:t>**~212**</w:t>
+            </w:r>
+          </w:p>
+        </w:tc>
+        <w:tc>
+          <w:tcPr>
+            <w:tcW w:type="dxa" w:w="1440"/>
+          </w:tcPr>
+          <w:p>
+            <w:r>
+              <w:rPr>
+                <w:sz w:val="20"/>
+              </w:rPr>
+              <w:t>**~183**</w:t>
+            </w:r>
+          </w:p>
+        </w:tc>
+        <w:tc>
+          <w:tcPr>
+            <w:tcW w:type="dxa" w:w="1440"/>
+          </w:tcPr>
+          <w:p>
+            <w:r>
+              <w:rPr>
+                <w:sz w:val="20"/>
+              </w:rPr>
+              <w:t>**~68.962**</w:t>
+            </w:r>
+          </w:p>
+        </w:tc>
+        <w:tc>
+          <w:tcPr>
+            <w:tcW w:type="dxa" w:w="1440"/>
+          </w:tcPr>
+          <w:p>
+            <w:r>
+              <w:rPr>
+                <w:sz w:val="20"/>
+              </w:rPr>
+              <w:t>**~49.825**</w:t>
+            </w:r>
+          </w:p>
+        </w:tc>
+        <w:tc>
+          <w:tcPr>
+            <w:tcW w:type="dxa" w:w="1440"/>
+          </w:tcPr>
+          <w:p>
+            <w:r>
+              <w:rPr>
+                <w:sz w:val="20"/>
+              </w:rPr>
+              <w:t>**Desde M10**</w:t>
+            </w:r>
+          </w:p>
+        </w:tc>
+      </w:tr>
+      <w:tr>
+        <w:tc>
+          <w:tcPr>
+            <w:tcW w:type="dxa" w:w="1440"/>
+          </w:tcPr>
+          <w:p>
+            <w:r>
+              <w:rPr>
+                <w:sz w:val="20"/>
+              </w:rPr>
+              <w:t>**P90 optimista**</w:t>
+            </w:r>
+          </w:p>
+        </w:tc>
+        <w:tc>
+          <w:tcPr>
+            <w:tcW w:type="dxa" w:w="1440"/>
+          </w:tcPr>
+          <w:p>
+            <w:r>
+              <w:rPr>
+                <w:sz w:val="20"/>
+              </w:rPr>
+              <w:t>~220</w:t>
+            </w:r>
+          </w:p>
+        </w:tc>
+        <w:tc>
+          <w:tcPr>
+            <w:tcW w:type="dxa" w:w="1440"/>
+          </w:tcPr>
+          <w:p>
+            <w:r>
+              <w:rPr>
+                <w:sz w:val="20"/>
+              </w:rPr>
+              <w:t>~200</w:t>
+            </w:r>
+          </w:p>
+        </w:tc>
+        <w:tc>
+          <w:tcPr>
+            <w:tcW w:type="dxa" w:w="1440"/>
+          </w:tcPr>
+          <w:p>
+            <w:r>
+              <w:rPr>
+                <w:sz w:val="20"/>
+              </w:rPr>
+              <w:t>~72.000</w:t>
+            </w:r>
+          </w:p>
+        </w:tc>
+        <w:tc>
+          <w:tcPr>
+            <w:tcW w:type="dxa" w:w="1440"/>
+          </w:tcPr>
+          <w:p>
+            <w:r>
+              <w:rPr>
+                <w:sz w:val="20"/>
+              </w:rPr>
+              <w:t>**~52.000**</w:t>
+            </w:r>
+          </w:p>
+        </w:tc>
+        <w:tc>
+          <w:tcPr>
+            <w:tcW w:type="dxa" w:w="1440"/>
+          </w:tcPr>
+          <w:p>
+            <w:r>
+              <w:rPr>
+                <w:sz w:val="20"/>
+              </w:rPr>
+              <w:t>M9–M10</w:t>
+            </w:r>
+          </w:p>
+        </w:tc>
+      </w:tr>
+    </w:tbl>
+    <w:p/>
     <w:p>
       <w:r>
         <w:t>────────────────────────────────────────</w:t>
@@ -3692,8 +6287,1090 @@
     </w:tbl>
     <w:p/>
     <w:p>
+      <w:pPr>
+        <w:pStyle w:val="Heading2"/>
+      </w:pPr>
       <w:r>
-        <w:t xml:space="preserve">Útil si el canal comercial rinde </w:t>
+        <w:t>Lean+ mes a mes (ingresos y gap)</w:t>
+      </w:r>
+    </w:p>
+    <w:tbl>
+      <w:tblPr>
+        <w:tblStyle w:val="TableGrid"/>
+        <w:tblW w:type="auto" w:w="0"/>
+        <w:tblLook w:firstColumn="1" w:firstRow="1" w:lastColumn="0" w:lastRow="0" w:noHBand="0" w:noVBand="1" w:val="04A0"/>
+      </w:tblPr>
+      <w:tblGrid>
+        <w:gridCol w:w="1440"/>
+        <w:gridCol w:w="1440"/>
+        <w:gridCol w:w="1440"/>
+        <w:gridCol w:w="1440"/>
+        <w:gridCol w:w="1440"/>
+        <w:gridCol w:w="1440"/>
+      </w:tblGrid>
+      <w:tr>
+        <w:tc>
+          <w:tcPr>
+            <w:tcW w:type="dxa" w:w="1440"/>
+            <w:shd w:fill="1E2A5A"/>
+          </w:tcPr>
+          <w:p>
+            <w:r>
+              <w:rPr>
+                <w:b/>
+                <w:color w:val="FFFFFF"/>
+                <w:sz w:val="20"/>
+              </w:rPr>
+              <w:t>Mes</w:t>
+            </w:r>
+          </w:p>
+        </w:tc>
+        <w:tc>
+          <w:tcPr>
+            <w:tcW w:type="dxa" w:w="1440"/>
+            <w:shd w:fill="1E2A5A"/>
+          </w:tcPr>
+          <w:p>
+            <w:r>
+              <w:rPr>
+                <w:b/>
+                <w:color w:val="FFFFFF"/>
+                <w:sz w:val="20"/>
+              </w:rPr>
+              <w:t>Activas Lean+</w:t>
+            </w:r>
+          </w:p>
+        </w:tc>
+        <w:tc>
+          <w:tcPr>
+            <w:tcW w:type="dxa" w:w="1440"/>
+            <w:shd w:fill="1E2A5A"/>
+          </w:tcPr>
+          <w:p>
+            <w:r>
+              <w:rPr>
+                <w:b/>
+                <w:color w:val="FFFFFF"/>
+                <w:sz w:val="20"/>
+              </w:rPr>
+              <w:t>Revenue</w:t>
+            </w:r>
+          </w:p>
+        </w:tc>
+        <w:tc>
+          <w:tcPr>
+            <w:tcW w:type="dxa" w:w="1440"/>
+            <w:shd w:fill="1E2A5A"/>
+          </w:tcPr>
+          <w:p>
+            <w:r>
+              <w:rPr>
+                <w:b/>
+                <w:color w:val="FFFFFF"/>
+                <w:sz w:val="20"/>
+              </w:rPr>
+              <w:t>Burn</w:t>
+            </w:r>
+          </w:p>
+        </w:tc>
+        <w:tc>
+          <w:tcPr>
+            <w:tcW w:type="dxa" w:w="1440"/>
+            <w:shd w:fill="1E2A5A"/>
+          </w:tcPr>
+          <w:p>
+            <w:r>
+              <w:rPr>
+                <w:b/>
+                <w:color w:val="FFFFFF"/>
+                <w:sz w:val="20"/>
+              </w:rPr>
+              <w:t>Gap mensual</w:t>
+            </w:r>
+          </w:p>
+        </w:tc>
+        <w:tc>
+          <w:tcPr>
+            <w:tcW w:type="dxa" w:w="1440"/>
+            <w:shd w:fill="1E2A5A"/>
+          </w:tcPr>
+          <w:p>
+            <w:r>
+              <w:rPr>
+                <w:b/>
+                <w:color w:val="FFFFFF"/>
+                <w:sz w:val="20"/>
+              </w:rPr>
+              <w:t>Gap Lean (ref.)</w:t>
+            </w:r>
+          </w:p>
+        </w:tc>
+      </w:tr>
+      <w:tr>
+        <w:tc>
+          <w:tcPr>
+            <w:tcW w:type="dxa" w:w="1440"/>
+          </w:tcPr>
+          <w:p>
+            <w:r>
+              <w:rPr>
+                <w:sz w:val="20"/>
+              </w:rPr>
+              <w:t>1</w:t>
+            </w:r>
+          </w:p>
+        </w:tc>
+        <w:tc>
+          <w:tcPr>
+            <w:tcW w:type="dxa" w:w="1440"/>
+          </w:tcPr>
+          <w:p>
+            <w:r>
+              <w:rPr>
+                <w:sz w:val="20"/>
+              </w:rPr>
+              <w:t>46</w:t>
+            </w:r>
+          </w:p>
+        </w:tc>
+        <w:tc>
+          <w:tcPr>
+            <w:tcW w:type="dxa" w:w="1440"/>
+          </w:tcPr>
+          <w:p>
+            <w:r>
+              <w:rPr>
+                <w:sz w:val="20"/>
+              </w:rPr>
+              <w:t>1.725</w:t>
+            </w:r>
+          </w:p>
+        </w:tc>
+        <w:tc>
+          <w:tcPr>
+            <w:tcW w:type="dxa" w:w="1440"/>
+          </w:tcPr>
+          <w:p>
+            <w:r>
+              <w:rPr>
+                <w:sz w:val="20"/>
+              </w:rPr>
+              <w:t>8.011</w:t>
+            </w:r>
+          </w:p>
+        </w:tc>
+        <w:tc>
+          <w:tcPr>
+            <w:tcW w:type="dxa" w:w="1440"/>
+          </w:tcPr>
+          <w:p>
+            <w:r>
+              <w:rPr>
+                <w:sz w:val="20"/>
+              </w:rPr>
+              <w:t>−6.286</w:t>
+            </w:r>
+          </w:p>
+        </w:tc>
+        <w:tc>
+          <w:tcPr>
+            <w:tcW w:type="dxa" w:w="1440"/>
+          </w:tcPr>
+          <w:p>
+            <w:r>
+              <w:rPr>
+                <w:sz w:val="20"/>
+              </w:rPr>
+              <w:t>−6.511</w:t>
+            </w:r>
+          </w:p>
+        </w:tc>
+      </w:tr>
+      <w:tr>
+        <w:tc>
+          <w:tcPr>
+            <w:tcW w:type="dxa" w:w="1440"/>
+          </w:tcPr>
+          <w:p>
+            <w:r>
+              <w:rPr>
+                <w:sz w:val="20"/>
+              </w:rPr>
+              <w:t>2</w:t>
+            </w:r>
+          </w:p>
+        </w:tc>
+        <w:tc>
+          <w:tcPr>
+            <w:tcW w:type="dxa" w:w="1440"/>
+          </w:tcPr>
+          <w:p>
+            <w:r>
+              <w:rPr>
+                <w:sz w:val="20"/>
+              </w:rPr>
+              <w:t>59</w:t>
+            </w:r>
+          </w:p>
+        </w:tc>
+        <w:tc>
+          <w:tcPr>
+            <w:tcW w:type="dxa" w:w="1440"/>
+          </w:tcPr>
+          <w:p>
+            <w:r>
+              <w:rPr>
+                <w:sz w:val="20"/>
+              </w:rPr>
+              <w:t>2.493</w:t>
+            </w:r>
+          </w:p>
+        </w:tc>
+        <w:tc>
+          <w:tcPr>
+            <w:tcW w:type="dxa" w:w="1440"/>
+          </w:tcPr>
+          <w:p>
+            <w:r>
+              <w:rPr>
+                <w:sz w:val="20"/>
+              </w:rPr>
+              <w:t>8.011</w:t>
+            </w:r>
+          </w:p>
+        </w:tc>
+        <w:tc>
+          <w:tcPr>
+            <w:tcW w:type="dxa" w:w="1440"/>
+          </w:tcPr>
+          <w:p>
+            <w:r>
+              <w:rPr>
+                <w:sz w:val="20"/>
+              </w:rPr>
+              <w:t>−5.518</w:t>
+            </w:r>
+          </w:p>
+        </w:tc>
+        <w:tc>
+          <w:tcPr>
+            <w:tcW w:type="dxa" w:w="1440"/>
+          </w:tcPr>
+          <w:p>
+            <w:r>
+              <w:rPr>
+                <w:sz w:val="20"/>
+              </w:rPr>
+              <w:t>−5.843</w:t>
+            </w:r>
+          </w:p>
+        </w:tc>
+      </w:tr>
+      <w:tr>
+        <w:tc>
+          <w:tcPr>
+            <w:tcW w:type="dxa" w:w="1440"/>
+          </w:tcPr>
+          <w:p>
+            <w:r>
+              <w:rPr>
+                <w:sz w:val="20"/>
+              </w:rPr>
+              <w:t>3</w:t>
+            </w:r>
+          </w:p>
+        </w:tc>
+        <w:tc>
+          <w:tcPr>
+            <w:tcW w:type="dxa" w:w="1440"/>
+          </w:tcPr>
+          <w:p>
+            <w:r>
+              <w:rPr>
+                <w:sz w:val="20"/>
+              </w:rPr>
+              <w:t>71</w:t>
+            </w:r>
+          </w:p>
+        </w:tc>
+        <w:tc>
+          <w:tcPr>
+            <w:tcW w:type="dxa" w:w="1440"/>
+          </w:tcPr>
+          <w:p>
+            <w:r>
+              <w:rPr>
+                <w:sz w:val="20"/>
+              </w:rPr>
+              <w:t>3.565</w:t>
+            </w:r>
+          </w:p>
+        </w:tc>
+        <w:tc>
+          <w:tcPr>
+            <w:tcW w:type="dxa" w:w="1440"/>
+          </w:tcPr>
+          <w:p>
+            <w:r>
+              <w:rPr>
+                <w:sz w:val="20"/>
+              </w:rPr>
+              <w:t>8.347</w:t>
+            </w:r>
+          </w:p>
+        </w:tc>
+        <w:tc>
+          <w:tcPr>
+            <w:tcW w:type="dxa" w:w="1440"/>
+          </w:tcPr>
+          <w:p>
+            <w:r>
+              <w:rPr>
+                <w:sz w:val="20"/>
+              </w:rPr>
+              <w:t>−4.782</w:t>
+            </w:r>
+          </w:p>
+        </w:tc>
+        <w:tc>
+          <w:tcPr>
+            <w:tcW w:type="dxa" w:w="1440"/>
+          </w:tcPr>
+          <w:p>
+            <w:r>
+              <w:rPr>
+                <w:sz w:val="20"/>
+              </w:rPr>
+              <w:t>−5.247</w:t>
+            </w:r>
+          </w:p>
+        </w:tc>
+      </w:tr>
+      <w:tr>
+        <w:tc>
+          <w:tcPr>
+            <w:tcW w:type="dxa" w:w="1440"/>
+          </w:tcPr>
+          <w:p>
+            <w:r>
+              <w:rPr>
+                <w:sz w:val="20"/>
+              </w:rPr>
+              <w:t>4</w:t>
+            </w:r>
+          </w:p>
+        </w:tc>
+        <w:tc>
+          <w:tcPr>
+            <w:tcW w:type="dxa" w:w="1440"/>
+          </w:tcPr>
+          <w:p>
+            <w:r>
+              <w:rPr>
+                <w:sz w:val="20"/>
+              </w:rPr>
+              <w:t>85</w:t>
+            </w:r>
+          </w:p>
+        </w:tc>
+        <w:tc>
+          <w:tcPr>
+            <w:tcW w:type="dxa" w:w="1440"/>
+          </w:tcPr>
+          <w:p>
+            <w:r>
+              <w:rPr>
+                <w:sz w:val="20"/>
+              </w:rPr>
+              <w:t>4.255</w:t>
+            </w:r>
+          </w:p>
+        </w:tc>
+        <w:tc>
+          <w:tcPr>
+            <w:tcW w:type="dxa" w:w="1440"/>
+          </w:tcPr>
+          <w:p>
+            <w:r>
+              <w:rPr>
+                <w:sz w:val="20"/>
+              </w:rPr>
+              <w:t>8.347</w:t>
+            </w:r>
+          </w:p>
+        </w:tc>
+        <w:tc>
+          <w:tcPr>
+            <w:tcW w:type="dxa" w:w="1440"/>
+          </w:tcPr>
+          <w:p>
+            <w:r>
+              <w:rPr>
+                <w:sz w:val="20"/>
+              </w:rPr>
+              <w:t>−4.092</w:t>
+            </w:r>
+          </w:p>
+        </w:tc>
+        <w:tc>
+          <w:tcPr>
+            <w:tcW w:type="dxa" w:w="1440"/>
+          </w:tcPr>
+          <w:p>
+            <w:r>
+              <w:rPr>
+                <w:sz w:val="20"/>
+              </w:rPr>
+              <w:t>−4.647</w:t>
+            </w:r>
+          </w:p>
+        </w:tc>
+      </w:tr>
+      <w:tr>
+        <w:tc>
+          <w:tcPr>
+            <w:tcW w:type="dxa" w:w="1440"/>
+          </w:tcPr>
+          <w:p>
+            <w:r>
+              <w:rPr>
+                <w:sz w:val="20"/>
+              </w:rPr>
+              <w:t>5</w:t>
+            </w:r>
+          </w:p>
+        </w:tc>
+        <w:tc>
+          <w:tcPr>
+            <w:tcW w:type="dxa" w:w="1440"/>
+          </w:tcPr>
+          <w:p>
+            <w:r>
+              <w:rPr>
+                <w:sz w:val="20"/>
+              </w:rPr>
+              <w:t>98</w:t>
+            </w:r>
+          </w:p>
+        </w:tc>
+        <w:tc>
+          <w:tcPr>
+            <w:tcW w:type="dxa" w:w="1440"/>
+          </w:tcPr>
+          <w:p>
+            <w:r>
+              <w:rPr>
+                <w:sz w:val="20"/>
+              </w:rPr>
+              <w:t>4.888</w:t>
+            </w:r>
+          </w:p>
+        </w:tc>
+        <w:tc>
+          <w:tcPr>
+            <w:tcW w:type="dxa" w:w="1440"/>
+          </w:tcPr>
+          <w:p>
+            <w:r>
+              <w:rPr>
+                <w:sz w:val="20"/>
+              </w:rPr>
+              <w:t>8.347</w:t>
+            </w:r>
+          </w:p>
+        </w:tc>
+        <w:tc>
+          <w:tcPr>
+            <w:tcW w:type="dxa" w:w="1440"/>
+          </w:tcPr>
+          <w:p>
+            <w:r>
+              <w:rPr>
+                <w:sz w:val="20"/>
+              </w:rPr>
+              <w:t>−3.459</w:t>
+            </w:r>
+          </w:p>
+        </w:tc>
+        <w:tc>
+          <w:tcPr>
+            <w:tcW w:type="dxa" w:w="1440"/>
+          </w:tcPr>
+          <w:p>
+            <w:r>
+              <w:rPr>
+                <w:sz w:val="20"/>
+              </w:rPr>
+              <w:t>−4.097</w:t>
+            </w:r>
+          </w:p>
+        </w:tc>
+      </w:tr>
+      <w:tr>
+        <w:tc>
+          <w:tcPr>
+            <w:tcW w:type="dxa" w:w="1440"/>
+          </w:tcPr>
+          <w:p>
+            <w:r>
+              <w:rPr>
+                <w:sz w:val="20"/>
+              </w:rPr>
+              <w:t>6</w:t>
+            </w:r>
+          </w:p>
+        </w:tc>
+        <w:tc>
+          <w:tcPr>
+            <w:tcW w:type="dxa" w:w="1440"/>
+          </w:tcPr>
+          <w:p>
+            <w:r>
+              <w:rPr>
+                <w:sz w:val="20"/>
+              </w:rPr>
+              <w:t>112</w:t>
+            </w:r>
+          </w:p>
+        </w:tc>
+        <w:tc>
+          <w:tcPr>
+            <w:tcW w:type="dxa" w:w="1440"/>
+          </w:tcPr>
+          <w:p>
+            <w:r>
+              <w:rPr>
+                <w:sz w:val="20"/>
+              </w:rPr>
+              <w:t>5.578</w:t>
+            </w:r>
+          </w:p>
+        </w:tc>
+        <w:tc>
+          <w:tcPr>
+            <w:tcW w:type="dxa" w:w="1440"/>
+          </w:tcPr>
+          <w:p>
+            <w:r>
+              <w:rPr>
+                <w:sz w:val="20"/>
+              </w:rPr>
+              <w:t>8.347</w:t>
+            </w:r>
+          </w:p>
+        </w:tc>
+        <w:tc>
+          <w:tcPr>
+            <w:tcW w:type="dxa" w:w="1440"/>
+          </w:tcPr>
+          <w:p>
+            <w:r>
+              <w:rPr>
+                <w:sz w:val="20"/>
+              </w:rPr>
+              <w:t>−2.769</w:t>
+            </w:r>
+          </w:p>
+        </w:tc>
+        <w:tc>
+          <w:tcPr>
+            <w:tcW w:type="dxa" w:w="1440"/>
+          </w:tcPr>
+          <w:p>
+            <w:r>
+              <w:rPr>
+                <w:sz w:val="20"/>
+              </w:rPr>
+              <w:t>−3.497</w:t>
+            </w:r>
+          </w:p>
+        </w:tc>
+      </w:tr>
+      <w:tr>
+        <w:tc>
+          <w:tcPr>
+            <w:tcW w:type="dxa" w:w="1440"/>
+          </w:tcPr>
+          <w:p>
+            <w:r>
+              <w:rPr>
+                <w:sz w:val="20"/>
+              </w:rPr>
+              <w:t>7</w:t>
+            </w:r>
+          </w:p>
+        </w:tc>
+        <w:tc>
+          <w:tcPr>
+            <w:tcW w:type="dxa" w:w="1440"/>
+          </w:tcPr>
+          <w:p>
+            <w:r>
+              <w:rPr>
+                <w:sz w:val="20"/>
+              </w:rPr>
+              <w:t>124</w:t>
+            </w:r>
+          </w:p>
+        </w:tc>
+        <w:tc>
+          <w:tcPr>
+            <w:tcW w:type="dxa" w:w="1440"/>
+          </w:tcPr>
+          <w:p>
+            <w:r>
+              <w:rPr>
+                <w:sz w:val="20"/>
+              </w:rPr>
+              <w:t>6.210</w:t>
+            </w:r>
+          </w:p>
+        </w:tc>
+        <w:tc>
+          <w:tcPr>
+            <w:tcW w:type="dxa" w:w="1440"/>
+          </w:tcPr>
+          <w:p>
+            <w:r>
+              <w:rPr>
+                <w:sz w:val="20"/>
+              </w:rPr>
+              <w:t>7.980</w:t>
+            </w:r>
+          </w:p>
+        </w:tc>
+        <w:tc>
+          <w:tcPr>
+            <w:tcW w:type="dxa" w:w="1440"/>
+          </w:tcPr>
+          <w:p>
+            <w:r>
+              <w:rPr>
+                <w:sz w:val="20"/>
+              </w:rPr>
+              <w:t>−1.770</w:t>
+            </w:r>
+          </w:p>
+        </w:tc>
+        <w:tc>
+          <w:tcPr>
+            <w:tcW w:type="dxa" w:w="1440"/>
+          </w:tcPr>
+          <w:p>
+            <w:r>
+              <w:rPr>
+                <w:sz w:val="20"/>
+              </w:rPr>
+              <w:t>−2.580</w:t>
+            </w:r>
+          </w:p>
+        </w:tc>
+      </w:tr>
+      <w:tr>
+        <w:tc>
+          <w:tcPr>
+            <w:tcW w:type="dxa" w:w="1440"/>
+          </w:tcPr>
+          <w:p>
+            <w:r>
+              <w:rPr>
+                <w:sz w:val="20"/>
+              </w:rPr>
+              <w:t>8</w:t>
+            </w:r>
+          </w:p>
+        </w:tc>
+        <w:tc>
+          <w:tcPr>
+            <w:tcW w:type="dxa" w:w="1440"/>
+          </w:tcPr>
+          <w:p>
+            <w:r>
+              <w:rPr>
+                <w:sz w:val="20"/>
+              </w:rPr>
+              <w:t>137</w:t>
+            </w:r>
+          </w:p>
+        </w:tc>
+        <w:tc>
+          <w:tcPr>
+            <w:tcW w:type="dxa" w:w="1440"/>
+          </w:tcPr>
+          <w:p>
+            <w:r>
+              <w:rPr>
+                <w:sz w:val="20"/>
+              </w:rPr>
+              <w:t>6.842</w:t>
+            </w:r>
+          </w:p>
+        </w:tc>
+        <w:tc>
+          <w:tcPr>
+            <w:tcW w:type="dxa" w:w="1440"/>
+          </w:tcPr>
+          <w:p>
+            <w:r>
+              <w:rPr>
+                <w:sz w:val="20"/>
+              </w:rPr>
+              <w:t>7.980</w:t>
+            </w:r>
+          </w:p>
+        </w:tc>
+        <w:tc>
+          <w:tcPr>
+            <w:tcW w:type="dxa" w:w="1440"/>
+          </w:tcPr>
+          <w:p>
+            <w:r>
+              <w:rPr>
+                <w:sz w:val="20"/>
+              </w:rPr>
+              <w:t>−1.138</w:t>
+            </w:r>
+          </w:p>
+        </w:tc>
+        <w:tc>
+          <w:tcPr>
+            <w:tcW w:type="dxa" w:w="1440"/>
+          </w:tcPr>
+          <w:p>
+            <w:r>
+              <w:rPr>
+                <w:sz w:val="20"/>
+              </w:rPr>
+              <w:t>−2.030</w:t>
+            </w:r>
+          </w:p>
+        </w:tc>
+      </w:tr>
+      <w:tr>
+        <w:tc>
+          <w:tcPr>
+            <w:tcW w:type="dxa" w:w="1440"/>
+          </w:tcPr>
+          <w:p>
+            <w:r>
+              <w:rPr>
+                <w:sz w:val="20"/>
+              </w:rPr>
+              <w:t>9</w:t>
+            </w:r>
+          </w:p>
+        </w:tc>
+        <w:tc>
+          <w:tcPr>
+            <w:tcW w:type="dxa" w:w="1440"/>
+          </w:tcPr>
+          <w:p>
+            <w:r>
+              <w:rPr>
+                <w:sz w:val="20"/>
+              </w:rPr>
+              <w:t>150</w:t>
+            </w:r>
+          </w:p>
+        </w:tc>
+        <w:tc>
+          <w:tcPr>
+            <w:tcW w:type="dxa" w:w="1440"/>
+          </w:tcPr>
+          <w:p>
+            <w:r>
+              <w:rPr>
+                <w:sz w:val="20"/>
+              </w:rPr>
+              <w:t>7.475</w:t>
+            </w:r>
+          </w:p>
+        </w:tc>
+        <w:tc>
+          <w:tcPr>
+            <w:tcW w:type="dxa" w:w="1440"/>
+          </w:tcPr>
+          <w:p>
+            <w:r>
+              <w:rPr>
+                <w:sz w:val="20"/>
+              </w:rPr>
+              <w:t>7.980</w:t>
+            </w:r>
+          </w:p>
+        </w:tc>
+        <w:tc>
+          <w:tcPr>
+            <w:tcW w:type="dxa" w:w="1440"/>
+          </w:tcPr>
+          <w:p>
+            <w:r>
+              <w:rPr>
+                <w:sz w:val="20"/>
+              </w:rPr>
+              <w:t>−505</w:t>
+            </w:r>
+          </w:p>
+        </w:tc>
+        <w:tc>
+          <w:tcPr>
+            <w:tcW w:type="dxa" w:w="1440"/>
+          </w:tcPr>
+          <w:p>
+            <w:r>
+              <w:rPr>
+                <w:sz w:val="20"/>
+              </w:rPr>
+              <w:t>−1.480</w:t>
+            </w:r>
+          </w:p>
+        </w:tc>
+      </w:tr>
+      <w:tr>
+        <w:tc>
+          <w:tcPr>
+            <w:tcW w:type="dxa" w:w="1440"/>
+          </w:tcPr>
+          <w:p>
+            <w:r>
+              <w:rPr>
+                <w:sz w:val="20"/>
+              </w:rPr>
+              <w:t>10</w:t>
+            </w:r>
+          </w:p>
+        </w:tc>
+        <w:tc>
+          <w:tcPr>
+            <w:tcW w:type="dxa" w:w="1440"/>
+          </w:tcPr>
+          <w:p>
+            <w:r>
+              <w:rPr>
+                <w:sz w:val="20"/>
+              </w:rPr>
+              <w:t>162</w:t>
+            </w:r>
+          </w:p>
+        </w:tc>
+        <w:tc>
+          <w:tcPr>
+            <w:tcW w:type="dxa" w:w="1440"/>
+          </w:tcPr>
+          <w:p>
+            <w:r>
+              <w:rPr>
+                <w:sz w:val="20"/>
+              </w:rPr>
+              <w:t>**8.107**</w:t>
+            </w:r>
+          </w:p>
+        </w:tc>
+        <w:tc>
+          <w:tcPr>
+            <w:tcW w:type="dxa" w:w="1440"/>
+          </w:tcPr>
+          <w:p>
+            <w:r>
+              <w:rPr>
+                <w:sz w:val="20"/>
+              </w:rPr>
+              <w:t>7.980</w:t>
+            </w:r>
+          </w:p>
+        </w:tc>
+        <w:tc>
+          <w:tcPr>
+            <w:tcW w:type="dxa" w:w="1440"/>
+          </w:tcPr>
+          <w:p>
+            <w:r>
+              <w:rPr>
+                <w:sz w:val="20"/>
+              </w:rPr>
+              <w:t>**+127**</w:t>
+            </w:r>
+          </w:p>
+        </w:tc>
+        <w:tc>
+          <w:tcPr>
+            <w:tcW w:type="dxa" w:w="1440"/>
+          </w:tcPr>
+          <w:p>
+            <w:r>
+              <w:rPr>
+                <w:sz w:val="20"/>
+              </w:rPr>
+              <w:t>−930</w:t>
+            </w:r>
+          </w:p>
+        </w:tc>
+      </w:tr>
+      <w:tr>
+        <w:tc>
+          <w:tcPr>
+            <w:tcW w:type="dxa" w:w="1440"/>
+          </w:tcPr>
+          <w:p>
+            <w:r>
+              <w:rPr>
+                <w:sz w:val="20"/>
+              </w:rPr>
+              <w:t>11</w:t>
+            </w:r>
+          </w:p>
+        </w:tc>
+        <w:tc>
+          <w:tcPr>
+            <w:tcW w:type="dxa" w:w="1440"/>
+          </w:tcPr>
+          <w:p>
+            <w:r>
+              <w:rPr>
+                <w:sz w:val="20"/>
+              </w:rPr>
+              <w:t>174</w:t>
+            </w:r>
+          </w:p>
+        </w:tc>
+        <w:tc>
+          <w:tcPr>
+            <w:tcW w:type="dxa" w:w="1440"/>
+          </w:tcPr>
+          <w:p>
+            <w:r>
+              <w:rPr>
+                <w:sz w:val="20"/>
+              </w:rPr>
+              <w:t>**8.682**</w:t>
+            </w:r>
+          </w:p>
+        </w:tc>
+        <w:tc>
+          <w:tcPr>
+            <w:tcW w:type="dxa" w:w="1440"/>
+          </w:tcPr>
+          <w:p>
+            <w:r>
+              <w:rPr>
+                <w:sz w:val="20"/>
+              </w:rPr>
+              <w:t>7.980</w:t>
+            </w:r>
+          </w:p>
+        </w:tc>
+        <w:tc>
+          <w:tcPr>
+            <w:tcW w:type="dxa" w:w="1440"/>
+          </w:tcPr>
+          <w:p>
+            <w:r>
+              <w:rPr>
+                <w:sz w:val="20"/>
+              </w:rPr>
+              <w:t>**+702**</w:t>
+            </w:r>
+          </w:p>
+        </w:tc>
+        <w:tc>
+          <w:tcPr>
+            <w:tcW w:type="dxa" w:w="1440"/>
+          </w:tcPr>
+          <w:p>
+            <w:r>
+              <w:rPr>
+                <w:sz w:val="20"/>
+              </w:rPr>
+              <w:t>−430</w:t>
+            </w:r>
+          </w:p>
+        </w:tc>
+      </w:tr>
+      <w:tr>
+        <w:tc>
+          <w:tcPr>
+            <w:tcW w:type="dxa" w:w="1440"/>
+          </w:tcPr>
+          <w:p>
+            <w:r>
+              <w:rPr>
+                <w:sz w:val="20"/>
+              </w:rPr>
+              <w:t>12</w:t>
+            </w:r>
+          </w:p>
+        </w:tc>
+        <w:tc>
+          <w:tcPr>
+            <w:tcW w:type="dxa" w:w="1440"/>
+          </w:tcPr>
+          <w:p>
+            <w:r>
+              <w:rPr>
+                <w:sz w:val="20"/>
+              </w:rPr>
+              <w:t>183</w:t>
+            </w:r>
+          </w:p>
+        </w:tc>
+        <w:tc>
+          <w:tcPr>
+            <w:tcW w:type="dxa" w:w="1440"/>
+          </w:tcPr>
+          <w:p>
+            <w:r>
+              <w:rPr>
+                <w:sz w:val="20"/>
+              </w:rPr>
+              <w:t>**9.142**</w:t>
+            </w:r>
+          </w:p>
+        </w:tc>
+        <w:tc>
+          <w:tcPr>
+            <w:tcW w:type="dxa" w:w="1440"/>
+          </w:tcPr>
+          <w:p>
+            <w:r>
+              <w:rPr>
+                <w:sz w:val="20"/>
+              </w:rPr>
+              <w:t>7.980</w:t>
+            </w:r>
+          </w:p>
+        </w:tc>
+        <w:tc>
+          <w:tcPr>
+            <w:tcW w:type="dxa" w:w="1440"/>
+          </w:tcPr>
+          <w:p>
+            <w:r>
+              <w:rPr>
+                <w:sz w:val="20"/>
+              </w:rPr>
+              <w:t>**+1.162**</w:t>
+            </w:r>
+          </w:p>
+        </w:tc>
+        <w:tc>
+          <w:tcPr>
+            <w:tcW w:type="dxa" w:w="1440"/>
+          </w:tcPr>
+          <w:p>
+            <w:r>
+              <w:rPr>
+                <w:sz w:val="20"/>
+              </w:rPr>
+              <w:t>−30</w:t>
+            </w:r>
+          </w:p>
+        </w:tc>
+      </w:tr>
+    </w:tbl>
+    <w:p/>
+    <w:p>
+      <w:r>
+        <w:t xml:space="preserve">Útil si el canal comercial (incluida red Morr o referidos) rinde </w:t>
       </w:r>
       <w:r>
         <w:rPr>
@@ -3702,7 +7379,7 @@
         <w:t>15% más</w:t>
       </w:r>
       <w:r>
-        <w:t xml:space="preserve"> sin subir headcount a 6 vendedores.</w:t>
+        <w:t xml:space="preserve"> sin subir headcount a 6 vendedores. Requiere validar censo Carabobo antes de prometerlo externamente.</w:t>
       </w:r>
     </w:p>
     <w:p>
@@ -3715,7 +7392,681 @@
         <w:pStyle w:val="Heading1"/>
       </w:pPr>
       <w:r>
-        <w:t>Sensibilidad de caja (referencia)</w:t>
+        <w:t>Otros tiers (solo contexto — no ask principal)</w:t>
+      </w:r>
+    </w:p>
+    <w:tbl>
+      <w:tblPr>
+        <w:tblStyle w:val="TableGrid"/>
+        <w:tblW w:type="auto" w:w="0"/>
+        <w:tblLook w:firstColumn="1" w:firstRow="1" w:lastColumn="0" w:lastRow="0" w:noHBand="0" w:noVBand="1" w:val="04A0"/>
+      </w:tblPr>
+      <w:tblGrid>
+        <w:gridCol w:w="2160"/>
+        <w:gridCol w:w="2160"/>
+        <w:gridCol w:w="2160"/>
+        <w:gridCol w:w="2160"/>
+      </w:tblGrid>
+      <w:tr>
+        <w:tc>
+          <w:tcPr>
+            <w:tcW w:type="dxa" w:w="2160"/>
+            <w:shd w:fill="1E2A5A"/>
+          </w:tcPr>
+          <w:p>
+            <w:r>
+              <w:rPr>
+                <w:b/>
+                <w:color w:val="FFFFFF"/>
+                <w:sz w:val="20"/>
+              </w:rPr>
+              <w:t>Tier</w:t>
+            </w:r>
+          </w:p>
+        </w:tc>
+        <w:tc>
+          <w:tcPr>
+            <w:tcW w:type="dxa" w:w="2160"/>
+            <w:shd w:fill="1E2A5A"/>
+          </w:tcPr>
+          <w:p>
+            <w:r>
+              <w:rPr>
+                <w:b/>
+                <w:color w:val="FFFFFF"/>
+                <w:sz w:val="20"/>
+              </w:rPr>
+              <w:t>Capital</w:t>
+            </w:r>
+          </w:p>
+        </w:tc>
+        <w:tc>
+          <w:tcPr>
+            <w:tcW w:type="dxa" w:w="2160"/>
+            <w:shd w:fill="1E2A5A"/>
+          </w:tcPr>
+          <w:p>
+            <w:r>
+              <w:rPr>
+                <w:b/>
+                <w:color w:val="FFFFFF"/>
+                <w:sz w:val="20"/>
+              </w:rPr>
+              <w:t>Burn prom./mes</w:t>
+            </w:r>
+          </w:p>
+        </w:tc>
+        <w:tc>
+          <w:tcPr>
+            <w:tcW w:type="dxa" w:w="2160"/>
+            <w:shd w:fill="1E2A5A"/>
+          </w:tcPr>
+          <w:p>
+            <w:r>
+              <w:rPr>
+                <w:b/>
+                <w:color w:val="FFFFFF"/>
+                <w:sz w:val="20"/>
+              </w:rPr>
+              <w:t>Cuándo tiene sentido</w:t>
+            </w:r>
+          </w:p>
+        </w:tc>
+      </w:tr>
+      <w:tr>
+        <w:tc>
+          <w:tcPr>
+            <w:tcW w:type="dxa" w:w="2160"/>
+          </w:tcPr>
+          <w:p>
+            <w:r>
+              <w:rPr>
+                <w:sz w:val="20"/>
+              </w:rPr>
+              <w:t>**Lean**</w:t>
+            </w:r>
+          </w:p>
+        </w:tc>
+        <w:tc>
+          <w:tcPr>
+            <w:tcW w:type="dxa" w:w="2160"/>
+          </w:tcPr>
+          <w:p>
+            <w:r>
+              <w:rPr>
+                <w:sz w:val="20"/>
+              </w:rPr>
+              <w:t>**~112k**</w:t>
+            </w:r>
+          </w:p>
+        </w:tc>
+        <w:tc>
+          <w:tcPr>
+            <w:tcW w:type="dxa" w:w="2160"/>
+          </w:tcPr>
+          <w:p>
+            <w:r>
+              <w:rPr>
+                <w:sz w:val="20"/>
+              </w:rPr>
+              <w:t>~8.108</w:t>
+            </w:r>
+          </w:p>
+        </w:tc>
+        <w:tc>
+          <w:tcPr>
+            <w:tcW w:type="dxa" w:w="2160"/>
+          </w:tcPr>
+          <w:p>
+            <w:r>
+              <w:rPr>
+                <w:sz w:val="20"/>
+              </w:rPr>
+              <w:t>Bootstrap 4× Sales Carabobo</w:t>
+            </w:r>
+          </w:p>
+        </w:tc>
+      </w:tr>
+      <w:tr>
+        <w:tc>
+          <w:tcPr>
+            <w:tcW w:type="dxa" w:w="2160"/>
+          </w:tcPr>
+          <w:p>
+            <w:r>
+              <w:rPr>
+                <w:sz w:val="20"/>
+              </w:rPr>
+              <w:t>**Lean+**</w:t>
+            </w:r>
+          </w:p>
+        </w:tc>
+        <w:tc>
+          <w:tcPr>
+            <w:tcW w:type="dxa" w:w="2160"/>
+          </w:tcPr>
+          <w:p>
+            <w:r>
+              <w:rPr>
+                <w:sz w:val="20"/>
+              </w:rPr>
+              <w:t>~112k *(operativo)*</w:t>
+            </w:r>
+          </w:p>
+        </w:tc>
+        <w:tc>
+          <w:tcPr>
+            <w:tcW w:type="dxa" w:w="2160"/>
+          </w:tcPr>
+          <w:p>
+            <w:r>
+              <w:rPr>
+                <w:sz w:val="20"/>
+              </w:rPr>
+              <w:t>~8.108</w:t>
+            </w:r>
+          </w:p>
+        </w:tc>
+        <w:tc>
+          <w:tcPr>
+            <w:tcW w:type="dxa" w:w="2160"/>
+          </w:tcPr>
+          <w:p>
+            <w:r>
+              <w:rPr>
+                <w:sz w:val="20"/>
+              </w:rPr>
+              <w:t>Mismo $, curva comercial +15%</w:t>
+            </w:r>
+          </w:p>
+        </w:tc>
+      </w:tr>
+      <w:tr>
+        <w:tc>
+          <w:tcPr>
+            <w:tcW w:type="dxa" w:w="2160"/>
+          </w:tcPr>
+          <w:p>
+            <w:r>
+              <w:rPr>
+                <w:sz w:val="20"/>
+              </w:rPr>
+              <w:t>**Base**</w:t>
+            </w:r>
+          </w:p>
+        </w:tc>
+        <w:tc>
+          <w:tcPr>
+            <w:tcW w:type="dxa" w:w="2160"/>
+          </w:tcPr>
+          <w:p>
+            <w:r>
+              <w:rPr>
+                <w:sz w:val="20"/>
+              </w:rPr>
+              <w:t>~157k</w:t>
+            </w:r>
+          </w:p>
+        </w:tc>
+        <w:tc>
+          <w:tcPr>
+            <w:tcW w:type="dxa" w:w="2160"/>
+          </w:tcPr>
+          <w:p>
+            <w:r>
+              <w:rPr>
+                <w:sz w:val="20"/>
+              </w:rPr>
+              <w:t>~10.898</w:t>
+            </w:r>
+          </w:p>
+        </w:tc>
+        <w:tc>
+          <w:tcPr>
+            <w:tcW w:type="dxa" w:w="2160"/>
+          </w:tcPr>
+          <w:p>
+            <w:r>
+              <w:rPr>
+                <w:sz w:val="20"/>
+              </w:rPr>
+              <w:t>+ marketing, coordinador partners, dev mid</w:t>
+            </w:r>
+          </w:p>
+        </w:tc>
+      </w:tr>
+      <w:tr>
+        <w:tc>
+          <w:tcPr>
+            <w:tcW w:type="dxa" w:w="2160"/>
+          </w:tcPr>
+          <w:p>
+            <w:r>
+              <w:rPr>
+                <w:sz w:val="20"/>
+              </w:rPr>
+              <w:t>**Growth**</w:t>
+            </w:r>
+          </w:p>
+        </w:tc>
+        <w:tc>
+          <w:tcPr>
+            <w:tcW w:type="dxa" w:w="2160"/>
+          </w:tcPr>
+          <w:p>
+            <w:r>
+              <w:rPr>
+                <w:sz w:val="20"/>
+              </w:rPr>
+              <w:t>~187k</w:t>
+            </w:r>
+          </w:p>
+        </w:tc>
+        <w:tc>
+          <w:tcPr>
+            <w:tcW w:type="dxa" w:w="2160"/>
+          </w:tcPr>
+          <w:p>
+            <w:r>
+              <w:rPr>
+                <w:sz w:val="20"/>
+              </w:rPr>
+              <w:t>~12.698</w:t>
+            </w:r>
+          </w:p>
+        </w:tc>
+        <w:tc>
+          <w:tcPr>
+            <w:tcW w:type="dxa" w:w="2160"/>
+          </w:tcPr>
+          <w:p>
+            <w:r>
+              <w:rPr>
+                <w:sz w:val="20"/>
+              </w:rPr>
+              <w:t>+ dev senior, radio, colchón regulatorio</w:t>
+            </w:r>
+          </w:p>
+        </w:tc>
+      </w:tr>
+      <w:tr>
+        <w:tc>
+          <w:tcPr>
+            <w:tcW w:type="dxa" w:w="2160"/>
+          </w:tcPr>
+          <w:p>
+            <w:r>
+              <w:rPr>
+                <w:sz w:val="20"/>
+              </w:rPr>
+              <w:t>**Blitz** *(stretch)*</w:t>
+            </w:r>
+          </w:p>
+        </w:tc>
+        <w:tc>
+          <w:tcPr>
+            <w:tcW w:type="dxa" w:w="2160"/>
+          </w:tcPr>
+          <w:p>
+            <w:r>
+              <w:rPr>
+                <w:sz w:val="20"/>
+              </w:rPr>
+              <w:t>~185k</w:t>
+            </w:r>
+          </w:p>
+        </w:tc>
+        <w:tc>
+          <w:tcPr>
+            <w:tcW w:type="dxa" w:w="2160"/>
+          </w:tcPr>
+          <w:p>
+            <w:r>
+              <w:rPr>
+                <w:sz w:val="20"/>
+              </w:rPr>
+              <w:t>~11.998</w:t>
+            </w:r>
+          </w:p>
+        </w:tc>
+        <w:tc>
+          <w:tcPr>
+            <w:tcW w:type="dxa" w:w="2160"/>
+          </w:tcPr>
+          <w:p>
+            <w:r>
+              <w:rPr>
+                <w:sz w:val="20"/>
+              </w:rPr>
+              <w:t>6× Sales, curva ×1,5 — solo tras censo validado</w:t>
+            </w:r>
+          </w:p>
+        </w:tc>
+      </w:tr>
+    </w:tbl>
+    <w:p/>
+    <w:p>
+      <w:r>
+        <w:t xml:space="preserve">Gabriel: para la conversión con Morr, el ancla es </w:t>
+      </w:r>
+      <w:r>
+        <w:rPr>
+          <w:b/>
+        </w:rPr>
+        <w:t>Lean ~112k</w:t>
+      </w:r>
+      <w:r>
+        <w:t>. Base/Growth son “qué pasa si queremos más colchón sin cambiar la meta comercial de ~159 activas”.</w:t>
+      </w:r>
+    </w:p>
+    <w:p>
+      <w:r>
+        <w:t>────────────────────────────────────────</w:t>
+      </w:r>
+    </w:p>
+    <w:p>
+      <w:pPr>
+        <w:pStyle w:val="Heading1"/>
+      </w:pPr>
+      <w:r>
+        <w:t>Puente ingresos ↔ unit economics</w:t>
+      </w:r>
+    </w:p>
+    <w:tbl>
+      <w:tblPr>
+        <w:tblStyle w:val="TableGrid"/>
+        <w:tblW w:type="auto" w:w="0"/>
+        <w:tblLook w:firstColumn="1" w:firstRow="1" w:lastColumn="0" w:lastRow="0" w:noHBand="0" w:noVBand="1" w:val="04A0"/>
+      </w:tblPr>
+      <w:tblGrid>
+        <w:gridCol w:w="1728"/>
+        <w:gridCol w:w="1728"/>
+        <w:gridCol w:w="1728"/>
+        <w:gridCol w:w="1728"/>
+        <w:gridCol w:w="1728"/>
+      </w:tblGrid>
+      <w:tr>
+        <w:tc>
+          <w:tcPr>
+            <w:tcW w:type="dxa" w:w="1728"/>
+            <w:shd w:fill="1E2A5A"/>
+          </w:tcPr>
+          <w:p>
+            <w:r>
+              <w:rPr>
+                <w:b/>
+                <w:color w:val="FFFFFF"/>
+                <w:sz w:val="20"/>
+              </w:rPr>
+              <w:t>Mes</w:t>
+            </w:r>
+          </w:p>
+        </w:tc>
+        <w:tc>
+          <w:tcPr>
+            <w:tcW w:type="dxa" w:w="1728"/>
+            <w:shd w:fill="1E2A5A"/>
+          </w:tcPr>
+          <w:p>
+            <w:r>
+              <w:rPr>
+                <w:b/>
+                <w:color w:val="FFFFFF"/>
+                <w:sz w:val="20"/>
+              </w:rPr>
+              <w:t>Activas</w:t>
+            </w:r>
+          </w:p>
+        </w:tc>
+        <w:tc>
+          <w:tcPr>
+            <w:tcW w:type="dxa" w:w="1728"/>
+            <w:shd w:fill="1E2A5A"/>
+          </w:tcPr>
+          <w:p>
+            <w:r>
+              <w:rPr>
+                <w:b/>
+                <w:color w:val="FFFFFF"/>
+                <w:sz w:val="20"/>
+              </w:rPr>
+              <w:t>ARPF implícito</w:t>
+            </w:r>
+          </w:p>
+        </w:tc>
+        <w:tc>
+          <w:tcPr>
+            <w:tcW w:type="dxa" w:w="1728"/>
+            <w:shd w:fill="1E2A5A"/>
+          </w:tcPr>
+          <w:p>
+            <w:r>
+              <w:rPr>
+                <w:b/>
+                <w:color w:val="FFFFFF"/>
+                <w:sz w:val="20"/>
+              </w:rPr>
+              <w:t>Revenue</w:t>
+            </w:r>
+          </w:p>
+        </w:tc>
+        <w:tc>
+          <w:tcPr>
+            <w:tcW w:type="dxa" w:w="1728"/>
+            <w:shd w:fill="1E2A5A"/>
+          </w:tcPr>
+          <w:p>
+            <w:r>
+              <w:rPr>
+                <w:b/>
+                <w:color w:val="FFFFFF"/>
+                <w:sz w:val="20"/>
+              </w:rPr>
+              <w:t>Check ARPF×activas</w:t>
+            </w:r>
+          </w:p>
+        </w:tc>
+      </w:tr>
+      <w:tr>
+        <w:tc>
+          <w:tcPr>
+            <w:tcW w:type="dxa" w:w="1728"/>
+          </w:tcPr>
+          <w:p>
+            <w:r>
+              <w:rPr>
+                <w:sz w:val="20"/>
+              </w:rPr>
+              <w:t>6</w:t>
+            </w:r>
+          </w:p>
+        </w:tc>
+        <w:tc>
+          <w:tcPr>
+            <w:tcW w:type="dxa" w:w="1728"/>
+          </w:tcPr>
+          <w:p>
+            <w:r>
+              <w:rPr>
+                <w:sz w:val="20"/>
+              </w:rPr>
+              <w:t>97</w:t>
+            </w:r>
+          </w:p>
+        </w:tc>
+        <w:tc>
+          <w:tcPr>
+            <w:tcW w:type="dxa" w:w="1728"/>
+          </w:tcPr>
+          <w:p>
+            <w:r>
+              <w:rPr>
+                <w:sz w:val="20"/>
+              </w:rPr>
+              <w:t>~50</w:t>
+            </w:r>
+          </w:p>
+        </w:tc>
+        <w:tc>
+          <w:tcPr>
+            <w:tcW w:type="dxa" w:w="1728"/>
+          </w:tcPr>
+          <w:p>
+            <w:r>
+              <w:rPr>
+                <w:sz w:val="20"/>
+              </w:rPr>
+              <w:t>4.850</w:t>
+            </w:r>
+          </w:p>
+        </w:tc>
+        <w:tc>
+          <w:tcPr>
+            <w:tcW w:type="dxa" w:w="1728"/>
+          </w:tcPr>
+          <w:p>
+            <w:r>
+              <w:rPr>
+                <w:sz w:val="20"/>
+              </w:rPr>
+              <w:t>97 × 50 = 4.850 ✓</w:t>
+            </w:r>
+          </w:p>
+        </w:tc>
+      </w:tr>
+      <w:tr>
+        <w:tc>
+          <w:tcPr>
+            <w:tcW w:type="dxa" w:w="1728"/>
+          </w:tcPr>
+          <w:p>
+            <w:r>
+              <w:rPr>
+                <w:sz w:val="20"/>
+              </w:rPr>
+              <w:t>12</w:t>
+            </w:r>
+          </w:p>
+        </w:tc>
+        <w:tc>
+          <w:tcPr>
+            <w:tcW w:type="dxa" w:w="1728"/>
+          </w:tcPr>
+          <w:p>
+            <w:r>
+              <w:rPr>
+                <w:sz w:val="20"/>
+              </w:rPr>
+              <w:t>159</w:t>
+            </w:r>
+          </w:p>
+        </w:tc>
+        <w:tc>
+          <w:tcPr>
+            <w:tcW w:type="dxa" w:w="1728"/>
+          </w:tcPr>
+          <w:p>
+            <w:r>
+              <w:rPr>
+                <w:sz w:val="20"/>
+              </w:rPr>
+              <w:t>~50</w:t>
+            </w:r>
+          </w:p>
+        </w:tc>
+        <w:tc>
+          <w:tcPr>
+            <w:tcW w:type="dxa" w:w="1728"/>
+          </w:tcPr>
+          <w:p>
+            <w:r>
+              <w:rPr>
+                <w:sz w:val="20"/>
+              </w:rPr>
+              <w:t>7.950</w:t>
+            </w:r>
+          </w:p>
+        </w:tc>
+        <w:tc>
+          <w:tcPr>
+            <w:tcW w:type="dxa" w:w="1728"/>
+          </w:tcPr>
+          <w:p>
+            <w:r>
+              <w:rPr>
+                <w:sz w:val="20"/>
+              </w:rPr>
+              <w:t>159 × 50 = 7.950 ✓</w:t>
+            </w:r>
+          </w:p>
+        </w:tc>
+      </w:tr>
+    </w:tbl>
+    <w:p/>
+    <w:p>
+      <w:r>
+        <w:t xml:space="preserve">Si el GMV real por farmacia es bajo (muchas en tier Basic 25 USD), el ARPF efectivo cae a </w:t>
+      </w:r>
+      <w:r>
+        <w:rPr>
+          <w:b/>
+        </w:rPr>
+        <w:t>~41</w:t>
+      </w:r>
+      <w:r>
+        <w:t xml:space="preserve"> y el LTV/CAC baja a </w:t>
+      </w:r>
+      <w:r>
+        <w:rPr>
+          <w:b/>
+        </w:rPr>
+        <w:t>~5,9×</w:t>
+      </w:r>
+      <w:r>
+        <w:t xml:space="preserve"> — aún aceptable (&gt;3×), pero el equilibrio mensual se aleja </w:t>
+      </w:r>
+      <w:r>
+        <w:rPr>
+          <w:b/>
+        </w:rPr>
+        <w:t>~2–3 meses</w:t>
+      </w:r>
+      <w:r>
+        <w:t>.</w:t>
+      </w:r>
+    </w:p>
+    <w:p>
+      <w:r/>
+      <w:r>
+        <w:rPr>
+          <w:b/>
+        </w:rPr>
+        <w:t>Payback CAC:</w:t>
+      </w:r>
+      <w:r>
+        <w:t xml:space="preserve"> con </w:t>
+      </w:r>
+      <w:r>
+        <w:rPr>
+          <w:b/>
+        </w:rPr>
+        <w:t>139 ÷ 50 ≈ 2,8 meses</w:t>
+      </w:r>
+      <w:r>
+        <w:t>, una farmacia firmada en M1 debería cubrir su costo de adquisición antes de M4 — si churn no la expulsa antes.</w:t>
+      </w:r>
+    </w:p>
+    <w:p>
+      <w:r>
+        <w:t>────────────────────────────────────────</w:t>
+      </w:r>
+    </w:p>
+    <w:p>
+      <w:pPr>
+        <w:pStyle w:val="Heading1"/>
+      </w:pPr>
+      <w:r>
+        <w:t>Mitigaciones si la curva va más lenta</w:t>
       </w:r>
     </w:p>
     <w:tbl>
@@ -3742,7 +8093,7 @@
                 <w:color w:val="FFFFFF"/>
                 <w:sz w:val="20"/>
               </w:rPr>
-              <w:t>Escenario</w:t>
+              <w:t>Señal (cuándo)</w:t>
             </w:r>
           </w:p>
         </w:tc>
@@ -3758,7 +8109,7 @@
                 <w:color w:val="FFFFFF"/>
                 <w:sz w:val="20"/>
               </w:rPr>
-              <w:t>Activas M12</w:t>
+              <w:t>Umbral</w:t>
             </w:r>
           </w:p>
         </w:tc>
@@ -3774,7 +8125,7 @@
                 <w:color w:val="FFFFFF"/>
                 <w:sz w:val="20"/>
               </w:rPr>
-              <w:t>Caja M12 (aprox.)</w:t>
+              <w:t>Acción</w:t>
             </w:r>
           </w:p>
         </w:tc>
@@ -3789,7 +8140,7 @@
               <w:rPr>
                 <w:sz w:val="20"/>
               </w:rPr>
-              <w:t>Pesimista (P10)</w:t>
+              <w:t>Caja M6 &lt; ~48.311</w:t>
             </w:r>
           </w:p>
         </w:tc>
@@ -3802,7 +8153,7 @@
               <w:rPr>
                 <w:sz w:val="20"/>
               </w:rPr>
-              <w:t>~120</w:t>
+              <w:t>Mes 6 post-Day-D</w:t>
             </w:r>
           </w:p>
         </w:tc>
@@ -3815,7 +8166,7 @@
               <w:rPr>
                 <w:sz w:val="20"/>
               </w:rPr>
-              <w:t>~25.000</w:t>
+              <w:t>Recortar Meta 50%; pausar valla; bridge founder</w:t>
             </w:r>
           </w:p>
         </w:tc>
@@ -3830,7 +8181,7 @@
               <w:rPr>
                 <w:sz w:val="20"/>
               </w:rPr>
-              <w:t>**Central Lean (P50)**</w:t>
+              <w:t>&lt; 8 firmas/mes × 2 meses</w:t>
             </w:r>
           </w:p>
         </w:tc>
@@ -3843,7 +8194,7 @@
               <w:rPr>
                 <w:sz w:val="20"/>
               </w:rPr>
-              <w:t>**~159**</w:t>
+              <w:t>M2–M3 típico</w:t>
             </w:r>
           </w:p>
         </w:tc>
@@ -3856,7 +8207,7 @@
               <w:rPr>
                 <w:sz w:val="20"/>
               </w:rPr>
-              <w:t>**~40.831**</w:t>
+              <w:t>Revisar script comercial; mom-test pricing con dueños</w:t>
             </w:r>
           </w:p>
         </w:tc>
@@ -3871,7 +8222,7 @@
               <w:rPr>
                 <w:sz w:val="20"/>
               </w:rPr>
-              <w:t>Lean+ stretch</w:t>
+              <w:t>CAC &gt; 139 +20% (~167)</w:t>
             </w:r>
           </w:p>
         </w:tc>
@@ -3884,7 +8235,7 @@
               <w:rPr>
                 <w:sz w:val="20"/>
               </w:rPr>
-              <w:t>~183</w:t>
+              <w:t>Continuo</w:t>
             </w:r>
           </w:p>
         </w:tc>
@@ -3897,7 +8248,7 @@
               <w:rPr>
                 <w:sz w:val="20"/>
               </w:rPr>
-              <w:t>~49.825</w:t>
+              <w:t>Bajar comisiones variables; foco referidos farmacia</w:t>
             </w:r>
           </w:p>
         </w:tc>
@@ -3912,7 +8263,7 @@
               <w:rPr>
                 <w:sz w:val="20"/>
               </w:rPr>
-              <w:t>Optimista (P90)</w:t>
+              <w:t>Churn &gt; 7% dos meses seguidos</w:t>
             </w:r>
           </w:p>
         </w:tc>
@@ -3925,7 +8276,7 @@
               <w:rPr>
                 <w:sz w:val="20"/>
               </w:rPr>
-              <w:t>~200</w:t>
+              <w:t>M4+</w:t>
             </w:r>
           </w:p>
         </w:tc>
@@ -3938,7 +8289,89 @@
               <w:rPr>
                 <w:sz w:val="20"/>
               </w:rPr>
-              <w:t>~52.000</w:t>
+              <w:t>Auditoría onboarding; CS dedicado a activación catálogo</w:t>
+            </w:r>
+          </w:p>
+        </w:tc>
+      </w:tr>
+      <w:tr>
+        <w:tc>
+          <w:tcPr>
+            <w:tcW w:type="dxa" w:w="2880"/>
+          </w:tcPr>
+          <w:p>
+            <w:r>
+              <w:rPr>
+                <w:sz w:val="20"/>
+              </w:rPr>
+              <w:t>Gap M12 persistente &gt; −500/mes</w:t>
+            </w:r>
+          </w:p>
+        </w:tc>
+        <w:tc>
+          <w:tcPr>
+            <w:tcW w:type="dxa" w:w="2880"/>
+          </w:tcPr>
+          <w:p>
+            <w:r>
+              <w:rPr>
+                <w:sz w:val="20"/>
+              </w:rPr>
+              <w:t>M10–M12</w:t>
+            </w:r>
+          </w:p>
+        </w:tc>
+        <w:tc>
+          <w:tcPr>
+            <w:tcW w:type="dxa" w:w="2880"/>
+          </w:tcPr>
+          <w:p>
+            <w:r>
+              <w:rPr>
+                <w:sz w:val="20"/>
+              </w:rPr>
+              <w:t>Lean+ (curva ×1,15), ARPF ~53, tier Base ~157k, o bridge trimestral</w:t>
+            </w:r>
+          </w:p>
+        </w:tc>
+      </w:tr>
+      <w:tr>
+        <w:tc>
+          <w:tcPr>
+            <w:tcW w:type="dxa" w:w="2880"/>
+          </w:tcPr>
+          <w:p>
+            <w:r>
+              <w:rPr>
+                <w:sz w:val="20"/>
+              </w:rPr>
+              <w:t>ARPF medido &lt; 41</w:t>
+            </w:r>
+          </w:p>
+        </w:tc>
+        <w:tc>
+          <w:tcPr>
+            <w:tcW w:type="dxa" w:w="2880"/>
+          </w:tcPr>
+          <w:p>
+            <w:r>
+              <w:rPr>
+                <w:sz w:val="20"/>
+              </w:rPr>
+              <w:t>M6</w:t>
+            </w:r>
+          </w:p>
+        </w:tc>
+        <w:tc>
+          <w:tcPr>
+            <w:tcW w:type="dxa" w:w="2880"/>
+          </w:tcPr>
+          <w:p>
+            <w:r>
+              <w:rPr>
+                <w:sz w:val="20"/>
+              </w:rPr>
+              <w:t>Revisar mix tiers; no escalar Meta B2C</w:t>
             </w:r>
           </w:p>
         </w:tc>
@@ -4169,178 +8602,7 @@
         <w:pStyle w:val="Heading1"/>
       </w:pPr>
       <w:r>
-        <w:t>Mitigaciones si la curva va más lenta</w:t>
-      </w:r>
-    </w:p>
-    <w:tbl>
-      <w:tblPr>
-        <w:tblStyle w:val="TableGrid"/>
-        <w:tblW w:type="auto" w:w="0"/>
-        <w:tblLook w:firstColumn="1" w:firstRow="1" w:lastColumn="0" w:lastRow="0" w:noHBand="0" w:noVBand="1" w:val="04A0"/>
-      </w:tblPr>
-      <w:tblGrid>
-        <w:gridCol w:w="4320"/>
-        <w:gridCol w:w="4320"/>
-      </w:tblGrid>
-      <w:tr>
-        <w:tc>
-          <w:tcPr>
-            <w:tcW w:type="dxa" w:w="4320"/>
-            <w:shd w:fill="1E2A5A"/>
-          </w:tcPr>
-          <w:p>
-            <w:r>
-              <w:rPr>
-                <w:b/>
-                <w:color w:val="FFFFFF"/>
-                <w:sz w:val="20"/>
-              </w:rPr>
-              <w:t>Señal</w:t>
-            </w:r>
-          </w:p>
-        </w:tc>
-        <w:tc>
-          <w:tcPr>
-            <w:tcW w:type="dxa" w:w="4320"/>
-            <w:shd w:fill="1E2A5A"/>
-          </w:tcPr>
-          <w:p>
-            <w:r>
-              <w:rPr>
-                <w:b/>
-                <w:color w:val="FFFFFF"/>
-                <w:sz w:val="20"/>
-              </w:rPr>
-              <w:t>Acción</w:t>
-            </w:r>
-          </w:p>
-        </w:tc>
-      </w:tr>
-      <w:tr>
-        <w:tc>
-          <w:tcPr>
-            <w:tcW w:type="dxa" w:w="4320"/>
-          </w:tcPr>
-          <w:p>
-            <w:r>
-              <w:rPr>
-                <w:sz w:val="20"/>
-              </w:rPr>
-              <w:t>Caja M6 &lt; ~48.311</w:t>
-            </w:r>
-          </w:p>
-        </w:tc>
-        <w:tc>
-          <w:tcPr>
-            <w:tcW w:type="dxa" w:w="4320"/>
-          </w:tcPr>
-          <w:p>
-            <w:r>
-              <w:rPr>
-                <w:sz w:val="20"/>
-              </w:rPr>
-              <w:t>Recortar Meta 50%; pausar valla; bridge founder</w:t>
-            </w:r>
-          </w:p>
-        </w:tc>
-      </w:tr>
-      <w:tr>
-        <w:tc>
-          <w:tcPr>
-            <w:tcW w:type="dxa" w:w="4320"/>
-          </w:tcPr>
-          <w:p>
-            <w:r>
-              <w:rPr>
-                <w:sz w:val="20"/>
-              </w:rPr>
-              <w:t>&lt; 8 firmas/mes × 2 meses</w:t>
-            </w:r>
-          </w:p>
-        </w:tc>
-        <w:tc>
-          <w:tcPr>
-            <w:tcW w:type="dxa" w:w="4320"/>
-          </w:tcPr>
-          <w:p>
-            <w:r>
-              <w:rPr>
-                <w:sz w:val="20"/>
-              </w:rPr>
-              <w:t>Revisar script comercial; validar pricing con farmacias</w:t>
-            </w:r>
-          </w:p>
-        </w:tc>
-      </w:tr>
-      <w:tr>
-        <w:tc>
-          <w:tcPr>
-            <w:tcW w:type="dxa" w:w="4320"/>
-          </w:tcPr>
-          <w:p>
-            <w:r>
-              <w:rPr>
-                <w:sz w:val="20"/>
-              </w:rPr>
-              <w:t>CAC &gt; 139 +20%</w:t>
-            </w:r>
-          </w:p>
-        </w:tc>
-        <w:tc>
-          <w:tcPr>
-            <w:tcW w:type="dxa" w:w="4320"/>
-          </w:tcPr>
-          <w:p>
-            <w:r>
-              <w:rPr>
-                <w:sz w:val="20"/>
-              </w:rPr>
-              <w:t>Bajar comisiones variables; foco referidos</w:t>
-            </w:r>
-          </w:p>
-        </w:tc>
-      </w:tr>
-      <w:tr>
-        <w:tc>
-          <w:tcPr>
-            <w:tcW w:type="dxa" w:w="4320"/>
-          </w:tcPr>
-          <w:p>
-            <w:r>
-              <w:rPr>
-                <w:sz w:val="20"/>
-              </w:rPr>
-              <w:t>Gap M12 persistente</w:t>
-            </w:r>
-          </w:p>
-        </w:tc>
-        <w:tc>
-          <w:tcPr>
-            <w:tcW w:type="dxa" w:w="4320"/>
-          </w:tcPr>
-          <w:p>
-            <w:r>
-              <w:rPr>
-                <w:sz w:val="20"/>
-              </w:rPr>
-              <w:t>Lean+ (curva ×1,15), ARPF ~53, tier Base ~157k, o bridge trimestral</w:t>
-            </w:r>
-          </w:p>
-        </w:tc>
-      </w:tr>
-    </w:tbl>
-    <w:p/>
-    <w:p>
-      <w:r>
-        <w:t>────────────────────────────────────────</w:t>
-      </w:r>
-    </w:p>
-    <w:p>
-      <w:pPr>
-        <w:pStyle w:val="Heading1"/>
-      </w:pPr>
-      <w:r>
-        <w:t>Qué revisar juntos</w:t>
+        <w:t>Qué nos gustaría que revises, Gabriel</w:t>
       </w:r>
     </w:p>
     <w:p>
@@ -4354,7 +8616,7 @@
         <w:t>¿La curva de 185 firmas / 159 activas es realista en Carabobo en 12 meses?</w:t>
       </w:r>
       <w:r>
-        <w:t xml:space="preserve"> — Tu lectura del mercado independiente vs cadena.</w:t>
+        <w:t xml:space="preserve"> Tu lectura del mercado independiente vs cadena — ¿800 visitas/mes por vendedor es factible o optimista?</w:t>
       </w:r>
     </w:p>
     <w:p>
@@ -4365,10 +8627,10 @@
         <w:rPr>
           <w:b/>
         </w:rPr>
-        <w:t>Punto más bajo de caja (~48k en M6)</w:t>
+        <w:t>Punto más bajo de caja (~48k en M6):</w:t>
       </w:r>
       <w:r>
-        <w:t xml:space="preserve"> — ¿Hay colchón suficiente si el verano o la economía local retrasan adopción?</w:t>
+        <w:t xml:space="preserve"> ¿Hay colchón suficiente si el verano, la economía local o un retraso legal empujan el Day-D 30 días?</w:t>
       </w:r>
     </w:p>
     <w:p>
@@ -4379,10 +8641,10 @@
         <w:rPr>
           <w:b/>
         </w:rPr>
-        <w:t>Fase 0 de 90 días</w:t>
+        <w:t>Sensibilidad churn 5% vs 7%:</w:t>
       </w:r>
       <w:r>
-        <w:t xml:space="preserve"> — ¿Coincide con tiempos reales de legal, onboarding farmacias y go-live?</w:t>
+        <w:t xml:space="preserve"> ¿Qué tasa de baja de farmacias independientes has visto en proyectos digitales B2B locales?</w:t>
       </w:r>
     </w:p>
     <w:p>
@@ -4393,24 +8655,10 @@
         <w:rPr>
           <w:b/>
         </w:rPr>
-        <w:t>Casi equilibrio M12</w:t>
+        <w:t>Lean vs Lean+:</w:t>
       </w:r>
       <w:r>
-        <w:t xml:space="preserve"> — ¿Prefieres plan conservador (Lean) o stretch operativo (Lean+) sin pedir más capital?</w:t>
-      </w:r>
-    </w:p>
-    <w:p>
-      <w:r>
-        <w:t xml:space="preserve">5. </w:t>
-      </w:r>
-      <w:r>
-        <w:rPr>
-          <w:b/>
-        </w:rPr>
-        <w:t>Triggers de contingencia</w:t>
-      </w:r>
-      <w:r>
-        <w:t xml:space="preserve"> — ¿Qué métricas locales monitorizarías tú desde mes 3?</w:t>
+        <w:t xml:space="preserve"> ¿Prefieres plan conservador (casi BE en M12) o stretch operativo (+15% firmas, BE desde M10) sin pedir más capital?</w:t>
       </w:r>
     </w:p>
     <w:p>
@@ -4456,6 +8704,29 @@
     </w:p>
     <w:p>
       <w:r>
+        <w:t xml:space="preserve">- </w:t>
+      </w:r>
+      <w:r>
+        <w:rPr>
+          <w:b/>
+        </w:rPr>
+        <w:t>ARPF ~50</w:t>
+      </w:r>
+      <w:r>
+        <w:t xml:space="preserve"> y </w:t>
+      </w:r>
+      <w:r>
+        <w:rPr>
+          <w:b/>
+        </w:rPr>
+        <w:t>LTV/CAC ~7,2×</w:t>
+      </w:r>
+      <w:r>
+        <w:t xml:space="preserve"> son placeholders hasta GMV piloto; recalcular con datos M3–M6.</w:t>
+      </w:r>
+    </w:p>
+    <w:p>
+      <w:r>
         <w:t xml:space="preserve">- Años 2–5 son </w:t>
       </w:r>
       <w:r>
@@ -4494,6 +8765,38 @@
       </w:r>
       <w:r>
         <w:t xml:space="preserve"> ni solicitud de inversión salvo acuerdo aparte.</w:t>
+      </w:r>
+    </w:p>
+    <w:p>
+      <w:r>
+        <w:t>────────────────────────────────────────</w:t>
+      </w:r>
+    </w:p>
+    <w:p>
+      <w:r/>
+      <w:r>
+        <w:rPr>
+          <w:b/>
+        </w:rPr>
+        <w:t>Abrahan Pulido</w:t>
+      </w:r>
+      <w:r>
+        <w:t xml:space="preserve">  </w:t>
+      </w:r>
+    </w:p>
+    <w:p>
+      <w:r>
+        <w:t xml:space="preserve">Founder / CEO / CTO — Zonix Pharma  </w:t>
+      </w:r>
+    </w:p>
+    <w:p>
+      <w:r>
+        <w:t>ing.pulido.abrahan@gmail.com · +58 412 4352014</w:t>
+      </w:r>
+    </w:p>
+    <w:p>
+      <w:r>
+        <w:t>*Zonix Pharma — junio 2026*</w:t>
       </w:r>
     </w:p>
     <w:sectPr>
